--- a/10-保护电路/04-ESD及浪涌保护/雷击浪涌保护电路/雷击浪涌保护电路.docx
+++ b/10-保护电路/04-ESD及浪涌保护/雷击浪涌保护电路/雷击浪涌保护电路.docx
@@ -2455,6 +2455,20 @@
     </w:p>
     <w:bookmarkEnd w:id="26"/>
     <w:bookmarkEnd w:id="27"/>
+    <w:p>
+      <w:pPr>
+        <w:spacing w:before="360"/>
+        <w:jc w:val="center"/>
+      </w:pPr>
+      <w:r>
+        <w:rPr>
+          <w:rFonts w:ascii="Times New Roman" w:hAnsi="Times New Roman"/>
+          <w:color w:val="555555"/>
+          <w:sz w:val="21"/>
+        </w:rPr>
+        <w:t>材料收集者：杜文杰</w:t>
+      </w:r>
+    </w:p>
     <w:sectPr>
       <w:headerReference r:id="rId9" w:type="default"/>
       <w:footerReference r:id="rId10" w:type="default"/>

--- a/10-保护电路/04-ESD及浪涌保护/雷击浪涌保护电路/雷击浪涌保护电路.docx
+++ b/10-保护电路/04-ESD及浪涌保护/雷击浪涌保护电路/雷击浪涌保护电路.docx
@@ -1,6 +1,6 @@
 
 <file path=word/document.xml><?xml version="1.0" encoding="utf-8"?>
-<w:document xmlns:w="http://schemas.openxmlformats.org/wordprocessingml/2006/main" xmlns:m="http://schemas.openxmlformats.org/officeDocument/2006/math" xmlns:r="http://schemas.openxmlformats.org/officeDocument/2006/relationships" xmlns:o="urn:schemas-microsoft-com:office:office" xmlns:v="urn:schemas-microsoft-com:vml" xmlns:w10="urn:schemas-microsoft-com:office:word" xmlns:a="http://schemas.openxmlformats.org/drawingml/2006/main" xmlns:pic="http://schemas.openxmlformats.org/drawingml/2006/picture" xmlns:wp="http://schemas.openxmlformats.org/drawingml/2006/wordprocessingDrawing">
+<w:document xmlns:m="http://schemas.openxmlformats.org/officeDocument/2006/math" xmlns:r="http://schemas.openxmlformats.org/officeDocument/2006/relationships" xmlns:w="http://schemas.openxmlformats.org/wordprocessingml/2006/main" xmlns:o="urn:schemas-microsoft-com:office:office" xmlns:v="urn:schemas-microsoft-com:vml" xmlns:w10="urn:schemas-microsoft-com:office:word" xmlns:a="http://schemas.openxmlformats.org/drawingml/2006/main" xmlns:pic="http://schemas.openxmlformats.org/drawingml/2006/picture" xmlns:wp="http://schemas.openxmlformats.org/drawingml/2006/wordprocessingDrawing">
   <w:body>
     <w:bookmarkStart w:id="27" w:name="雷击浪涌保护电路"/>
     <w:p>
@@ -9,7 +9,7 @@
       </w:pPr>
       <w:r>
         <w:rPr>
-          <w:rFonts w:hint="eastAsia"/>
+          <w:rFonts w:hint="eastAsia" w:eastAsia="黑体"/>
         </w:rPr>
         <w:t xml:space="preserve">雷击浪涌保护电路</w:t>
       </w:r>
@@ -21,7 +21,7 @@
       </w:pPr>
       <w:r>
         <w:rPr>
-          <w:rFonts w:hint="eastAsia"/>
+          <w:rFonts w:hint="eastAsia" w:eastAsia="黑体"/>
         </w:rPr>
         <w:t xml:space="preserve">拓扑描述</w:t>
       </w:r>
@@ -32,16 +32,19 @@
       </w:pPr>
       <w:r>
         <w:rPr>
-          <w:rFonts w:hint="eastAsia"/>
+          <w:rFonts w:hint="eastAsia" w:eastAsia="黑体"/>
         </w:rPr>
         <w:t xml:space="preserve">由</w:t>
       </w:r>
       <w:r>
+        <w:rPr>
+          <w:rFonts w:eastAsia="黑体"/>
+        </w:rPr>
         <w:t xml:space="preserve"> </w:t>
       </w:r>
       <w:r>
         <w:rPr>
-          <w:rFonts w:hint="eastAsia"/>
+          <w:rFonts w:hint="eastAsia" w:eastAsia="黑体"/>
           <w:b/>
           <w:bCs/>
         </w:rPr>
@@ -49,6 +52,7 @@
       </w:r>
       <w:r>
         <w:rPr>
+          <w:rFonts w:eastAsia="黑体"/>
           <w:b/>
           <w:bCs/>
         </w:rPr>
@@ -56,7 +60,7 @@
       </w:r>
       <w:r>
         <w:rPr>
-          <w:rFonts w:hint="eastAsia"/>
+          <w:rFonts w:hint="eastAsia" w:eastAsia="黑体"/>
           <w:b/>
           <w:bCs/>
         </w:rPr>
@@ -64,6 +68,7 @@
       </w:r>
       <w:r>
         <w:rPr>
+          <w:rFonts w:eastAsia="黑体"/>
           <w:b/>
           <w:bCs/>
         </w:rPr>
@@ -71,7 +76,7 @@
       </w:r>
       <w:r>
         <w:rPr>
-          <w:rFonts w:hint="eastAsia"/>
+          <w:rFonts w:hint="eastAsia" w:eastAsia="黑体"/>
           <w:b/>
           <w:bCs/>
         </w:rPr>
@@ -79,6 +84,7 @@
       </w:r>
       <w:r>
         <w:rPr>
+          <w:rFonts w:eastAsia="黑体"/>
           <w:b/>
           <w:bCs/>
         </w:rPr>
@@ -100,6 +106,7 @@
       </m:oMath>
       <w:r>
         <w:rPr>
+          <w:rFonts w:eastAsia="黑体"/>
           <w:b/>
           <w:bCs/>
         </w:rPr>
@@ -121,7 +128,7 @@
       </m:oMath>
       <w:r>
         <w:rPr>
-          <w:rFonts w:hint="eastAsia"/>
+          <w:rFonts w:hint="eastAsia" w:eastAsia="黑体"/>
           <w:b/>
           <w:bCs/>
         </w:rPr>
@@ -129,6 +136,7 @@
       </w:r>
       <w:r>
         <w:rPr>
+          <w:rFonts w:eastAsia="黑体"/>
           <w:b/>
           <w:bCs/>
         </w:rPr>
@@ -140,26 +148,32 @@
         </m:r>
       </m:oMath>
       <w:r>
+        <w:rPr>
+          <w:rFonts w:eastAsia="黑体"/>
+        </w:rPr>
         <w:t xml:space="preserve"> </w:t>
       </w:r>
       <w:r>
         <w:rPr>
-          <w:rFonts w:hint="eastAsia"/>
+          <w:rFonts w:hint="eastAsia" w:eastAsia="黑体"/>
         </w:rPr>
         <w:t xml:space="preserve">组成的多级防护网络。电路共有</w:t>
       </w:r>
       <w:r>
+        <w:rPr>
+          <w:rFonts w:eastAsia="黑体"/>
+        </w:rPr>
         <w:t xml:space="preserve"> 4 </w:t>
       </w:r>
       <w:r>
         <w:rPr>
-          <w:rFonts w:hint="eastAsia"/>
+          <w:rFonts w:hint="eastAsia" w:eastAsia="黑体"/>
         </w:rPr>
         <w:t xml:space="preserve">个关键节点：</w:t>
       </w:r>
       <w:r>
         <w:rPr>
-          <w:rFonts w:hint="eastAsia"/>
+          <w:rFonts w:hint="eastAsia" w:eastAsia="黑体"/>
           <w:b/>
           <w:bCs/>
         </w:rPr>
@@ -167,6 +181,7 @@
       </w:r>
       <w:r>
         <w:rPr>
+          <w:rFonts w:eastAsia="黑体"/>
           <w:b/>
           <w:bCs/>
         </w:rPr>
@@ -174,7 +189,7 @@
       </w:r>
       <w:r>
         <w:rPr>
-          <w:rFonts w:hint="eastAsia"/>
+          <w:rFonts w:hint="eastAsia" w:eastAsia="黑体"/>
           <w:b/>
           <w:bCs/>
         </w:rPr>
@@ -182,11 +197,14 @@
       </w:r>
       <w:r>
         <w:rPr>
-          <w:rFonts w:hint="eastAsia"/>
+          <w:rFonts w:hint="eastAsia" w:eastAsia="黑体"/>
         </w:rPr>
         <w:t xml:space="preserve">（接入口电源线/信号线，连熔断器</w:t>
       </w:r>
       <w:r>
+        <w:rPr>
+          <w:rFonts w:eastAsia="黑体"/>
+        </w:rPr>
         <w:t xml:space="preserve"> </w:t>
       </w:r>
       <m:oMath>
@@ -195,24 +213,33 @@
         </m:r>
       </m:oMath>
       <w:r>
+        <w:rPr>
+          <w:rFonts w:eastAsia="黑体"/>
+        </w:rPr>
         <w:t xml:space="preserve"> </w:t>
       </w:r>
       <w:r>
         <w:rPr>
-          <w:rFonts w:hint="eastAsia"/>
+          <w:rFonts w:hint="eastAsia" w:eastAsia="黑体"/>
         </w:rPr>
         <w:t xml:space="preserve">一端、GDT</w:t>
       </w:r>
       <w:r>
+        <w:rPr>
+          <w:rFonts w:eastAsia="黑体"/>
+        </w:rPr>
         <w:t xml:space="preserve"> </w:t>
       </w:r>
       <w:r>
         <w:rPr>
-          <w:rFonts w:hint="eastAsia"/>
+          <w:rFonts w:hint="eastAsia" w:eastAsia="黑体"/>
         </w:rPr>
         <w:t xml:space="preserve">一端、退耦</w:t>
       </w:r>
       <w:r>
+        <w:rPr>
+          <w:rFonts w:eastAsia="黑体"/>
+        </w:rPr>
         <w:t xml:space="preserve"> </w:t>
       </w:r>
       <m:oMath>
@@ -230,17 +257,20 @@
         </m:sSub>
       </m:oMath>
       <w:r>
+        <w:rPr>
+          <w:rFonts w:eastAsia="黑体"/>
+        </w:rPr>
         <w:t xml:space="preserve"> </w:t>
       </w:r>
       <w:r>
         <w:rPr>
-          <w:rFonts w:hint="eastAsia"/>
+          <w:rFonts w:hint="eastAsia" w:eastAsia="黑体"/>
         </w:rPr>
         <w:t xml:space="preserve">一端）；</w:t>
       </w:r>
       <w:r>
         <w:rPr>
-          <w:rFonts w:hint="eastAsia"/>
+          <w:rFonts w:hint="eastAsia" w:eastAsia="黑体"/>
           <w:b/>
           <w:bCs/>
         </w:rPr>
@@ -248,6 +278,7 @@
       </w:r>
       <w:r>
         <w:rPr>
+          <w:rFonts w:eastAsia="黑体"/>
           <w:b/>
           <w:bCs/>
         </w:rPr>
@@ -255,7 +286,7 @@
       </w:r>
       <w:r>
         <w:rPr>
-          <w:rFonts w:hint="eastAsia"/>
+          <w:rFonts w:hint="eastAsia" w:eastAsia="黑体"/>
           <w:b/>
           <w:bCs/>
         </w:rPr>
@@ -263,7 +294,7 @@
       </w:r>
       <w:r>
         <w:rPr>
-          <w:rFonts w:hint="eastAsia"/>
+          <w:rFonts w:hint="eastAsia" w:eastAsia="黑体"/>
         </w:rPr>
         <w:t xml:space="preserve">（</w:t>
       </w:r>
@@ -282,26 +313,32 @@
         </m:sSub>
       </m:oMath>
       <w:r>
+        <w:rPr>
+          <w:rFonts w:eastAsia="黑体"/>
+        </w:rPr>
         <w:t xml:space="preserve"> </w:t>
       </w:r>
       <w:r>
         <w:rPr>
-          <w:rFonts w:hint="eastAsia"/>
+          <w:rFonts w:hint="eastAsia" w:eastAsia="黑体"/>
         </w:rPr>
         <w:t xml:space="preserve">另一端接</w:t>
       </w:r>
       <w:r>
+        <w:rPr>
+          <w:rFonts w:eastAsia="黑体"/>
+        </w:rPr>
         <w:t xml:space="preserve"> MOV </w:t>
       </w:r>
       <w:r>
         <w:rPr>
-          <w:rFonts w:hint="eastAsia"/>
+          <w:rFonts w:hint="eastAsia" w:eastAsia="黑体"/>
         </w:rPr>
         <w:t xml:space="preserve">一端）；</w:t>
       </w:r>
       <w:r>
         <w:rPr>
-          <w:rFonts w:hint="eastAsia"/>
+          <w:rFonts w:hint="eastAsia" w:eastAsia="黑体"/>
           <w:b/>
           <w:bCs/>
         </w:rPr>
@@ -309,6 +346,7 @@
       </w:r>
       <w:r>
         <w:rPr>
+          <w:rFonts w:eastAsia="黑体"/>
           <w:b/>
           <w:bCs/>
         </w:rPr>
@@ -316,7 +354,7 @@
       </w:r>
       <w:r>
         <w:rPr>
-          <w:rFonts w:hint="eastAsia"/>
+          <w:rFonts w:hint="eastAsia" w:eastAsia="黑体"/>
           <w:b/>
           <w:bCs/>
         </w:rPr>
@@ -324,7 +362,7 @@
       </w:r>
       <w:r>
         <w:rPr>
-          <w:rFonts w:hint="eastAsia"/>
+          <w:rFonts w:hint="eastAsia" w:eastAsia="黑体"/>
         </w:rPr>
         <w:t xml:space="preserve">（</w:t>
       </w:r>
@@ -343,26 +381,32 @@
         </m:sSub>
       </m:oMath>
       <w:r>
+        <w:rPr>
+          <w:rFonts w:eastAsia="黑体"/>
+        </w:rPr>
         <w:t xml:space="preserve"> </w:t>
       </w:r>
       <w:r>
         <w:rPr>
-          <w:rFonts w:hint="eastAsia"/>
+          <w:rFonts w:hint="eastAsia" w:eastAsia="黑体"/>
         </w:rPr>
         <w:t xml:space="preserve">另一端接</w:t>
       </w:r>
       <w:r>
+        <w:rPr>
+          <w:rFonts w:eastAsia="黑体"/>
+        </w:rPr>
         <w:t xml:space="preserve"> TVS </w:t>
       </w:r>
       <w:r>
         <w:rPr>
-          <w:rFonts w:hint="eastAsia"/>
+          <w:rFonts w:hint="eastAsia" w:eastAsia="黑体"/>
         </w:rPr>
         <w:t xml:space="preserve">一端与下游设备）；</w:t>
       </w:r>
       <w:r>
         <w:rPr>
-          <w:rFonts w:hint="eastAsia"/>
+          <w:rFonts w:hint="eastAsia" w:eastAsia="黑体"/>
           <w:b/>
           <w:bCs/>
         </w:rPr>
@@ -370,6 +414,7 @@
       </w:r>
       <w:r>
         <w:rPr>
+          <w:rFonts w:eastAsia="黑体"/>
           <w:b/>
           <w:bCs/>
         </w:rPr>
@@ -377,7 +422,7 @@
       </w:r>
       <w:r>
         <w:rPr>
-          <w:rFonts w:hint="eastAsia"/>
+          <w:rFonts w:hint="eastAsia" w:eastAsia="黑体"/>
           <w:b/>
           <w:bCs/>
         </w:rPr>
@@ -385,6 +430,7 @@
       </w:r>
       <w:r>
         <w:rPr>
+          <w:rFonts w:eastAsia="黑体"/>
           <w:b/>
           <w:bCs/>
         </w:rPr>
@@ -392,16 +438,19 @@
       </w:r>
       <w:r>
         <w:rPr>
-          <w:rFonts w:hint="eastAsia"/>
+          <w:rFonts w:hint="eastAsia" w:eastAsia="黑体"/>
         </w:rPr>
         <w:t xml:space="preserve">（GDT、MOV、TVS</w:t>
       </w:r>
       <w:r>
+        <w:rPr>
+          <w:rFonts w:eastAsia="黑体"/>
+        </w:rPr>
         <w:t xml:space="preserve"> </w:t>
       </w:r>
       <w:r>
         <w:rPr>
-          <w:rFonts w:hint="eastAsia"/>
+          <w:rFonts w:hint="eastAsia" w:eastAsia="黑体"/>
         </w:rPr>
         <w:t xml:space="preserve">另一端接地）。</w:t>
       </w:r>
@@ -410,13 +459,13 @@
       <w:pPr/>
       <w:r>
         <w:rPr>
-          <w:rFonts w:hint="eastAsia"/>
+          <w:rFonts w:hint="eastAsia" w:eastAsia="黑体"/>
         </w:rPr>
         <w:t xml:space="preserve">各元件管脚连接：</w:t>
       </w:r>
       <w:r>
         <w:rPr>
-          <w:rFonts w:hint="eastAsia"/>
+          <w:rFonts w:hint="eastAsia" w:eastAsia="黑体"/>
           <w:b/>
           <w:bCs/>
         </w:rPr>
@@ -424,6 +473,7 @@
       </w:r>
       <w:r>
         <w:rPr>
+          <w:rFonts w:eastAsia="黑体"/>
           <w:b/>
           <w:bCs/>
         </w:rPr>
@@ -435,27 +485,34 @@
         </m:r>
       </m:oMath>
       <w:r>
+        <w:rPr>
+          <w:rFonts w:eastAsia="黑体"/>
+        </w:rPr>
         <w:t xml:space="preserve"> </w:t>
       </w:r>
       <w:r>
         <w:rPr>
-          <w:rFonts w:hint="eastAsia"/>
+          <w:rFonts w:hint="eastAsia" w:eastAsia="黑体"/>
         </w:rPr>
         <w:t xml:space="preserve">一端接节点①、另一端接入口前级线路；</w:t>
       </w:r>
       <w:r>
         <w:rPr>
+          <w:rFonts w:eastAsia="黑体"/>
           <w:b/>
           <w:bCs/>
         </w:rPr>
         <w:t xml:space="preserve">GDT</w:t>
       </w:r>
       <w:r>
+        <w:rPr>
+          <w:rFonts w:eastAsia="黑体"/>
+        </w:rPr>
         <w:t xml:space="preserve"> </w:t>
       </w:r>
       <w:r>
         <w:rPr>
-          <w:rFonts w:hint="eastAsia"/>
+          <w:rFonts w:hint="eastAsia" w:eastAsia="黑体"/>
         </w:rPr>
         <w:t xml:space="preserve">一端接节点①、另一端接节点④；</w:t>
       </w:r>
@@ -474,27 +531,34 @@
         </m:sSub>
       </m:oMath>
       <w:r>
+        <w:rPr>
+          <w:rFonts w:eastAsia="黑体"/>
+        </w:rPr>
         <w:t xml:space="preserve"> </w:t>
       </w:r>
       <w:r>
         <w:rPr>
-          <w:rFonts w:hint="eastAsia"/>
+          <w:rFonts w:hint="eastAsia" w:eastAsia="黑体"/>
         </w:rPr>
         <w:t xml:space="preserve">一端接节点①、另一端接节点②；</w:t>
       </w:r>
       <w:r>
         <w:rPr>
+          <w:rFonts w:eastAsia="黑体"/>
           <w:b/>
           <w:bCs/>
         </w:rPr>
         <w:t xml:space="preserve">MOV</w:t>
       </w:r>
       <w:r>
+        <w:rPr>
+          <w:rFonts w:eastAsia="黑体"/>
+        </w:rPr>
         <w:t xml:space="preserve"> </w:t>
       </w:r>
       <w:r>
         <w:rPr>
-          <w:rFonts w:hint="eastAsia"/>
+          <w:rFonts w:hint="eastAsia" w:eastAsia="黑体"/>
         </w:rPr>
         <w:t xml:space="preserve">一端接节点②、另一端接节点④；</w:t>
       </w:r>
@@ -513,27 +577,34 @@
         </m:sSub>
       </m:oMath>
       <w:r>
+        <w:rPr>
+          <w:rFonts w:eastAsia="黑体"/>
+        </w:rPr>
         <w:t xml:space="preserve"> </w:t>
       </w:r>
       <w:r>
         <w:rPr>
-          <w:rFonts w:hint="eastAsia"/>
+          <w:rFonts w:hint="eastAsia" w:eastAsia="黑体"/>
         </w:rPr>
         <w:t xml:space="preserve">一端接节点②、另一端接节点③；</w:t>
       </w:r>
       <w:r>
         <w:rPr>
+          <w:rFonts w:eastAsia="黑体"/>
           <w:b/>
           <w:bCs/>
         </w:rPr>
         <w:t xml:space="preserve">TVS</w:t>
       </w:r>
       <w:r>
+        <w:rPr>
+          <w:rFonts w:eastAsia="黑体"/>
+        </w:rPr>
         <w:t xml:space="preserve"> </w:t>
       </w:r>
       <w:r>
         <w:rPr>
-          <w:rFonts w:hint="eastAsia"/>
+          <w:rFonts w:hint="eastAsia" w:eastAsia="黑体"/>
         </w:rPr>
         <w:t xml:space="preserve">一端接节点③、另一端接节点④。</w:t>
       </w:r>
@@ -542,29 +613,38 @@
       <w:pPr/>
       <w:r>
         <w:rPr>
-          <w:rFonts w:hint="eastAsia"/>
+          <w:rFonts w:hint="eastAsia" w:eastAsia="黑体"/>
         </w:rPr>
         <w:t xml:space="preserve">由此构成”GDT→MOV→TVS</w:t>
       </w:r>
       <w:r>
+        <w:rPr>
+          <w:rFonts w:eastAsia="黑体"/>
+        </w:rPr>
         <w:t xml:space="preserve"> </w:t>
       </w:r>
       <w:r>
         <w:rPr>
-          <w:rFonts w:hint="eastAsia"/>
+          <w:rFonts w:hint="eastAsia" w:eastAsia="黑体"/>
         </w:rPr>
         <w:t xml:space="preserve">三级逐级降压、熔断器作过流后备”的雷击浪涌保护组态，第一级</w:t>
       </w:r>
       <w:r>
+        <w:rPr>
+          <w:rFonts w:eastAsia="黑体"/>
+        </w:rPr>
         <w:t xml:space="preserve"> GDT </w:t>
       </w:r>
       <w:r>
         <w:rPr>
-          <w:rFonts w:hint="eastAsia"/>
+          <w:rFonts w:hint="eastAsia" w:eastAsia="黑体"/>
         </w:rPr>
         <w:t xml:space="preserve">泄放大部分能量，经</w:t>
       </w:r>
       <w:r>
+        <w:rPr>
+          <w:rFonts w:eastAsia="黑体"/>
+        </w:rPr>
         <w:t xml:space="preserve"> </w:t>
       </w:r>
       <m:oMath>
@@ -582,24 +662,33 @@
         </m:sSub>
       </m:oMath>
       <w:r>
+        <w:rPr>
+          <w:rFonts w:eastAsia="黑体"/>
+        </w:rPr>
         <w:t xml:space="preserve"> </w:t>
       </w:r>
       <w:r>
         <w:rPr>
-          <w:rFonts w:hint="eastAsia"/>
+          <w:rFonts w:hint="eastAsia" w:eastAsia="黑体"/>
         </w:rPr>
         <w:t xml:space="preserve">后由</w:t>
       </w:r>
       <w:r>
+        <w:rPr>
+          <w:rFonts w:eastAsia="黑体"/>
+        </w:rPr>
         <w:t xml:space="preserve"> MOV </w:t>
       </w:r>
       <w:r>
         <w:rPr>
-          <w:rFonts w:hint="eastAsia"/>
+          <w:rFonts w:hint="eastAsia" w:eastAsia="黑体"/>
         </w:rPr>
         <w:t xml:space="preserve">吸收残余残压，再经</w:t>
       </w:r>
       <w:r>
+        <w:rPr>
+          <w:rFonts w:eastAsia="黑体"/>
+        </w:rPr>
         <w:t xml:space="preserve"> </w:t>
       </w:r>
       <m:oMath>
@@ -617,20 +706,26 @@
         </m:sSub>
       </m:oMath>
       <w:r>
+        <w:rPr>
+          <w:rFonts w:eastAsia="黑体"/>
+        </w:rPr>
         <w:t xml:space="preserve"> </w:t>
       </w:r>
       <w:r>
         <w:rPr>
-          <w:rFonts w:hint="eastAsia"/>
+          <w:rFonts w:hint="eastAsia" w:eastAsia="黑体"/>
         </w:rPr>
         <w:t xml:space="preserve">由末级</w:t>
       </w:r>
       <w:r>
+        <w:rPr>
+          <w:rFonts w:eastAsia="黑体"/>
+        </w:rPr>
         <w:t xml:space="preserve"> TVS </w:t>
       </w:r>
       <w:r>
         <w:rPr>
-          <w:rFonts w:hint="eastAsia"/>
+          <w:rFonts w:hint="eastAsia" w:eastAsia="黑体"/>
         </w:rPr>
         <w:t xml:space="preserve">把电压精确钳制到设备耐压以内，形成逐级降压的泄放链，保护后端电气设备。</w:t>
       </w:r>
@@ -643,7 +738,7 @@
       </w:pPr>
       <w:r>
         <w:rPr>
-          <w:rFonts w:hint="eastAsia"/>
+          <w:rFonts w:hint="eastAsia" w:eastAsia="黑体"/>
         </w:rPr>
         <w:t xml:space="preserve">工作原理</w:t>
       </w:r>
@@ -654,34 +749,43 @@
       </w:pPr>
       <w:r>
         <w:rPr>
-          <w:rFonts w:hint="eastAsia"/>
+          <w:rFonts w:hint="eastAsia" w:eastAsia="黑体"/>
         </w:rPr>
         <w:t xml:space="preserve">雷击感应浪涌（上升快、能量大）进入线路后，第一级</w:t>
       </w:r>
       <w:r>
+        <w:rPr>
+          <w:rFonts w:eastAsia="黑体"/>
+        </w:rPr>
         <w:t xml:space="preserve"> GDT </w:t>
       </w:r>
       <w:r>
         <w:rPr>
-          <w:rFonts w:hint="eastAsia"/>
+          <w:rFonts w:hint="eastAsia" w:eastAsia="黑体"/>
         </w:rPr>
         <w:t xml:space="preserve">先动作把大部分能量对地泄放；剩余残压经退耦电感后再由第二级</w:t>
       </w:r>
       <w:r>
+        <w:rPr>
+          <w:rFonts w:eastAsia="黑体"/>
+        </w:rPr>
         <w:t xml:space="preserve"> MOV </w:t>
       </w:r>
       <w:r>
         <w:rPr>
-          <w:rFonts w:hint="eastAsia"/>
+          <w:rFonts w:hint="eastAsia" w:eastAsia="黑体"/>
         </w:rPr>
         <w:t xml:space="preserve">吸收，最后</w:t>
       </w:r>
       <w:r>
+        <w:rPr>
+          <w:rFonts w:eastAsia="黑体"/>
+        </w:rPr>
         <w:t xml:space="preserve"> TVS </w:t>
       </w:r>
       <w:r>
         <w:rPr>
-          <w:rFonts w:hint="eastAsia"/>
+          <w:rFonts w:hint="eastAsia" w:eastAsia="黑体"/>
         </w:rPr>
         <w:t xml:space="preserve">把电压精确钳制到设备耐压以内，形成逐级降压的泄放链，保护负载不受冲击。</w:t>
       </w:r>
@@ -694,7 +798,7 @@
       </w:pPr>
       <w:r>
         <w:rPr>
-          <w:rFonts w:hint="eastAsia"/>
+          <w:rFonts w:hint="eastAsia" w:eastAsia="黑体"/>
         </w:rPr>
         <w:t xml:space="preserve">关键计算公式</w:t>
       </w:r>
@@ -708,7 +812,7 @@
       </w:pPr>
       <w:r>
         <w:rPr>
-          <w:rFonts w:hint="eastAsia"/>
+          <w:rFonts w:hint="eastAsia" w:eastAsia="黑体"/>
         </w:rPr>
         <w:t xml:space="preserve">钳位电压（压敏电阻近似式）：</w:t>
       </w:r>
@@ -803,7 +907,7 @@
       </w:pPr>
       <w:r>
         <w:rPr>
-          <w:rFonts w:hint="eastAsia"/>
+          <w:rFonts w:hint="eastAsia" w:eastAsia="黑体"/>
         </w:rPr>
         <w:t xml:space="preserve">绝缘耐受需满足：</w:t>
       </w:r>
@@ -896,7 +1000,7 @@
       </w:pPr>
       <w:r>
         <w:rPr>
-          <w:rFonts w:hint="eastAsia"/>
+          <w:rFonts w:hint="eastAsia" w:eastAsia="黑体"/>
         </w:rPr>
         <w:t xml:space="preserve">退耦电感所需最小电感量：</w:t>
       </w:r>
@@ -1028,7 +1132,7 @@
       </w:pPr>
       <w:r>
         <w:rPr>
-          <w:rFonts w:hint="eastAsia"/>
+          <w:rFonts w:hint="eastAsia" w:eastAsia="黑体"/>
         </w:rPr>
         <w:t xml:space="preserve">浪涌能量（电容模型）：</w:t>
       </w:r>
@@ -1116,7 +1220,7 @@
             </w:pPr>
             <w:r>
               <w:rPr>
-                <w:rFonts w:hint="eastAsia"/>
+                <w:rFonts w:hint="eastAsia" w:eastAsia="黑体"/>
               </w:rPr>
               <w:t xml:space="preserve">符号</w:t>
             </w:r>
@@ -1130,7 +1234,7 @@
             </w:pPr>
             <w:r>
               <w:rPr>
-                <w:rFonts w:hint="eastAsia"/>
+                <w:rFonts w:hint="eastAsia" w:eastAsia="黑体"/>
               </w:rPr>
               <w:t xml:space="preserve">含义</w:t>
             </w:r>
@@ -1144,7 +1248,7 @@
             </w:pPr>
             <w:r>
               <w:rPr>
-                <w:rFonts w:hint="eastAsia"/>
+                <w:rFonts w:hint="eastAsia" w:eastAsia="黑体"/>
               </w:rPr>
               <w:t xml:space="preserve">单位</w:t>
             </w:r>
@@ -1185,6 +1289,9 @@
               </m:sSub>
             </m:oMath>
             <w:r>
+              <w:rPr>
+                <w:rFonts w:eastAsia="黑体"/>
+              </w:rPr>
               <w:t xml:space="preserve">​</w:t>
             </w:r>
           </w:p>
@@ -1197,7 +1304,7 @@
             </w:pPr>
             <w:r>
               <w:rPr>
-                <w:rFonts w:hint="eastAsia"/>
+                <w:rFonts w:hint="eastAsia" w:eastAsia="黑体"/>
               </w:rPr>
               <w:t xml:space="preserve">末级钳位电压</w:t>
             </w:r>
@@ -1210,6 +1317,9 @@
               <w:pStyle w:val="Compact"/>
             </w:pPr>
             <w:r>
+              <w:rPr>
+                <w:rFonts w:eastAsia="黑体"/>
+              </w:rPr>
               <w:t xml:space="preserve">V</w:t>
             </w:r>
           </w:p>
@@ -1261,6 +1371,9 @@
               </m:sSub>
             </m:oMath>
             <w:r>
+              <w:rPr>
+                <w:rFonts w:eastAsia="黑体"/>
+              </w:rPr>
               <w:t xml:space="preserve">​</w:t>
             </w:r>
           </w:p>
@@ -1273,7 +1386,7 @@
             </w:pPr>
             <w:r>
               <w:rPr>
-                <w:rFonts w:hint="eastAsia"/>
+                <w:rFonts w:hint="eastAsia" w:eastAsia="黑体"/>
               </w:rPr>
               <w:t xml:space="preserve">设备耐压</w:t>
             </w:r>
@@ -1286,6 +1399,9 @@
               <w:pStyle w:val="Compact"/>
             </w:pPr>
             <w:r>
+              <w:rPr>
+                <w:rFonts w:eastAsia="黑体"/>
+              </w:rPr>
               <w:t xml:space="preserve">V</w:t>
             </w:r>
           </w:p>
@@ -1316,6 +1432,9 @@
               </m:r>
             </m:oMath>
             <w:r>
+              <w:rPr>
+                <w:rFonts w:eastAsia="黑体"/>
+              </w:rPr>
               <w:t xml:space="preserve">​</w:t>
             </w:r>
           </w:p>
@@ -1328,7 +1447,7 @@
             </w:pPr>
             <w:r>
               <w:rPr>
-                <w:rFonts w:hint="eastAsia"/>
+                <w:rFonts w:hint="eastAsia" w:eastAsia="黑体"/>
               </w:rPr>
               <w:t xml:space="preserve">压敏电阻系数</w:t>
             </w:r>
@@ -1341,6 +1460,9 @@
               <w:pStyle w:val="Compact"/>
             </w:pPr>
             <w:r>
+              <w:rPr>
+                <w:rFonts w:eastAsia="黑体"/>
+              </w:rPr>
               <w:t xml:space="preserve">—</w:t>
             </w:r>
           </w:p>
@@ -1374,6 +1496,9 @@
               </m:sSub>
             </m:oMath>
             <w:r>
+              <w:rPr>
+                <w:rFonts w:eastAsia="黑体"/>
+              </w:rPr>
               <w:t xml:space="preserve">​</w:t>
             </w:r>
           </w:p>
@@ -1386,7 +1511,7 @@
             </w:pPr>
             <w:r>
               <w:rPr>
-                <w:rFonts w:hint="eastAsia"/>
+                <w:rFonts w:hint="eastAsia" w:eastAsia="黑体"/>
               </w:rPr>
               <w:t xml:space="preserve">最小退耦电感</w:t>
             </w:r>
@@ -1399,6 +1524,9 @@
               <w:pStyle w:val="Compact"/>
             </w:pPr>
             <w:r>
+              <w:rPr>
+                <w:rFonts w:eastAsia="黑体"/>
+              </w:rPr>
               <w:t xml:space="preserve">H</w:t>
             </w:r>
           </w:p>
@@ -1426,6 +1554,9 @@
               </m:sSub>
             </m:oMath>
             <w:r>
+              <w:rPr>
+                <w:rFonts w:eastAsia="黑体"/>
+              </w:rPr>
               <w:t xml:space="preserve">​</w:t>
             </w:r>
           </w:p>
@@ -1438,7 +1569,7 @@
             </w:pPr>
             <w:r>
               <w:rPr>
-                <w:rFonts w:hint="eastAsia"/>
+                <w:rFonts w:hint="eastAsia" w:eastAsia="黑体"/>
               </w:rPr>
               <w:t xml:space="preserve">浪涌上升时间</w:t>
             </w:r>
@@ -1451,6 +1582,9 @@
               <w:pStyle w:val="Compact"/>
             </w:pPr>
             <w:r>
+              <w:rPr>
+                <w:rFonts w:eastAsia="黑体"/>
+              </w:rPr>
               <w:t xml:space="preserve">s</w:t>
             </w:r>
           </w:p>
@@ -1481,6 +1615,9 @@
               </m:sSub>
             </m:oMath>
             <w:r>
+              <w:rPr>
+                <w:rFonts w:eastAsia="黑体"/>
+              </w:rPr>
               <w:t xml:space="preserve">​</w:t>
             </w:r>
           </w:p>
@@ -1493,7 +1630,7 @@
             </w:pPr>
             <w:r>
               <w:rPr>
-                <w:rFonts w:hint="eastAsia"/>
+                <w:rFonts w:hint="eastAsia" w:eastAsia="黑体"/>
               </w:rPr>
               <w:t xml:space="preserve">峰值浪涌电流</w:t>
             </w:r>
@@ -1506,6 +1643,9 @@
               <w:pStyle w:val="Compact"/>
             </w:pPr>
             <w:r>
+              <w:rPr>
+                <w:rFonts w:eastAsia="黑体"/>
+              </w:rPr>
               <w:t xml:space="preserve">A</w:t>
             </w:r>
           </w:p>
@@ -1520,7 +1660,7 @@
       </w:pPr>
       <w:r>
         <w:rPr>
-          <w:rFonts w:hint="eastAsia"/>
+          <w:rFonts w:hint="eastAsia" w:eastAsia="黑体"/>
         </w:rPr>
         <w:t xml:space="preserve">元件调整影响</w:t>
       </w:r>
@@ -1535,7 +1675,7 @@
       </w:pPr>
       <w:r>
         <w:rPr>
-          <w:rFonts w:hint="eastAsia"/>
+          <w:rFonts w:hint="eastAsia" w:eastAsia="黑体"/>
           <w:b/>
           <w:bCs/>
         </w:rPr>
@@ -1543,6 +1683,7 @@
       </w:r>
       <w:r>
         <w:rPr>
+          <w:rFonts w:eastAsia="黑体"/>
           <w:b/>
           <w:bCs/>
         </w:rPr>
@@ -1550,21 +1691,27 @@
       </w:r>
       <w:r>
         <w:rPr>
-          <w:rFonts w:hint="eastAsia"/>
+          <w:rFonts w:hint="eastAsia" w:eastAsia="黑体"/>
           <w:b/>
           <w:bCs/>
         </w:rPr>
         <w:t xml:space="preserve">TVS）</w:t>
       </w:r>
       <w:r>
+        <w:rPr>
+          <w:rFonts w:eastAsia="黑体"/>
+        </w:rPr>
         <w:t xml:space="preserve"> </w:t>
       </w:r>
       <w:r>
+        <w:rPr>
+          <w:rFonts w:eastAsia="黑体"/>
+        </w:rPr>
         <w:t xml:space="preserve">→ </w:t>
       </w:r>
       <w:r>
         <w:rPr>
-          <w:rFonts w:hint="eastAsia"/>
+          <w:rFonts w:hint="eastAsia" w:eastAsia="黑体"/>
         </w:rPr>
         <w:t xml:space="preserve">分级可靠，残压更低，防护更完善。</w:t>
       </w:r>
@@ -1579,21 +1726,27 @@
       </w:pPr>
       <w:r>
         <w:rPr>
-          <w:rFonts w:hint="eastAsia"/>
+          <w:rFonts w:hint="eastAsia" w:eastAsia="黑体"/>
           <w:b/>
           <w:bCs/>
         </w:rPr>
         <w:t xml:space="preserve">退耦电感增大</w:t>
       </w:r>
       <w:r>
+        <w:rPr>
+          <w:rFonts w:eastAsia="黑体"/>
+        </w:rPr>
         <w:t xml:space="preserve"> </w:t>
       </w:r>
       <w:r>
+        <w:rPr>
+          <w:rFonts w:eastAsia="黑体"/>
+        </w:rPr>
         <w:t xml:space="preserve">→ </w:t>
       </w:r>
       <w:r>
         <w:rPr>
-          <w:rFonts w:hint="eastAsia"/>
+          <w:rFonts w:hint="eastAsia" w:eastAsia="黑体"/>
         </w:rPr>
         <w:t xml:space="preserve">级间隔离好，后级残压降低，但线路感抗大、体积增加。</w:t>
       </w:r>
@@ -1608,6 +1761,7 @@
       </w:pPr>
       <w:r>
         <w:rPr>
+          <w:rFonts w:eastAsia="黑体"/>
           <w:b/>
           <w:bCs/>
         </w:rPr>
@@ -1615,21 +1769,27 @@
       </w:r>
       <w:r>
         <w:rPr>
-          <w:rFonts w:hint="eastAsia"/>
+          <w:rFonts w:hint="eastAsia" w:eastAsia="黑体"/>
           <w:b/>
           <w:bCs/>
         </w:rPr>
         <w:t xml:space="preserve">通流容量大</w:t>
       </w:r>
       <w:r>
+        <w:rPr>
+          <w:rFonts w:eastAsia="黑体"/>
+        </w:rPr>
         <w:t xml:space="preserve"> </w:t>
       </w:r>
       <w:r>
+        <w:rPr>
+          <w:rFonts w:eastAsia="黑体"/>
+        </w:rPr>
         <w:t xml:space="preserve">→ </w:t>
       </w:r>
       <w:r>
         <w:rPr>
-          <w:rFonts w:hint="eastAsia"/>
+          <w:rFonts w:hint="eastAsia" w:eastAsia="黑体"/>
         </w:rPr>
         <w:t xml:space="preserve">能泄放更大雷击能量，但起弧后存在续流需处理。</w:t>
       </w:r>
@@ -1644,6 +1804,7 @@
       </w:pPr>
       <w:r>
         <w:rPr>
+          <w:rFonts w:eastAsia="黑体"/>
           <w:b/>
           <w:bCs/>
         </w:rPr>
@@ -1651,21 +1812,27 @@
       </w:r>
       <w:r>
         <w:rPr>
-          <w:rFonts w:hint="eastAsia"/>
+          <w:rFonts w:hint="eastAsia" w:eastAsia="黑体"/>
           <w:b/>
           <w:bCs/>
         </w:rPr>
         <w:t xml:space="preserve">功率等级高</w:t>
       </w:r>
       <w:r>
+        <w:rPr>
+          <w:rFonts w:eastAsia="黑体"/>
+        </w:rPr>
         <w:t xml:space="preserve"> </w:t>
       </w:r>
       <w:r>
+        <w:rPr>
+          <w:rFonts w:eastAsia="黑体"/>
+        </w:rPr>
         <w:t xml:space="preserve">→ </w:t>
       </w:r>
       <w:r>
         <w:rPr>
-          <w:rFonts w:hint="eastAsia"/>
+          <w:rFonts w:hint="eastAsia" w:eastAsia="黑体"/>
         </w:rPr>
         <w:t xml:space="preserve">末级钳位能力更强，但结电容与成本上升。</w:t>
       </w:r>
@@ -1680,21 +1847,27 @@
       </w:pPr>
       <w:r>
         <w:rPr>
-          <w:rFonts w:hint="eastAsia"/>
+          <w:rFonts w:hint="eastAsia" w:eastAsia="黑体"/>
           <w:b/>
           <w:bCs/>
         </w:rPr>
         <w:t xml:space="preserve">接地电阻增大</w:t>
       </w:r>
       <w:r>
+        <w:rPr>
+          <w:rFonts w:eastAsia="黑体"/>
+        </w:rPr>
         <w:t xml:space="preserve"> </w:t>
       </w:r>
       <w:r>
+        <w:rPr>
+          <w:rFonts w:eastAsia="黑体"/>
+        </w:rPr>
         <w:t xml:space="preserve">→ </w:t>
       </w:r>
       <w:r>
         <w:rPr>
-          <w:rFonts w:hint="eastAsia"/>
+          <w:rFonts w:hint="eastAsia" w:eastAsia="黑体"/>
         </w:rPr>
         <w:t xml:space="preserve">整个泄放路径阻抗增加，保护效果显著变差。</w:t>
       </w:r>
@@ -1707,7 +1880,7 @@
       </w:pPr>
       <w:r>
         <w:rPr>
-          <w:rFonts w:hint="eastAsia"/>
+          <w:rFonts w:hint="eastAsia" w:eastAsia="黑体"/>
         </w:rPr>
         <w:t xml:space="preserve">典型参数示例</w:t>
       </w:r>
@@ -1722,83 +1895,110 @@
       </w:pPr>
       <w:r>
         <w:rPr>
-          <w:rFonts w:hint="eastAsia"/>
+          <w:rFonts w:hint="eastAsia" w:eastAsia="黑体"/>
         </w:rPr>
         <w:t xml:space="preserve">三级配置：GDT（350</w:t>
       </w:r>
       <w:r>
+        <w:rPr>
+          <w:rFonts w:eastAsia="黑体"/>
+        </w:rPr>
         <w:t xml:space="preserve"> </w:t>
       </w:r>
       <w:r>
         <w:rPr>
-          <w:rFonts w:hint="eastAsia"/>
+          <w:rFonts w:hint="eastAsia" w:eastAsia="黑体"/>
         </w:rPr>
         <w:t xml:space="preserve">V）+</w:t>
       </w:r>
       <w:r>
+        <w:rPr>
+          <w:rFonts w:eastAsia="黑体"/>
+        </w:rPr>
         <w:t xml:space="preserve"> </w:t>
       </w:r>
       <w:r>
         <w:rPr>
-          <w:rFonts w:hint="eastAsia"/>
+          <w:rFonts w:hint="eastAsia" w:eastAsia="黑体"/>
         </w:rPr>
         <w:t xml:space="preserve">MOV（275</w:t>
       </w:r>
       <w:r>
+        <w:rPr>
+          <w:rFonts w:eastAsia="黑体"/>
+        </w:rPr>
         <w:t xml:space="preserve"> </w:t>
       </w:r>
       <w:r>
         <w:rPr>
-          <w:rFonts w:hint="eastAsia"/>
+          <w:rFonts w:hint="eastAsia" w:eastAsia="黑体"/>
         </w:rPr>
         <w:t xml:space="preserve">V）+</w:t>
       </w:r>
       <w:r>
+        <w:rPr>
+          <w:rFonts w:eastAsia="黑体"/>
+        </w:rPr>
         <w:t xml:space="preserve"> </w:t>
       </w:r>
       <w:r>
         <w:rPr>
-          <w:rFonts w:hint="eastAsia"/>
+          <w:rFonts w:hint="eastAsia" w:eastAsia="黑体"/>
         </w:rPr>
         <w:t xml:space="preserve">TVS（SMBJ</w:t>
       </w:r>
       <w:r>
+        <w:rPr>
+          <w:rFonts w:eastAsia="黑体"/>
+        </w:rPr>
         <w:t xml:space="preserve"> </w:t>
       </w:r>
       <w:r>
         <w:rPr>
-          <w:rFonts w:hint="eastAsia"/>
+          <w:rFonts w:hint="eastAsia" w:eastAsia="黑体"/>
         </w:rPr>
         <w:t xml:space="preserve">系列）。雷击感应电压进入后，GDT</w:t>
       </w:r>
       <w:r>
+        <w:rPr>
+          <w:rFonts w:eastAsia="黑体"/>
+        </w:rPr>
         <w:t xml:space="preserve"> </w:t>
       </w:r>
       <w:r>
         <w:rPr>
-          <w:rFonts w:hint="eastAsia"/>
+          <w:rFonts w:hint="eastAsia" w:eastAsia="黑体"/>
         </w:rPr>
         <w:t xml:space="preserve">先泄放大能量，MOV</w:t>
       </w:r>
       <w:r>
+        <w:rPr>
+          <w:rFonts w:eastAsia="黑体"/>
+        </w:rPr>
         <w:t xml:space="preserve"> </w:t>
       </w:r>
       <w:r>
         <w:rPr>
-          <w:rFonts w:hint="eastAsia"/>
+          <w:rFonts w:hint="eastAsia" w:eastAsia="黑体"/>
         </w:rPr>
         <w:t xml:space="preserve">将残压压至约</w:t>
       </w:r>
       <w:r>
+        <w:rPr>
+          <w:rFonts w:eastAsia="黑体"/>
+        </w:rPr>
         <w:t xml:space="preserve"> 710 </w:t>
       </w:r>
       <w:r>
         <w:rPr>
-          <w:rFonts w:hint="eastAsia"/>
+          <w:rFonts w:hint="eastAsia" w:eastAsia="黑体"/>
         </w:rPr>
         <w:t xml:space="preserve">V，再经</w:t>
       </w:r>
       <w:r>
+        <w:rPr>
+          <w:rFonts w:eastAsia="黑体"/>
+        </w:rPr>
         <w:t xml:space="preserve"> </w:t>
       </w:r>
       <m:oMath>
@@ -1829,38 +2029,50 @@
         </m:r>
       </m:oMath>
       <w:r>
+        <w:rPr>
+          <w:rFonts w:eastAsia="黑体"/>
+        </w:rPr>
         <w:t xml:space="preserve"> </w:t>
       </w:r>
       <w:r>
         <w:rPr>
-          <w:rFonts w:hint="eastAsia"/>
+          <w:rFonts w:hint="eastAsia" w:eastAsia="黑体"/>
         </w:rPr>
         <w:t xml:space="preserve">退耦，末级</w:t>
       </w:r>
       <w:r>
+        <w:rPr>
+          <w:rFonts w:eastAsia="黑体"/>
+        </w:rPr>
         <w:t xml:space="preserve"> TVS </w:t>
       </w:r>
       <w:r>
         <w:rPr>
-          <w:rFonts w:hint="eastAsia"/>
+          <w:rFonts w:hint="eastAsia" w:eastAsia="黑体"/>
         </w:rPr>
         <w:t xml:space="preserve">钳位至约</w:t>
       </w:r>
       <w:r>
+        <w:rPr>
+          <w:rFonts w:eastAsia="黑体"/>
+        </w:rPr>
         <w:t xml:space="preserve"> 33 </w:t>
       </w:r>
       <w:r>
         <w:rPr>
-          <w:rFonts w:hint="eastAsia"/>
+          <w:rFonts w:hint="eastAsia" w:eastAsia="黑体"/>
         </w:rPr>
         <w:t xml:space="preserve">V（SMBJ26A</w:t>
       </w:r>
       <w:r>
+        <w:rPr>
+          <w:rFonts w:eastAsia="黑体"/>
+        </w:rPr>
         <w:t xml:space="preserve"> </w:t>
       </w:r>
       <w:r>
         <w:rPr>
-          <w:rFonts w:hint="eastAsia"/>
+          <w:rFonts w:hint="eastAsia" w:eastAsia="黑体"/>
         </w:rPr>
         <w:t xml:space="preserve">的钳位典型值）。</w:t>
       </w:r>
@@ -1875,11 +2087,14 @@
       </w:pPr>
       <w:r>
         <w:rPr>
-          <w:rFonts w:hint="eastAsia"/>
+          <w:rFonts w:hint="eastAsia" w:eastAsia="黑体"/>
         </w:rPr>
         <w:t xml:space="preserve">计算退耦：末级前残压</w:t>
       </w:r>
       <w:r>
+        <w:rPr>
+          <w:rFonts w:eastAsia="黑体"/>
+        </w:rPr>
         <w:t xml:space="preserve"> </w:t>
       </w:r>
       <m:oMath>
@@ -1916,15 +2131,21 @@
         </m:r>
       </m:oMath>
       <w:r>
+        <w:rPr>
+          <w:rFonts w:eastAsia="黑体"/>
+        </w:rPr>
         <w:t xml:space="preserve">、TVS </w:t>
       </w:r>
       <w:r>
         <w:rPr>
-          <w:rFonts w:hint="eastAsia"/>
+          <w:rFonts w:hint="eastAsia" w:eastAsia="黑体"/>
         </w:rPr>
         <w:t xml:space="preserve">钳位</w:t>
       </w:r>
       <w:r>
+        <w:rPr>
+          <w:rFonts w:eastAsia="黑体"/>
+        </w:rPr>
         <w:t xml:space="preserve"> </w:t>
       </w:r>
       <m:oMath>
@@ -1961,6 +2182,9 @@
         </m:r>
       </m:oMath>
       <w:r>
+        <w:rPr>
+          <w:rFonts w:eastAsia="黑体"/>
+        </w:rPr>
         <w:t xml:space="preserve">、</w:t>
       </w:r>
       <m:oMath>
@@ -2000,6 +2224,9 @@
         </m:r>
       </m:oMath>
       <w:r>
+        <w:rPr>
+          <w:rFonts w:eastAsia="黑体"/>
+        </w:rPr>
         <w:t xml:space="preserve">、</w:t>
       </w:r>
       <m:oMath>
@@ -2040,7 +2267,7 @@
       </m:oMath>
       <w:r>
         <w:rPr>
-          <w:rFonts w:hint="eastAsia"/>
+          <w:rFonts w:hint="eastAsia" w:eastAsia="黑体"/>
         </w:rPr>
         <w:t xml:space="preserve">：</w:t>
       </w:r>
@@ -2162,6 +2389,9 @@
         </m:r>
       </m:oMath>
       <w:r>
+        <w:rPr>
+          <w:rFonts w:eastAsia="黑体"/>
+        </w:rPr>
         <w:t xml:space="preserve">。</w:t>
       </w:r>
     </w:p>
@@ -2173,7 +2403,7 @@
       </w:pPr>
       <w:r>
         <w:rPr>
-          <w:rFonts w:hint="eastAsia"/>
+          <w:rFonts w:hint="eastAsia" w:eastAsia="黑体"/>
         </w:rPr>
         <w:t xml:space="preserve">常见器件型号</w:t>
       </w:r>
@@ -2188,25 +2418,31 @@
       </w:pPr>
       <w:r>
         <w:rPr>
-          <w:rFonts w:hint="eastAsia"/>
+          <w:rFonts w:hint="eastAsia" w:eastAsia="黑体"/>
         </w:rPr>
         <w:t xml:space="preserve">气体放电管：Bourns</w:t>
       </w:r>
       <w:r>
+        <w:rPr>
+          <w:rFonts w:eastAsia="黑体"/>
+        </w:rPr>
         <w:t xml:space="preserve"> 2036、2027 </w:t>
       </w:r>
       <w:r>
         <w:rPr>
-          <w:rFonts w:hint="eastAsia"/>
+          <w:rFonts w:hint="eastAsia" w:eastAsia="黑体"/>
         </w:rPr>
         <w:t xml:space="preserve">系列，Littelfuse</w:t>
       </w:r>
       <w:r>
+        <w:rPr>
+          <w:rFonts w:eastAsia="黑体"/>
+        </w:rPr>
         <w:t xml:space="preserve"> GDT </w:t>
       </w:r>
       <w:r>
         <w:rPr>
-          <w:rFonts w:hint="eastAsia"/>
+          <w:rFonts w:hint="eastAsia" w:eastAsia="黑体"/>
         </w:rPr>
         <w:t xml:space="preserve">系列。</w:t>
       </w:r>
@@ -2221,16 +2457,19 @@
       </w:pPr>
       <w:r>
         <w:rPr>
-          <w:rFonts w:hint="eastAsia"/>
+          <w:rFonts w:hint="eastAsia" w:eastAsia="黑体"/>
         </w:rPr>
         <w:t xml:space="preserve">压敏电阻：TDK/EPCOS</w:t>
       </w:r>
       <w:r>
+        <w:rPr>
+          <w:rFonts w:eastAsia="黑体"/>
+        </w:rPr>
         <w:t xml:space="preserve"> S10K275、Littelfuse V275LA </w:t>
       </w:r>
       <w:r>
         <w:rPr>
-          <w:rFonts w:hint="eastAsia"/>
+          <w:rFonts w:hint="eastAsia" w:eastAsia="黑体"/>
         </w:rPr>
         <w:t xml:space="preserve">系列。</w:t>
       </w:r>
@@ -2245,16 +2484,19 @@
       </w:pPr>
       <w:r>
         <w:rPr>
-          <w:rFonts w:hint="eastAsia"/>
+          <w:rFonts w:hint="eastAsia" w:eastAsia="黑体"/>
         </w:rPr>
         <w:t xml:space="preserve">TVS：SMBJ、SMCJ、5KP</w:t>
       </w:r>
       <w:r>
+        <w:rPr>
+          <w:rFonts w:eastAsia="黑体"/>
+        </w:rPr>
         <w:t xml:space="preserve"> </w:t>
       </w:r>
       <w:r>
         <w:rPr>
-          <w:rFonts w:hint="eastAsia"/>
+          <w:rFonts w:hint="eastAsia" w:eastAsia="黑体"/>
         </w:rPr>
         <w:t xml:space="preserve">系列。</w:t>
       </w:r>
@@ -2269,16 +2511,19 @@
       </w:pPr>
       <w:r>
         <w:rPr>
-          <w:rFonts w:hint="eastAsia"/>
+          <w:rFonts w:hint="eastAsia" w:eastAsia="黑体"/>
         </w:rPr>
         <w:t xml:space="preserve">保险丝：常规陶瓷</w:t>
       </w:r>
       <w:r>
+        <w:rPr>
+          <w:rFonts w:eastAsia="黑体"/>
+        </w:rPr>
         <w:t xml:space="preserve"> / </w:t>
       </w:r>
       <w:r>
         <w:rPr>
-          <w:rFonts w:hint="eastAsia"/>
+          <w:rFonts w:hint="eastAsia" w:eastAsia="黑体"/>
         </w:rPr>
         <w:t xml:space="preserve">玻璃管保险丝（按线路电流选）。</w:t>
       </w:r>
@@ -2291,7 +2536,7 @@
       </w:pPr>
       <w:r>
         <w:rPr>
-          <w:rFonts w:hint="eastAsia"/>
+          <w:rFonts w:hint="eastAsia" w:eastAsia="黑体"/>
         </w:rPr>
         <w:t xml:space="preserve">注意事项</w:t>
       </w:r>
@@ -2306,7 +2551,7 @@
       </w:pPr>
       <w:r>
         <w:rPr>
-          <w:rFonts w:hint="eastAsia"/>
+          <w:rFonts w:hint="eastAsia" w:eastAsia="黑体"/>
         </w:rPr>
         <w:t xml:space="preserve">必须按「雷击区等级」与设备耐压等级设计级数和能量容量，不能只靠单级器件硬扛。</w:t>
       </w:r>
@@ -2320,29 +2565,38 @@
         </w:numPr>
       </w:pPr>
       <w:r>
+        <w:rPr>
+          <w:rFonts w:eastAsia="黑体"/>
+        </w:rPr>
         <w:t xml:space="preserve">GDT </w:t>
       </w:r>
       <w:r>
         <w:rPr>
-          <w:rFonts w:hint="eastAsia"/>
+          <w:rFonts w:hint="eastAsia" w:eastAsia="黑体"/>
         </w:rPr>
         <w:t xml:space="preserve">在直流</w:t>
       </w:r>
       <w:r>
+        <w:rPr>
+          <w:rFonts w:eastAsia="黑体"/>
+        </w:rPr>
         <w:t xml:space="preserve"> / </w:t>
       </w:r>
       <w:r>
         <w:rPr>
-          <w:rFonts w:hint="eastAsia"/>
+          <w:rFonts w:hint="eastAsia" w:eastAsia="黑体"/>
         </w:rPr>
         <w:t xml:space="preserve">工频下有续流问题，需与</w:t>
       </w:r>
       <w:r>
+        <w:rPr>
+          <w:rFonts w:eastAsia="黑体"/>
+        </w:rPr>
         <w:t xml:space="preserve"> MOV </w:t>
       </w:r>
       <w:r>
         <w:rPr>
-          <w:rFonts w:hint="eastAsia"/>
+          <w:rFonts w:hint="eastAsia" w:eastAsia="黑体"/>
         </w:rPr>
         <w:t xml:space="preserve">或熔断器配合才能可靠关断。</w:t>
       </w:r>
@@ -2357,7 +2611,7 @@
       </w:pPr>
       <w:r>
         <w:rPr>
-          <w:rFonts w:hint="eastAsia"/>
+          <w:rFonts w:hint="eastAsia" w:eastAsia="黑体"/>
         </w:rPr>
         <w:t xml:space="preserve">浪涌保护器件应靠近设备入口，接地线短而粗，多处金属外壳等电位连接。</w:t>
       </w:r>
@@ -2372,7 +2626,7 @@
       </w:pPr>
       <w:r>
         <w:rPr>
-          <w:rFonts w:hint="eastAsia"/>
+          <w:rFonts w:hint="eastAsia" w:eastAsia="黑体"/>
         </w:rPr>
         <w:t xml:space="preserve">保护器与设备耐压之间要留裕量，末级钳位必须低于设备绝缘/损坏电压。</w:t>
       </w:r>
@@ -2385,7 +2639,7 @@
       </w:pPr>
       <w:r>
         <w:rPr>
-          <w:rFonts w:hint="eastAsia"/>
+          <w:rFonts w:hint="eastAsia" w:eastAsia="黑体"/>
         </w:rPr>
         <w:t xml:space="preserve">参考资料</w:t>
       </w:r>
@@ -2399,6 +2653,9 @@
         </w:numPr>
       </w:pPr>
       <w:r>
+        <w:rPr>
+          <w:rFonts w:eastAsia="黑体"/>
+        </w:rPr>
         <w:t xml:space="preserve">Wikipedia: Lightning surge / Surge arrester。</w:t>
       </w:r>
     </w:p>
@@ -2411,11 +2668,14 @@
         </w:numPr>
       </w:pPr>
       <w:r>
+        <w:rPr>
+          <w:rFonts w:eastAsia="黑体"/>
+        </w:rPr>
         <w:t xml:space="preserve">IEEE C62 </w:t>
       </w:r>
       <w:r>
         <w:rPr>
-          <w:rFonts w:hint="eastAsia"/>
+          <w:rFonts w:hint="eastAsia" w:eastAsia="黑体"/>
         </w:rPr>
         <w:t xml:space="preserve">系列浪涌防护标准。</w:t>
       </w:r>
@@ -2429,11 +2689,14 @@
         </w:numPr>
       </w:pPr>
       <w:r>
+        <w:rPr>
+          <w:rFonts w:eastAsia="黑体"/>
+        </w:rPr>
         <w:t xml:space="preserve">Littelfuse </w:t>
       </w:r>
       <w:r>
         <w:rPr>
-          <w:rFonts w:hint="eastAsia"/>
+          <w:rFonts w:hint="eastAsia" w:eastAsia="黑体"/>
         </w:rPr>
         <w:t xml:space="preserve">官网：浪涌保护设计指南。</w:t>
       </w:r>
@@ -2448,7 +2711,7 @@
       </w:pPr>
       <w:r>
         <w:rPr>
-          <w:rFonts w:hint="eastAsia"/>
+          <w:rFonts w:hint="eastAsia" w:eastAsia="黑体"/>
         </w:rPr>
         <w:t xml:space="preserve">《电力系统过电压保护》。</w:t>
       </w:r>
@@ -2462,11 +2725,11 @@
       </w:pPr>
       <w:r>
         <w:rPr>
-          <w:rFonts w:ascii="Times New Roman" w:hAnsi="Times New Roman"/>
+          <w:rFonts w:ascii="Times New Roman" w:hAnsi="Times New Roman" w:eastAsia="黑体"/>
           <w:color w:val="555555"/>
           <w:sz w:val="21"/>
         </w:rPr>
-        <w:t>材料收集者：杜文杰</w:t>
+        <w:t>材料收集者：杜文杰，WX手机：19519196569，QQ:3478827729</w:t>
       </w:r>
     </w:p>
     <w:sectPr>
@@ -2486,7 +2749,7 @@
 </file>
 
 <file path=word/footer1.xml><?xml version="1.0" encoding="utf-8"?>
-<w:ftr xmlns:m="http://schemas.openxmlformats.org/officeDocument/2006/math" xmlns:mc="http://schemas.openxmlformats.org/markup-compatibility/2006" xmlns:mo="http://schemas.microsoft.com/office/mac/office/2008/main" xmlns:mv="urn:schemas-microsoft-com:mac:vml" xmlns:o="urn:schemas-microsoft-com:office:office" xmlns:r="http://schemas.openxmlformats.org/officeDocument/2006/relationships" xmlns:v="urn:schemas-microsoft-com:vml" xmlns:w10="urn:schemas-microsoft-com:office:word" xmlns:w14="http://schemas.microsoft.com/office/word/2010/wordml" xmlns:w="http://schemas.openxmlformats.org/wordprocessingml/2006/main" xmlns:wne="http://schemas.microsoft.com/office/word/2006/wordml" xmlns:wp14="http://schemas.microsoft.com/office/word/2010/wordprocessingDrawing" xmlns:wp="http://schemas.openxmlformats.org/drawingml/2006/wordprocessingDrawing" xmlns:wpc="http://schemas.microsoft.com/office/word/2010/wordprocessingCanvas" xmlns:wpg="http://schemas.microsoft.com/office/word/2010/wordprocessingGroup" xmlns:wpi="http://schemas.microsoft.com/office/word/2010/wordprocessingInk" xmlns:wps="http://schemas.microsoft.com/office/word/2010/wordprocessingShape" mc:Ignorable="w14 wp14">
+<w:ftr xmlns:mc="http://schemas.openxmlformats.org/markup-compatibility/2006" xmlns:w="http://schemas.openxmlformats.org/wordprocessingml/2006/main" xmlns:m="http://schemas.openxmlformats.org/officeDocument/2006/math" xmlns:mo="http://schemas.microsoft.com/office/mac/office/2008/main" xmlns:mv="urn:schemas-microsoft-com:mac:vml" xmlns:o="urn:schemas-microsoft-com:office:office" xmlns:r="http://schemas.openxmlformats.org/officeDocument/2006/relationships" xmlns:v="urn:schemas-microsoft-com:vml" xmlns:w10="urn:schemas-microsoft-com:office:word" xmlns:w14="http://schemas.microsoft.com/office/word/2010/wordml" xmlns:wne="http://schemas.microsoft.com/office/word/2006/wordml" xmlns:wp14="http://schemas.microsoft.com/office/word/2010/wordprocessingDrawing" xmlns:wp="http://schemas.openxmlformats.org/drawingml/2006/wordprocessingDrawing" xmlns:wpc="http://schemas.microsoft.com/office/word/2010/wordprocessingCanvas" xmlns:wpg="http://schemas.microsoft.com/office/word/2010/wordprocessingGroup" xmlns:wpi="http://schemas.microsoft.com/office/word/2010/wordprocessingInk" xmlns:wps="http://schemas.microsoft.com/office/word/2010/wordprocessingShape" mc:Ignorable="w14 wp14">
   <w:p>
     <w:pPr>
       <w:pStyle w:val="Footer"/>
@@ -2494,12 +2757,14 @@
     </w:pPr>
     <w:r>
       <w:rPr>
+        <w:rFonts w:eastAsia="黑体"/>
         <w:sz w:val="18"/>
       </w:rPr>
       <w:t xml:space="preserve">第 </w:t>
     </w:r>
     <w:r>
       <w:rPr>
+        <w:rFonts w:eastAsia="黑体"/>
         <w:sz w:val="18"/>
       </w:rPr>
       <w:fldChar w:fldCharType="begin"/>
@@ -2508,6 +2773,7 @@
     </w:r>
     <w:r>
       <w:rPr>
+        <w:rFonts w:eastAsia="黑体"/>
         <w:sz w:val="18"/>
       </w:rPr>
       <w:t xml:space="preserve"> 页</w:t>
@@ -2521,6 +2787,9 @@
   <w:footnote w:type="continuationSeparator" w:id="0">
     <w:p>
       <w:r>
+        <w:rPr>
+          <w:rFonts w:eastAsia="黑体"/>
+        </w:rPr>
         <w:continuationSeparator/>
       </w:r>
     </w:p>
@@ -2528,6 +2797,9 @@
   <w:footnote w:type="separator" w:id="-1">
     <w:p>
       <w:r>
+        <w:rPr>
+          <w:rFonts w:eastAsia="黑体"/>
+        </w:rPr>
         <w:separator/>
       </w:r>
     </w:p>
@@ -2536,7 +2808,7 @@
 </file>
 
 <file path=word/header1.xml><?xml version="1.0" encoding="utf-8"?>
-<w:hdr xmlns:m="http://schemas.openxmlformats.org/officeDocument/2006/math" xmlns:mc="http://schemas.openxmlformats.org/markup-compatibility/2006" xmlns:mo="http://schemas.microsoft.com/office/mac/office/2008/main" xmlns:mv="urn:schemas-microsoft-com:mac:vml" xmlns:o="urn:schemas-microsoft-com:office:office" xmlns:r="http://schemas.openxmlformats.org/officeDocument/2006/relationships" xmlns:v="urn:schemas-microsoft-com:vml" xmlns:w10="urn:schemas-microsoft-com:office:word" xmlns:w14="http://schemas.microsoft.com/office/word/2010/wordml" xmlns:w="http://schemas.openxmlformats.org/wordprocessingml/2006/main" xmlns:wne="http://schemas.microsoft.com/office/word/2006/wordml" xmlns:wp14="http://schemas.microsoft.com/office/word/2010/wordprocessingDrawing" xmlns:wp="http://schemas.openxmlformats.org/drawingml/2006/wordprocessingDrawing" xmlns:wpc="http://schemas.microsoft.com/office/word/2010/wordprocessingCanvas" xmlns:wpg="http://schemas.microsoft.com/office/word/2010/wordprocessingGroup" xmlns:wpi="http://schemas.microsoft.com/office/word/2010/wordprocessingInk" xmlns:wps="http://schemas.microsoft.com/office/word/2010/wordprocessingShape" mc:Ignorable="w14 wp14">
+<w:hdr xmlns:mc="http://schemas.openxmlformats.org/markup-compatibility/2006" xmlns:w="http://schemas.openxmlformats.org/wordprocessingml/2006/main" xmlns:m="http://schemas.openxmlformats.org/officeDocument/2006/math" xmlns:mo="http://schemas.microsoft.com/office/mac/office/2008/main" xmlns:mv="urn:schemas-microsoft-com:mac:vml" xmlns:o="urn:schemas-microsoft-com:office:office" xmlns:r="http://schemas.openxmlformats.org/officeDocument/2006/relationships" xmlns:v="urn:schemas-microsoft-com:vml" xmlns:w10="urn:schemas-microsoft-com:office:word" xmlns:w14="http://schemas.microsoft.com/office/word/2010/wordml" xmlns:wne="http://schemas.microsoft.com/office/word/2006/wordml" xmlns:wp14="http://schemas.microsoft.com/office/word/2010/wordprocessingDrawing" xmlns:wp="http://schemas.openxmlformats.org/drawingml/2006/wordprocessingDrawing" xmlns:wpc="http://schemas.microsoft.com/office/word/2010/wordprocessingCanvas" xmlns:wpg="http://schemas.microsoft.com/office/word/2010/wordprocessingGroup" xmlns:wpi="http://schemas.microsoft.com/office/word/2010/wordprocessingInk" xmlns:wps="http://schemas.microsoft.com/office/word/2010/wordprocessingShape" mc:Ignorable="w14 wp14">
   <w:p>
     <w:pPr>
       <w:pStyle w:val="Header"/>
@@ -2544,7 +2816,7 @@
     </w:pPr>
     <w:r>
       <w:rPr>
-        <w:rFonts w:ascii="Times New Roman" w:hAnsi="Times New Roman"/>
+        <w:rFonts w:ascii="Times New Roman" w:hAnsi="Times New Roman" w:eastAsia="黑体"/>
         <w:sz w:val="18"/>
         <w:rFonts w:eastAsia="黑体"/>
         <w:rFonts w:eastAsia="黑体"/>
@@ -2556,7 +2828,7 @@
 </file>
 
 <file path=word/numbering.xml><?xml version="1.0" encoding="utf-8"?>
-<w:numbering xmlns:m="http://schemas.openxmlformats.org/officeDocument/2006/math" xmlns:mc="http://schemas.openxmlformats.org/markup-compatibility/2006" xmlns:mo="http://schemas.microsoft.com/office/mac/office/2008/main" xmlns:mv="urn:schemas-microsoft-com:mac:vml" xmlns:o="urn:schemas-microsoft-com:office:office" xmlns:r="http://schemas.openxmlformats.org/officeDocument/2006/relationships" xmlns:v="urn:schemas-microsoft-com:vml" xmlns:w="http://schemas.openxmlformats.org/wordprocessingml/2006/main" xmlns:w10="urn:schemas-microsoft-com:office:word" xmlns:w14="http://schemas.microsoft.com/office/word/2010/wordml" xmlns:wne="http://schemas.microsoft.com/office/word/2006/wordml" xmlns:wp="http://schemas.openxmlformats.org/drawingml/2006/wordprocessingDrawing" xmlns:wp14="http://schemas.microsoft.com/office/word/2010/wordprocessingDrawing" xmlns:wpc="http://schemas.microsoft.com/office/word/2010/wordprocessingCanvas" xmlns:wpg="http://schemas.microsoft.com/office/word/2010/wordprocessingGroup" xmlns:wpi="http://schemas.microsoft.com/office/word/2010/wordprocessingInk" xmlns:wps="http://schemas.microsoft.com/office/word/2010/wordprocessingShape" mc:Ignorable="w14 wp14">
+<w:numbering xmlns:mc="http://schemas.openxmlformats.org/markup-compatibility/2006" xmlns:w="http://schemas.openxmlformats.org/wordprocessingml/2006/main" xmlns:m="http://schemas.openxmlformats.org/officeDocument/2006/math" xmlns:mo="http://schemas.microsoft.com/office/mac/office/2008/main" xmlns:mv="urn:schemas-microsoft-com:mac:vml" xmlns:o="urn:schemas-microsoft-com:office:office" xmlns:r="http://schemas.openxmlformats.org/officeDocument/2006/relationships" xmlns:v="urn:schemas-microsoft-com:vml" xmlns:w10="urn:schemas-microsoft-com:office:word" xmlns:w14="http://schemas.microsoft.com/office/word/2010/wordml" xmlns:wne="http://schemas.microsoft.com/office/word/2006/wordml" xmlns:wp="http://schemas.openxmlformats.org/drawingml/2006/wordprocessingDrawing" xmlns:wp14="http://schemas.microsoft.com/office/word/2010/wordprocessingDrawing" xmlns:wpc="http://schemas.microsoft.com/office/word/2010/wordprocessingCanvas" xmlns:wpg="http://schemas.microsoft.com/office/word/2010/wordprocessingGroup" xmlns:wpi="http://schemas.microsoft.com/office/word/2010/wordprocessingInk" xmlns:wps="http://schemas.microsoft.com/office/word/2010/wordprocessingShape" mc:Ignorable="w14 wp14">
   <w:abstractNum w:abstractNumId="0">
     <w:nsid w:val="FFFFFF7C"/>
     <w:multiLevelType w:val="singleLevel"/>
@@ -2643,7 +2915,7 @@
         <w:ind w:hanging="360" w:left="1440"/>
       </w:pPr>
       <w:rPr>
-        <w:rFonts w:ascii="Symbol" w:hAnsi="Symbol" w:hint="default"/>
+        <w:rFonts w:ascii="Symbol" w:hAnsi="Symbol" w:hint="default" w:eastAsia="黑体"/>
       </w:rPr>
     </w:lvl>
   </w:abstractNum>
@@ -2664,7 +2936,7 @@
         <w:ind w:hanging="360" w:left="1080"/>
       </w:pPr>
       <w:rPr>
-        <w:rFonts w:ascii="Symbol" w:hAnsi="Symbol" w:hint="default"/>
+        <w:rFonts w:ascii="Symbol" w:hAnsi="Symbol" w:hint="default" w:eastAsia="黑体"/>
       </w:rPr>
     </w:lvl>
   </w:abstractNum>
@@ -2685,7 +2957,7 @@
         <w:ind w:hanging="360" w:left="720"/>
       </w:pPr>
       <w:rPr>
-        <w:rFonts w:ascii="Symbol" w:hAnsi="Symbol" w:hint="default"/>
+        <w:rFonts w:ascii="Symbol" w:hAnsi="Symbol" w:hint="default" w:eastAsia="黑体"/>
       </w:rPr>
     </w:lvl>
   </w:abstractNum>
@@ -2724,7 +2996,7 @@
         <w:ind w:hanging="360" w:left="360"/>
       </w:pPr>
       <w:rPr>
-        <w:rFonts w:ascii="Symbol" w:hAnsi="Symbol" w:hint="default"/>
+        <w:rFonts w:ascii="Symbol" w:hAnsi="Symbol" w:hint="default" w:eastAsia="黑体"/>
       </w:rPr>
     </w:lvl>
   </w:abstractNum>
@@ -2815,7 +3087,7 @@
         <w:ind w:left="720" w:hanging="360"/>
       </w:pPr>
       <w:rPr>
-        <w:rFonts w:ascii="Symbol" w:hAnsi="Symbol" w:cs="Symbol" w:hint="default"/>
+        <w:rFonts w:ascii="Symbol" w:hAnsi="Symbol" w:cs="Symbol" w:hint="default" w:eastAsia="黑体"/>
       </w:rPr>
     </w:lvl>
     <w:lvl w:ilvl="1">
@@ -2826,7 +3098,7 @@
         <w:ind w:left="1440" w:hanging="360"/>
       </w:pPr>
       <w:rPr>
-        <w:rFonts w:ascii="Courier New" w:hAnsi="Courier New" w:cs="Courier New" w:hint="default"/>
+        <w:rFonts w:ascii="Courier New" w:hAnsi="Courier New" w:cs="Courier New" w:hint="default" w:eastAsia="黑体"/>
       </w:rPr>
     </w:lvl>
     <w:lvl w:ilvl="2">
@@ -2837,7 +3109,7 @@
         <w:ind w:left="2160" w:hanging="360"/>
       </w:pPr>
       <w:rPr>
-        <w:rFonts w:ascii="Wingdings" w:hAnsi="Wingdings" w:cs="Wingdings" w:hint="default"/>
+        <w:rFonts w:ascii="Wingdings" w:hAnsi="Wingdings" w:cs="Wingdings" w:hint="default" w:eastAsia="黑体"/>
       </w:rPr>
     </w:lvl>
     <w:lvl w:ilvl="3">
@@ -2848,7 +3120,7 @@
         <w:ind w:left="2880" w:hanging="360"/>
       </w:pPr>
       <w:rPr>
-        <w:rFonts w:ascii="Symbol" w:hAnsi="Symbol" w:cs="Symbol" w:hint="default"/>
+        <w:rFonts w:ascii="Symbol" w:hAnsi="Symbol" w:cs="Symbol" w:hint="default" w:eastAsia="黑体"/>
       </w:rPr>
     </w:lvl>
     <w:lvl w:ilvl="4">
@@ -2859,7 +3131,7 @@
         <w:ind w:left="3600" w:hanging="360"/>
       </w:pPr>
       <w:rPr>
-        <w:rFonts w:ascii="Courier New" w:hAnsi="Courier New" w:cs="Courier New" w:hint="default"/>
+        <w:rFonts w:ascii="Courier New" w:hAnsi="Courier New" w:cs="Courier New" w:hint="default" w:eastAsia="黑体"/>
       </w:rPr>
     </w:lvl>
     <w:lvl w:ilvl="5">
@@ -2870,7 +3142,7 @@
         <w:ind w:left="4320" w:hanging="360"/>
       </w:pPr>
       <w:rPr>
-        <w:rFonts w:ascii="Wingdings" w:hAnsi="Wingdings" w:cs="Wingdings" w:hint="default"/>
+        <w:rFonts w:ascii="Wingdings" w:hAnsi="Wingdings" w:cs="Wingdings" w:hint="default" w:eastAsia="黑体"/>
       </w:rPr>
     </w:lvl>
     <w:lvl w:ilvl="6">
@@ -2881,7 +3153,7 @@
         <w:ind w:left="5040" w:hanging="360"/>
       </w:pPr>
       <w:rPr>
-        <w:rFonts w:ascii="Symbol" w:hAnsi="Symbol" w:cs="Symbol" w:hint="default"/>
+        <w:rFonts w:ascii="Symbol" w:hAnsi="Symbol" w:cs="Symbol" w:hint="default" w:eastAsia="黑体"/>
       </w:rPr>
     </w:lvl>
     <w:lvl w:ilvl="7">
@@ -2892,7 +3164,7 @@
         <w:ind w:left="5760" w:hanging="360"/>
       </w:pPr>
       <w:rPr>
-        <w:rFonts w:ascii="Courier New" w:hAnsi="Courier New" w:cs="Courier New" w:hint="default"/>
+        <w:rFonts w:ascii="Courier New" w:hAnsi="Courier New" w:cs="Courier New" w:hint="default" w:eastAsia="黑体"/>
       </w:rPr>
     </w:lvl>
     <w:lvl w:ilvl="8">
@@ -2903,7 +3175,7 @@
         <w:ind w:left="6480" w:hanging="360"/>
       </w:pPr>
       <w:rPr>
-        <w:rFonts w:ascii="Wingdings" w:hAnsi="Wingdings" w:cs="Wingdings" w:hint="default"/>
+        <w:rFonts w:ascii="Wingdings" w:hAnsi="Wingdings" w:cs="Wingdings" w:hint="default" w:eastAsia="黑体"/>
       </w:rPr>
     </w:lvl>
   </w:abstractNum>
@@ -2959,11 +3231,11 @@
 </file>
 
 <file path=word/styles.xml><?xml version="1.0" encoding="utf-8"?>
-<w:styles xmlns:mc="http://schemas.openxmlformats.org/markup-compatibility/2006" xmlns:r="http://schemas.openxmlformats.org/officeDocument/2006/relationships" xmlns:w="http://schemas.openxmlformats.org/wordprocessingml/2006/main" xmlns:w14="http://schemas.microsoft.com/office/word/2010/wordml" mc:Ignorable="w14">
+<w:styles xmlns:mc="http://schemas.openxmlformats.org/markup-compatibility/2006" xmlns:w="http://schemas.openxmlformats.org/wordprocessingml/2006/main" xmlns:r="http://schemas.openxmlformats.org/officeDocument/2006/relationships" xmlns:w14="http://schemas.microsoft.com/office/word/2010/wordml" mc:Ignorable="w14">
   <w:docDefaults>
     <w:rPrDefault>
       <w:rPr>
-        <w:rFonts w:asciiTheme="minorHAnsi" w:cstheme="minorBidi" w:eastAsiaTheme="minorEastAsia" w:hAnsiTheme="minorHAnsi"/>
+        <w:rFonts w:asciiTheme="minorHAnsi" w:cstheme="minorBidi" w:hAnsiTheme="minorHAnsi" w:eastAsia="黑体"/>
         <w:sz w:val="22"/>
         <w:szCs w:val="22"/>
         <w:lang w:bidi="ar-SA" w:eastAsia="en-US" w:val="en-US"/>
@@ -3185,7 +3457,7 @@
       <w:outlineLvl w:val="0"/>
     </w:pPr>
     <w:rPr>
-      <w:rFonts w:ascii="Times New Roman" w:asciiTheme="majorHAnsi" w:cstheme="majorBidi" w:eastAsia="黑体" w:eastAsiaTheme="majorEastAsia" w:hAnsi="Times New Roman" w:hAnsiTheme="majorHAnsi"/>
+      <w:rFonts w:ascii="Times New Roman" w:asciiTheme="majorHAnsi" w:cstheme="majorBidi" w:eastAsia="黑体" w:hAnsi="Times New Roman" w:hAnsiTheme="majorHAnsi"/>
       <w:b/>
       <w:bCs/>
       <w:color w:val="1F3864"/>
@@ -3209,7 +3481,7 @@
       <w:outlineLvl w:val="1"/>
     </w:pPr>
     <w:rPr>
-      <w:rFonts w:ascii="Times New Roman" w:asciiTheme="majorHAnsi" w:cstheme="majorBidi" w:eastAsia="黑体" w:eastAsiaTheme="majorEastAsia" w:hAnsi="Times New Roman" w:hAnsiTheme="majorHAnsi"/>
+      <w:rFonts w:ascii="Times New Roman" w:asciiTheme="majorHAnsi" w:cstheme="majorBidi" w:eastAsia="黑体" w:hAnsi="Times New Roman" w:hAnsiTheme="majorHAnsi"/>
       <w:b/>
       <w:bCs/>
       <w:color w:val="2E4E7E"/>
@@ -3233,7 +3505,7 @@
       <w:outlineLvl w:val="2"/>
     </w:pPr>
     <w:rPr>
-      <w:rFonts w:ascii="Times New Roman" w:asciiTheme="majorHAnsi" w:cstheme="majorBidi" w:eastAsia="黑体" w:eastAsiaTheme="majorEastAsia" w:hAnsi="Times New Roman" w:hAnsiTheme="majorHAnsi"/>
+      <w:rFonts w:ascii="Times New Roman" w:asciiTheme="majorHAnsi" w:cstheme="majorBidi" w:eastAsia="黑体" w:hAnsi="Times New Roman" w:hAnsiTheme="majorHAnsi"/>
       <w:b/>
       <w:bCs/>
       <w:color w:val="2E4E7E"/>
@@ -3257,7 +3529,7 @@
       <w:outlineLvl w:val="3"/>
     </w:pPr>
     <w:rPr>
-      <w:rFonts w:ascii="Times New Roman" w:asciiTheme="majorHAnsi" w:cstheme="majorBidi" w:eastAsia="黑体" w:eastAsiaTheme="majorEastAsia" w:hAnsi="Times New Roman" w:hAnsiTheme="majorHAnsi"/>
+      <w:rFonts w:ascii="Times New Roman" w:asciiTheme="majorHAnsi" w:cstheme="majorBidi" w:eastAsia="黑体" w:hAnsi="Times New Roman" w:hAnsiTheme="majorHAnsi"/>
       <w:b/>
       <w:bCs/>
       <w:i/>
@@ -3283,7 +3555,7 @@
       <w:outlineLvl w:val="4"/>
     </w:pPr>
     <w:rPr>
-      <w:rFonts w:ascii="Times New Roman" w:asciiTheme="majorHAnsi" w:cstheme="majorBidi" w:eastAsia="黑体" w:eastAsiaTheme="majorEastAsia" w:hAnsi="Times New Roman" w:hAnsiTheme="majorHAnsi"/>
+      <w:rFonts w:ascii="Times New Roman" w:asciiTheme="majorHAnsi" w:cstheme="majorBidi" w:eastAsia="黑体" w:hAnsi="Times New Roman" w:hAnsiTheme="majorHAnsi"/>
       <w:b/>
       <w:color w:val="333333"/>
       <w:sz w:val="22"/>
@@ -3306,7 +3578,7 @@
       <w:outlineLvl w:val="5"/>
     </w:pPr>
     <w:rPr>
-      <w:rFonts w:asciiTheme="majorHAnsi" w:cstheme="majorBidi" w:eastAsiaTheme="majorEastAsia" w:hAnsiTheme="majorHAnsi"/>
+      <w:rFonts w:asciiTheme="majorHAnsi" w:cstheme="majorBidi" w:hAnsiTheme="majorHAnsi" w:eastAsia="黑体"/>
       <w:i/>
       <w:iCs/>
       <w:color w:themeColor="accent1" w:themeShade="7F" w:val="243F60"/>
@@ -3329,7 +3601,7 @@
       <w:outlineLvl w:val="6"/>
     </w:pPr>
     <w:rPr>
-      <w:rFonts w:asciiTheme="majorHAnsi" w:cstheme="majorBidi" w:eastAsiaTheme="majorEastAsia" w:hAnsiTheme="majorHAnsi"/>
+      <w:rFonts w:asciiTheme="majorHAnsi" w:cstheme="majorBidi" w:hAnsiTheme="majorHAnsi" w:eastAsia="黑体"/>
       <w:i/>
       <w:iCs/>
       <w:color w:themeColor="text1" w:themeTint="BF" w:val="404040"/>
@@ -3352,7 +3624,7 @@
       <w:outlineLvl w:val="7"/>
     </w:pPr>
     <w:rPr>
-      <w:rFonts w:asciiTheme="majorHAnsi" w:cstheme="majorBidi" w:eastAsiaTheme="majorEastAsia" w:hAnsiTheme="majorHAnsi"/>
+      <w:rFonts w:asciiTheme="majorHAnsi" w:cstheme="majorBidi" w:hAnsiTheme="majorHAnsi" w:eastAsia="黑体"/>
       <w:color w:themeColor="accent1" w:val="4F81BD"/>
       <w:sz w:val="20"/>
       <w:szCs w:val="20"/>
@@ -3375,7 +3647,7 @@
       <w:outlineLvl w:val="8"/>
     </w:pPr>
     <w:rPr>
-      <w:rFonts w:asciiTheme="majorHAnsi" w:cstheme="majorBidi" w:eastAsiaTheme="majorEastAsia" w:hAnsiTheme="majorHAnsi"/>
+      <w:rFonts w:asciiTheme="majorHAnsi" w:cstheme="majorBidi" w:hAnsiTheme="majorHAnsi" w:eastAsia="黑体"/>
       <w:i/>
       <w:iCs/>
       <w:color w:themeColor="text1" w:themeTint="BF" w:val="404040"/>
@@ -3426,7 +3698,7 @@
     <w:uiPriority w:val="9"/>
     <w:rsid w:val="00FC693F"/>
     <w:rPr>
-      <w:rFonts w:asciiTheme="majorHAnsi" w:cstheme="majorBidi" w:eastAsiaTheme="majorEastAsia" w:hAnsiTheme="majorHAnsi"/>
+      <w:rFonts w:asciiTheme="majorHAnsi" w:cstheme="majorBidi" w:hAnsiTheme="majorHAnsi" w:eastAsia="黑体"/>
       <w:b/>
       <w:bCs/>
       <w:color w:themeColor="accent1" w:themeShade="BF" w:val="365F91"/>
@@ -3441,7 +3713,7 @@
     <w:uiPriority w:val="9"/>
     <w:rsid w:val="00FC693F"/>
     <w:rPr>
-      <w:rFonts w:asciiTheme="majorHAnsi" w:cstheme="majorBidi" w:eastAsiaTheme="majorEastAsia" w:hAnsiTheme="majorHAnsi"/>
+      <w:rFonts w:asciiTheme="majorHAnsi" w:cstheme="majorBidi" w:hAnsiTheme="majorHAnsi" w:eastAsia="黑体"/>
       <w:b/>
       <w:bCs/>
       <w:color w:themeColor="accent1" w:val="4F81BD"/>
@@ -3456,7 +3728,7 @@
     <w:uiPriority w:val="9"/>
     <w:rsid w:val="00FC693F"/>
     <w:rPr>
-      <w:rFonts w:asciiTheme="majorHAnsi" w:cstheme="majorBidi" w:eastAsiaTheme="majorEastAsia" w:hAnsiTheme="majorHAnsi"/>
+      <w:rFonts w:asciiTheme="majorHAnsi" w:cstheme="majorBidi" w:hAnsiTheme="majorHAnsi" w:eastAsia="黑体"/>
       <w:b/>
       <w:bCs/>
       <w:color w:themeColor="accent1" w:val="4F81BD"/>
@@ -3479,7 +3751,7 @@
       <w:contextualSpacing/>
     </w:pPr>
     <w:rPr>
-      <w:rFonts w:ascii="Times New Roman" w:asciiTheme="majorHAnsi" w:cstheme="majorBidi" w:eastAsia="黑体" w:eastAsiaTheme="majorEastAsia" w:hAnsi="Times New Roman" w:hAnsiTheme="majorHAnsi"/>
+      <w:rFonts w:ascii="Times New Roman" w:asciiTheme="majorHAnsi" w:cstheme="majorBidi" w:eastAsia="黑体" w:hAnsi="Times New Roman" w:hAnsiTheme="majorHAnsi"/>
       <w:b/>
       <w:color w:val="1F3864"/>
       <w:spacing w:val="5"/>
@@ -3495,7 +3767,7 @@
     <w:uiPriority w:val="10"/>
     <w:rsid w:val="00FC693F"/>
     <w:rPr>
-      <w:rFonts w:asciiTheme="majorHAnsi" w:cstheme="majorBidi" w:eastAsiaTheme="majorEastAsia" w:hAnsiTheme="majorHAnsi"/>
+      <w:rFonts w:asciiTheme="majorHAnsi" w:cstheme="majorBidi" w:hAnsiTheme="majorHAnsi" w:eastAsia="黑体"/>
       <w:color w:themeColor="text2" w:themeShade="BF" w:val="17365D"/>
       <w:spacing w:val="5"/>
       <w:kern w:val="28"/>
@@ -3517,7 +3789,7 @@
       </w:numPr>
     </w:pPr>
     <w:rPr>
-      <w:rFonts w:asciiTheme="majorHAnsi" w:cstheme="majorBidi" w:eastAsiaTheme="majorEastAsia" w:hAnsiTheme="majorHAnsi"/>
+      <w:rFonts w:asciiTheme="majorHAnsi" w:cstheme="majorBidi" w:hAnsiTheme="majorHAnsi" w:eastAsia="黑体"/>
       <w:i/>
       <w:iCs/>
       <w:color w:themeColor="accent1" w:val="4F81BD"/>
@@ -3533,7 +3805,7 @@
     <w:uiPriority w:val="11"/>
     <w:rsid w:val="00FC693F"/>
     <w:rPr>
-      <w:rFonts w:asciiTheme="majorHAnsi" w:cstheme="majorBidi" w:eastAsiaTheme="majorEastAsia" w:hAnsiTheme="majorHAnsi"/>
+      <w:rFonts w:asciiTheme="majorHAnsi" w:cstheme="majorBidi" w:hAnsiTheme="majorHAnsi" w:eastAsia="黑体"/>
       <w:i/>
       <w:iCs/>
       <w:color w:themeColor="accent1" w:val="4F81BD"/>
@@ -3600,6 +3872,7 @@
       <w:spacing w:after="120"/>
     </w:pPr>
     <w:rPr>
+      <w:rFonts w:eastAsia="黑体"/>
       <w:sz w:val="16"/>
       <w:szCs w:val="16"/>
     </w:rPr>
@@ -3611,6 +3884,7 @@
     <w:uiPriority w:val="99"/>
     <w:rsid w:val="00AA1D8D"/>
     <w:rPr>
+      <w:rFonts w:eastAsia="黑体"/>
       <w:sz w:val="16"/>
       <w:szCs w:val="16"/>
     </w:rPr>
@@ -3780,7 +4054,7 @@
       </w:tabs>
     </w:pPr>
     <w:rPr>
-      <w:rFonts w:ascii="Courier" w:hAnsi="Courier"/>
+      <w:rFonts w:ascii="Courier" w:hAnsi="Courier" w:eastAsia="黑体"/>
       <w:sz w:val="20"/>
       <w:szCs w:val="20"/>
     </w:rPr>
@@ -3792,7 +4066,7 @@
     <w:uiPriority w:val="99"/>
     <w:rsid w:val="0029639D"/>
     <w:rPr>
-      <w:rFonts w:ascii="Courier" w:hAnsi="Courier"/>
+      <w:rFonts w:ascii="Courier" w:hAnsi="Courier" w:eastAsia="黑体"/>
       <w:sz w:val="20"/>
       <w:szCs w:val="20"/>
     </w:rPr>
@@ -3828,6 +4102,7 @@
     <w:uiPriority w:val="29"/>
     <w:rsid w:val="00FC693F"/>
     <w:rPr>
+      <w:rFonts w:eastAsia="黑体"/>
       <w:i/>
       <w:iCs/>
       <w:color w:themeColor="text1" w:val="000000"/>
@@ -3841,7 +4116,7 @@
     <w:semiHidden/>
     <w:rsid w:val="00FC693F"/>
     <w:rPr>
-      <w:rFonts w:asciiTheme="majorHAnsi" w:cstheme="majorBidi" w:eastAsiaTheme="majorEastAsia" w:hAnsiTheme="majorHAnsi"/>
+      <w:rFonts w:asciiTheme="majorHAnsi" w:cstheme="majorBidi" w:hAnsiTheme="majorHAnsi" w:eastAsia="黑体"/>
       <w:b/>
       <w:bCs/>
       <w:i/>
@@ -3857,7 +4132,7 @@
     <w:semiHidden/>
     <w:rsid w:val="00FC693F"/>
     <w:rPr>
-      <w:rFonts w:asciiTheme="majorHAnsi" w:cstheme="majorBidi" w:eastAsiaTheme="majorEastAsia" w:hAnsiTheme="majorHAnsi"/>
+      <w:rFonts w:asciiTheme="majorHAnsi" w:cstheme="majorBidi" w:hAnsiTheme="majorHAnsi" w:eastAsia="黑体"/>
       <w:color w:themeColor="accent1" w:themeShade="7F" w:val="243F60"/>
     </w:rPr>
   </w:style>
@@ -3869,7 +4144,7 @@
     <w:semiHidden/>
     <w:rsid w:val="00FC693F"/>
     <w:rPr>
-      <w:rFonts w:asciiTheme="majorHAnsi" w:cstheme="majorBidi" w:eastAsiaTheme="majorEastAsia" w:hAnsiTheme="majorHAnsi"/>
+      <w:rFonts w:asciiTheme="majorHAnsi" w:cstheme="majorBidi" w:hAnsiTheme="majorHAnsi" w:eastAsia="黑体"/>
       <w:i/>
       <w:iCs/>
       <w:color w:themeColor="accent1" w:themeShade="7F" w:val="243F60"/>
@@ -3883,7 +4158,7 @@
     <w:semiHidden/>
     <w:rsid w:val="00FC693F"/>
     <w:rPr>
-      <w:rFonts w:asciiTheme="majorHAnsi" w:cstheme="majorBidi" w:eastAsiaTheme="majorEastAsia" w:hAnsiTheme="majorHAnsi"/>
+      <w:rFonts w:asciiTheme="majorHAnsi" w:cstheme="majorBidi" w:hAnsiTheme="majorHAnsi" w:eastAsia="黑体"/>
       <w:i/>
       <w:iCs/>
       <w:color w:themeColor="text1" w:themeTint="BF" w:val="404040"/>
@@ -3897,7 +4172,7 @@
     <w:semiHidden/>
     <w:rsid w:val="00FC693F"/>
     <w:rPr>
-      <w:rFonts w:asciiTheme="majorHAnsi" w:cstheme="majorBidi" w:eastAsiaTheme="majorEastAsia" w:hAnsiTheme="majorHAnsi"/>
+      <w:rFonts w:asciiTheme="majorHAnsi" w:cstheme="majorBidi" w:hAnsiTheme="majorHAnsi" w:eastAsia="黑体"/>
       <w:color w:themeColor="accent1" w:val="4F81BD"/>
       <w:sz w:val="20"/>
       <w:szCs w:val="20"/>
@@ -3911,7 +4186,7 @@
     <w:semiHidden/>
     <w:rsid w:val="00FC693F"/>
     <w:rPr>
-      <w:rFonts w:asciiTheme="majorHAnsi" w:cstheme="majorBidi" w:eastAsiaTheme="majorEastAsia" w:hAnsiTheme="majorHAnsi"/>
+      <w:rFonts w:asciiTheme="majorHAnsi" w:cstheme="majorBidi" w:hAnsiTheme="majorHAnsi" w:eastAsia="黑体"/>
       <w:i/>
       <w:iCs/>
       <w:color w:themeColor="text1" w:themeTint="BF" w:val="404040"/>
@@ -3932,6 +4207,7 @@
       <w:spacing w:line="240" w:lineRule="auto"/>
     </w:pPr>
     <w:rPr>
+      <w:rFonts w:eastAsia="黑体"/>
       <w:b/>
       <w:bCs/>
       <w:color w:themeColor="accent1" w:val="4F81BD"/>
@@ -3946,6 +4222,7 @@
     <w:qFormat/>
     <w:rsid w:val="00FC693F"/>
     <w:rPr>
+      <w:rFonts w:eastAsia="黑体"/>
       <w:b/>
       <w:bCs/>
     </w:rPr>
@@ -3957,6 +4234,7 @@
     <w:qFormat/>
     <w:rsid w:val="00FC693F"/>
     <w:rPr>
+      <w:rFonts w:eastAsia="黑体"/>
       <w:i/>
       <w:iCs/>
     </w:rPr>
@@ -3977,6 +4255,7 @@
       <w:ind w:left="936" w:right="936"/>
     </w:pPr>
     <w:rPr>
+      <w:rFonts w:eastAsia="黑体"/>
       <w:b/>
       <w:bCs/>
       <w:i/>
@@ -3991,6 +4270,7 @@
     <w:uiPriority w:val="30"/>
     <w:rsid w:val="00FC693F"/>
     <w:rPr>
+      <w:rFonts w:eastAsia="黑体"/>
       <w:b/>
       <w:bCs/>
       <w:i/>
@@ -4005,6 +4285,7 @@
     <w:qFormat/>
     <w:rsid w:val="00FC693F"/>
     <w:rPr>
+      <w:rFonts w:eastAsia="黑体"/>
       <w:i/>
       <w:iCs/>
       <w:color w:themeColor="text1" w:themeTint="7F" w:val="808080"/>
@@ -4017,6 +4298,7 @@
     <w:qFormat/>
     <w:rsid w:val="00FC693F"/>
     <w:rPr>
+      <w:rFonts w:eastAsia="黑体"/>
       <w:b/>
       <w:bCs/>
       <w:i/>
@@ -4031,6 +4313,7 @@
     <w:qFormat/>
     <w:rsid w:val="00FC693F"/>
     <w:rPr>
+      <w:rFonts w:eastAsia="黑体"/>
       <w:smallCaps/>
       <w:color w:themeColor="accent2" w:val="C0504D"/>
       <w:u w:val="single"/>
@@ -4043,6 +4326,7 @@
     <w:qFormat/>
     <w:rsid w:val="00FC693F"/>
     <w:rPr>
+      <w:rFonts w:eastAsia="黑体"/>
       <w:b/>
       <w:bCs/>
       <w:smallCaps/>
@@ -4058,6 +4342,7 @@
     <w:qFormat/>
     <w:rsid w:val="00FC693F"/>
     <w:rPr>
+      <w:rFonts w:eastAsia="黑体"/>
       <w:b/>
       <w:bCs/>
       <w:smallCaps/>
@@ -4112,6 +4397,7 @@
       <w:spacing w:after="0" w:line="240" w:lineRule="auto"/>
     </w:pPr>
     <w:rPr>
+      <w:rFonts w:eastAsia="黑体"/>
       <w:color w:themeColor="text1" w:themeShade="BF" w:val="000000"/>
     </w:rPr>
     <w:tblPr>
@@ -4134,6 +4420,7 @@
         <w:spacing w:after="0" w:before="0" w:line="240" w:lineRule="auto"/>
       </w:pPr>
       <w:rPr>
+        <w:rFonts w:eastAsia="黑体"/>
         <w:b/>
         <w:bCs/>
       </w:rPr>
@@ -4154,6 +4441,7 @@
         <w:spacing w:after="0" w:before="0" w:line="240" w:lineRule="auto"/>
       </w:pPr>
       <w:rPr>
+        <w:rFonts w:eastAsia="黑体"/>
         <w:b/>
         <w:bCs/>
       </w:rPr>
@@ -4171,12 +4459,14 @@
     </w:tblStylePr>
     <w:tblStylePr w:type="firstCol">
       <w:rPr>
+        <w:rFonts w:eastAsia="黑体"/>
         <w:b/>
         <w:bCs/>
       </w:rPr>
     </w:tblStylePr>
     <w:tblStylePr w:type="lastCol">
       <w:rPr>
+        <w:rFonts w:eastAsia="黑体"/>
         <w:b/>
         <w:bCs/>
       </w:rPr>
@@ -4215,6 +4505,7 @@
       <w:spacing w:after="0" w:line="240" w:lineRule="auto"/>
     </w:pPr>
     <w:rPr>
+      <w:rFonts w:eastAsia="黑体"/>
       <w:color w:themeColor="accent1" w:themeShade="BF" w:val="365F91"/>
     </w:rPr>
     <w:tblPr>
@@ -4237,6 +4528,7 @@
         <w:spacing w:after="0" w:before="0" w:line="240" w:lineRule="auto"/>
       </w:pPr>
       <w:rPr>
+        <w:rFonts w:eastAsia="黑体"/>
         <w:b/>
         <w:bCs/>
       </w:rPr>
@@ -4257,6 +4549,7 @@
         <w:spacing w:after="0" w:before="0" w:line="240" w:lineRule="auto"/>
       </w:pPr>
       <w:rPr>
+        <w:rFonts w:eastAsia="黑体"/>
         <w:b/>
         <w:bCs/>
       </w:rPr>
@@ -4274,12 +4567,14 @@
     </w:tblStylePr>
     <w:tblStylePr w:type="firstCol">
       <w:rPr>
+        <w:rFonts w:eastAsia="黑体"/>
         <w:b/>
         <w:bCs/>
       </w:rPr>
     </w:tblStylePr>
     <w:tblStylePr w:type="lastCol">
       <w:rPr>
+        <w:rFonts w:eastAsia="黑体"/>
         <w:b/>
         <w:bCs/>
       </w:rPr>
@@ -4318,6 +4613,7 @@
       <w:spacing w:after="0" w:line="240" w:lineRule="auto"/>
     </w:pPr>
     <w:rPr>
+      <w:rFonts w:eastAsia="黑体"/>
       <w:color w:themeColor="accent2" w:themeShade="BF" w:val="943634"/>
     </w:rPr>
     <w:tblPr>
@@ -4340,6 +4636,7 @@
         <w:spacing w:after="0" w:before="0" w:line="240" w:lineRule="auto"/>
       </w:pPr>
       <w:rPr>
+        <w:rFonts w:eastAsia="黑体"/>
         <w:b/>
         <w:bCs/>
       </w:rPr>
@@ -4360,6 +4657,7 @@
         <w:spacing w:after="0" w:before="0" w:line="240" w:lineRule="auto"/>
       </w:pPr>
       <w:rPr>
+        <w:rFonts w:eastAsia="黑体"/>
         <w:b/>
         <w:bCs/>
       </w:rPr>
@@ -4377,12 +4675,14 @@
     </w:tblStylePr>
     <w:tblStylePr w:type="firstCol">
       <w:rPr>
+        <w:rFonts w:eastAsia="黑体"/>
         <w:b/>
         <w:bCs/>
       </w:rPr>
     </w:tblStylePr>
     <w:tblStylePr w:type="lastCol">
       <w:rPr>
+        <w:rFonts w:eastAsia="黑体"/>
         <w:b/>
         <w:bCs/>
       </w:rPr>
@@ -4421,6 +4721,7 @@
       <w:spacing w:after="0" w:line="240" w:lineRule="auto"/>
     </w:pPr>
     <w:rPr>
+      <w:rFonts w:eastAsia="黑体"/>
       <w:color w:themeColor="accent3" w:themeShade="BF" w:val="76923C"/>
     </w:rPr>
     <w:tblPr>
@@ -4443,6 +4744,7 @@
         <w:spacing w:after="0" w:before="0" w:line="240" w:lineRule="auto"/>
       </w:pPr>
       <w:rPr>
+        <w:rFonts w:eastAsia="黑体"/>
         <w:b/>
         <w:bCs/>
       </w:rPr>
@@ -4463,6 +4765,7 @@
         <w:spacing w:after="0" w:before="0" w:line="240" w:lineRule="auto"/>
       </w:pPr>
       <w:rPr>
+        <w:rFonts w:eastAsia="黑体"/>
         <w:b/>
         <w:bCs/>
       </w:rPr>
@@ -4480,12 +4783,14 @@
     </w:tblStylePr>
     <w:tblStylePr w:type="firstCol">
       <w:rPr>
+        <w:rFonts w:eastAsia="黑体"/>
         <w:b/>
         <w:bCs/>
       </w:rPr>
     </w:tblStylePr>
     <w:tblStylePr w:type="lastCol">
       <w:rPr>
+        <w:rFonts w:eastAsia="黑体"/>
         <w:b/>
         <w:bCs/>
       </w:rPr>
@@ -4524,6 +4829,7 @@
       <w:spacing w:after="0" w:line="240" w:lineRule="auto"/>
     </w:pPr>
     <w:rPr>
+      <w:rFonts w:eastAsia="黑体"/>
       <w:color w:themeColor="accent4" w:themeShade="BF" w:val="5F497A"/>
     </w:rPr>
     <w:tblPr>
@@ -4546,6 +4852,7 @@
         <w:spacing w:after="0" w:before="0" w:line="240" w:lineRule="auto"/>
       </w:pPr>
       <w:rPr>
+        <w:rFonts w:eastAsia="黑体"/>
         <w:b/>
         <w:bCs/>
       </w:rPr>
@@ -4566,6 +4873,7 @@
         <w:spacing w:after="0" w:before="0" w:line="240" w:lineRule="auto"/>
       </w:pPr>
       <w:rPr>
+        <w:rFonts w:eastAsia="黑体"/>
         <w:b/>
         <w:bCs/>
       </w:rPr>
@@ -4583,12 +4891,14 @@
     </w:tblStylePr>
     <w:tblStylePr w:type="firstCol">
       <w:rPr>
+        <w:rFonts w:eastAsia="黑体"/>
         <w:b/>
         <w:bCs/>
       </w:rPr>
     </w:tblStylePr>
     <w:tblStylePr w:type="lastCol">
       <w:rPr>
+        <w:rFonts w:eastAsia="黑体"/>
         <w:b/>
         <w:bCs/>
       </w:rPr>
@@ -4627,6 +4937,7 @@
       <w:spacing w:after="0" w:line="240" w:lineRule="auto"/>
     </w:pPr>
     <w:rPr>
+      <w:rFonts w:eastAsia="黑体"/>
       <w:color w:themeColor="accent5" w:themeShade="BF" w:val="31849B"/>
     </w:rPr>
     <w:tblPr>
@@ -4649,6 +4960,7 @@
         <w:spacing w:after="0" w:before="0" w:line="240" w:lineRule="auto"/>
       </w:pPr>
       <w:rPr>
+        <w:rFonts w:eastAsia="黑体"/>
         <w:b/>
         <w:bCs/>
       </w:rPr>
@@ -4669,6 +4981,7 @@
         <w:spacing w:after="0" w:before="0" w:line="240" w:lineRule="auto"/>
       </w:pPr>
       <w:rPr>
+        <w:rFonts w:eastAsia="黑体"/>
         <w:b/>
         <w:bCs/>
       </w:rPr>
@@ -4686,12 +4999,14 @@
     </w:tblStylePr>
     <w:tblStylePr w:type="firstCol">
       <w:rPr>
+        <w:rFonts w:eastAsia="黑体"/>
         <w:b/>
         <w:bCs/>
       </w:rPr>
     </w:tblStylePr>
     <w:tblStylePr w:type="lastCol">
       <w:rPr>
+        <w:rFonts w:eastAsia="黑体"/>
         <w:b/>
         <w:bCs/>
       </w:rPr>
@@ -4730,6 +5045,7 @@
       <w:spacing w:after="0" w:line="240" w:lineRule="auto"/>
     </w:pPr>
     <w:rPr>
+      <w:rFonts w:eastAsia="黑体"/>
       <w:color w:themeColor="accent6" w:themeShade="BF" w:val="E36C0A"/>
     </w:rPr>
     <w:tblPr>
@@ -4752,6 +5068,7 @@
         <w:spacing w:after="0" w:before="0" w:line="240" w:lineRule="auto"/>
       </w:pPr>
       <w:rPr>
+        <w:rFonts w:eastAsia="黑体"/>
         <w:b/>
         <w:bCs/>
       </w:rPr>
@@ -4772,6 +5089,7 @@
         <w:spacing w:after="0" w:before="0" w:line="240" w:lineRule="auto"/>
       </w:pPr>
       <w:rPr>
+        <w:rFonts w:eastAsia="黑体"/>
         <w:b/>
         <w:bCs/>
       </w:rPr>
@@ -4789,12 +5107,14 @@
     </w:tblStylePr>
     <w:tblStylePr w:type="firstCol">
       <w:rPr>
+        <w:rFonts w:eastAsia="黑体"/>
         <w:b/>
         <w:bCs/>
       </w:rPr>
     </w:tblStylePr>
     <w:tblStylePr w:type="lastCol">
       <w:rPr>
+        <w:rFonts w:eastAsia="黑体"/>
         <w:b/>
         <w:bCs/>
       </w:rPr>
@@ -4854,6 +5174,7 @@
         <w:spacing w:after="0" w:before="0" w:line="240" w:lineRule="auto"/>
       </w:pPr>
       <w:rPr>
+        <w:rFonts w:eastAsia="黑体"/>
         <w:b/>
         <w:bCs/>
         <w:color w:themeColor="background1" w:val="FFFFFF"/>
@@ -4868,6 +5189,7 @@
         <w:spacing w:after="0" w:before="0" w:line="240" w:lineRule="auto"/>
       </w:pPr>
       <w:rPr>
+        <w:rFonts w:eastAsia="黑体"/>
         <w:b/>
         <w:bCs/>
       </w:rPr>
@@ -4883,12 +5205,14 @@
     </w:tblStylePr>
     <w:tblStylePr w:type="firstCol">
       <w:rPr>
+        <w:rFonts w:eastAsia="黑体"/>
         <w:b/>
         <w:bCs/>
       </w:rPr>
     </w:tblStylePr>
     <w:tblStylePr w:type="lastCol">
       <w:rPr>
+        <w:rFonts w:eastAsia="黑体"/>
         <w:b/>
         <w:bCs/>
       </w:rPr>
@@ -4946,6 +5270,7 @@
         <w:spacing w:after="0" w:before="0" w:line="240" w:lineRule="auto"/>
       </w:pPr>
       <w:rPr>
+        <w:rFonts w:eastAsia="黑体"/>
         <w:b/>
         <w:bCs/>
         <w:color w:themeColor="background1" w:val="FFFFFF"/>
@@ -4960,6 +5285,7 @@
         <w:spacing w:after="0" w:before="0" w:line="240" w:lineRule="auto"/>
       </w:pPr>
       <w:rPr>
+        <w:rFonts w:eastAsia="黑体"/>
         <w:b/>
         <w:bCs/>
       </w:rPr>
@@ -4975,12 +5301,14 @@
     </w:tblStylePr>
     <w:tblStylePr w:type="firstCol">
       <w:rPr>
+        <w:rFonts w:eastAsia="黑体"/>
         <w:b/>
         <w:bCs/>
       </w:rPr>
     </w:tblStylePr>
     <w:tblStylePr w:type="lastCol">
       <w:rPr>
+        <w:rFonts w:eastAsia="黑体"/>
         <w:b/>
         <w:bCs/>
       </w:rPr>
@@ -5038,6 +5366,7 @@
         <w:spacing w:after="0" w:before="0" w:line="240" w:lineRule="auto"/>
       </w:pPr>
       <w:rPr>
+        <w:rFonts w:eastAsia="黑体"/>
         <w:b/>
         <w:bCs/>
         <w:color w:themeColor="background1" w:val="FFFFFF"/>
@@ -5052,6 +5381,7 @@
         <w:spacing w:after="0" w:before="0" w:line="240" w:lineRule="auto"/>
       </w:pPr>
       <w:rPr>
+        <w:rFonts w:eastAsia="黑体"/>
         <w:b/>
         <w:bCs/>
       </w:rPr>
@@ -5067,12 +5397,14 @@
     </w:tblStylePr>
     <w:tblStylePr w:type="firstCol">
       <w:rPr>
+        <w:rFonts w:eastAsia="黑体"/>
         <w:b/>
         <w:bCs/>
       </w:rPr>
     </w:tblStylePr>
     <w:tblStylePr w:type="lastCol">
       <w:rPr>
+        <w:rFonts w:eastAsia="黑体"/>
         <w:b/>
         <w:bCs/>
       </w:rPr>
@@ -5130,6 +5462,7 @@
         <w:spacing w:after="0" w:before="0" w:line="240" w:lineRule="auto"/>
       </w:pPr>
       <w:rPr>
+        <w:rFonts w:eastAsia="黑体"/>
         <w:b/>
         <w:bCs/>
         <w:color w:themeColor="background1" w:val="FFFFFF"/>
@@ -5144,6 +5477,7 @@
         <w:spacing w:after="0" w:before="0" w:line="240" w:lineRule="auto"/>
       </w:pPr>
       <w:rPr>
+        <w:rFonts w:eastAsia="黑体"/>
         <w:b/>
         <w:bCs/>
       </w:rPr>
@@ -5159,12 +5493,14 @@
     </w:tblStylePr>
     <w:tblStylePr w:type="firstCol">
       <w:rPr>
+        <w:rFonts w:eastAsia="黑体"/>
         <w:b/>
         <w:bCs/>
       </w:rPr>
     </w:tblStylePr>
     <w:tblStylePr w:type="lastCol">
       <w:rPr>
+        <w:rFonts w:eastAsia="黑体"/>
         <w:b/>
         <w:bCs/>
       </w:rPr>
@@ -5222,6 +5558,7 @@
         <w:spacing w:after="0" w:before="0" w:line="240" w:lineRule="auto"/>
       </w:pPr>
       <w:rPr>
+        <w:rFonts w:eastAsia="黑体"/>
         <w:b/>
         <w:bCs/>
         <w:color w:themeColor="background1" w:val="FFFFFF"/>
@@ -5236,6 +5573,7 @@
         <w:spacing w:after="0" w:before="0" w:line="240" w:lineRule="auto"/>
       </w:pPr>
       <w:rPr>
+        <w:rFonts w:eastAsia="黑体"/>
         <w:b/>
         <w:bCs/>
       </w:rPr>
@@ -5251,12 +5589,14 @@
     </w:tblStylePr>
     <w:tblStylePr w:type="firstCol">
       <w:rPr>
+        <w:rFonts w:eastAsia="黑体"/>
         <w:b/>
         <w:bCs/>
       </w:rPr>
     </w:tblStylePr>
     <w:tblStylePr w:type="lastCol">
       <w:rPr>
+        <w:rFonts w:eastAsia="黑体"/>
         <w:b/>
         <w:bCs/>
       </w:rPr>
@@ -5314,6 +5654,7 @@
         <w:spacing w:after="0" w:before="0" w:line="240" w:lineRule="auto"/>
       </w:pPr>
       <w:rPr>
+        <w:rFonts w:eastAsia="黑体"/>
         <w:b/>
         <w:bCs/>
         <w:color w:themeColor="background1" w:val="FFFFFF"/>
@@ -5328,6 +5669,7 @@
         <w:spacing w:after="0" w:before="0" w:line="240" w:lineRule="auto"/>
       </w:pPr>
       <w:rPr>
+        <w:rFonts w:eastAsia="黑体"/>
         <w:b/>
         <w:bCs/>
       </w:rPr>
@@ -5343,12 +5685,14 @@
     </w:tblStylePr>
     <w:tblStylePr w:type="firstCol">
       <w:rPr>
+        <w:rFonts w:eastAsia="黑体"/>
         <w:b/>
         <w:bCs/>
       </w:rPr>
     </w:tblStylePr>
     <w:tblStylePr w:type="lastCol">
       <w:rPr>
+        <w:rFonts w:eastAsia="黑体"/>
         <w:b/>
         <w:bCs/>
       </w:rPr>
@@ -5406,6 +5750,7 @@
         <w:spacing w:after="0" w:before="0" w:line="240" w:lineRule="auto"/>
       </w:pPr>
       <w:rPr>
+        <w:rFonts w:eastAsia="黑体"/>
         <w:b/>
         <w:bCs/>
         <w:color w:themeColor="background1" w:val="FFFFFF"/>
@@ -5420,6 +5765,7 @@
         <w:spacing w:after="0" w:before="0" w:line="240" w:lineRule="auto"/>
       </w:pPr>
       <w:rPr>
+        <w:rFonts w:eastAsia="黑体"/>
         <w:b/>
         <w:bCs/>
       </w:rPr>
@@ -5435,12 +5781,14 @@
     </w:tblStylePr>
     <w:tblStylePr w:type="firstCol">
       <w:rPr>
+        <w:rFonts w:eastAsia="黑体"/>
         <w:b/>
         <w:bCs/>
       </w:rPr>
     </w:tblStylePr>
     <w:tblStylePr w:type="lastCol">
       <w:rPr>
+        <w:rFonts w:eastAsia="黑体"/>
         <w:b/>
         <w:bCs/>
       </w:rPr>
@@ -5500,7 +5848,7 @@
         <w:spacing w:after="0" w:before="0" w:line="240" w:lineRule="auto"/>
       </w:pPr>
       <w:rPr>
-        <w:rFonts w:asciiTheme="majorHAnsi" w:cstheme="majorBidi" w:eastAsiaTheme="majorEastAsia" w:hAnsiTheme="majorHAnsi"/>
+        <w:rFonts w:asciiTheme="majorHAnsi" w:cstheme="majorBidi" w:hAnsiTheme="majorHAnsi" w:eastAsia="黑体"/>
         <w:b/>
         <w:bCs/>
       </w:rPr>
@@ -5521,7 +5869,7 @@
         <w:spacing w:after="0" w:before="0" w:line="240" w:lineRule="auto"/>
       </w:pPr>
       <w:rPr>
-        <w:rFonts w:asciiTheme="majorHAnsi" w:cstheme="majorBidi" w:eastAsiaTheme="majorEastAsia" w:hAnsiTheme="majorHAnsi"/>
+        <w:rFonts w:asciiTheme="majorHAnsi" w:cstheme="majorBidi" w:hAnsiTheme="majorHAnsi" w:eastAsia="黑体"/>
         <w:b/>
         <w:bCs/>
       </w:rPr>
@@ -5539,14 +5887,14 @@
     </w:tblStylePr>
     <w:tblStylePr w:type="firstCol">
       <w:rPr>
-        <w:rFonts w:asciiTheme="majorHAnsi" w:cstheme="majorBidi" w:eastAsiaTheme="majorEastAsia" w:hAnsiTheme="majorHAnsi"/>
+        <w:rFonts w:asciiTheme="majorHAnsi" w:cstheme="majorBidi" w:hAnsiTheme="majorHAnsi" w:eastAsia="黑体"/>
         <w:b/>
         <w:bCs/>
       </w:rPr>
     </w:tblStylePr>
     <w:tblStylePr w:type="lastCol">
       <w:rPr>
-        <w:rFonts w:asciiTheme="majorHAnsi" w:cstheme="majorBidi" w:eastAsiaTheme="majorEastAsia" w:hAnsiTheme="majorHAnsi"/>
+        <w:rFonts w:asciiTheme="majorHAnsi" w:cstheme="majorBidi" w:hAnsiTheme="majorHAnsi" w:eastAsia="黑体"/>
         <w:b/>
         <w:bCs/>
       </w:rPr>
@@ -5630,7 +5978,7 @@
         <w:spacing w:after="0" w:before="0" w:line="240" w:lineRule="auto"/>
       </w:pPr>
       <w:rPr>
-        <w:rFonts w:asciiTheme="majorHAnsi" w:cstheme="majorBidi" w:eastAsiaTheme="majorEastAsia" w:hAnsiTheme="majorHAnsi"/>
+        <w:rFonts w:asciiTheme="majorHAnsi" w:cstheme="majorBidi" w:hAnsiTheme="majorHAnsi" w:eastAsia="黑体"/>
         <w:b/>
         <w:bCs/>
       </w:rPr>
@@ -5651,7 +5999,7 @@
         <w:spacing w:after="0" w:before="0" w:line="240" w:lineRule="auto"/>
       </w:pPr>
       <w:rPr>
-        <w:rFonts w:asciiTheme="majorHAnsi" w:cstheme="majorBidi" w:eastAsiaTheme="majorEastAsia" w:hAnsiTheme="majorHAnsi"/>
+        <w:rFonts w:asciiTheme="majorHAnsi" w:cstheme="majorBidi" w:hAnsiTheme="majorHAnsi" w:eastAsia="黑体"/>
         <w:b/>
         <w:bCs/>
       </w:rPr>
@@ -5669,14 +6017,14 @@
     </w:tblStylePr>
     <w:tblStylePr w:type="firstCol">
       <w:rPr>
-        <w:rFonts w:asciiTheme="majorHAnsi" w:cstheme="majorBidi" w:eastAsiaTheme="majorEastAsia" w:hAnsiTheme="majorHAnsi"/>
+        <w:rFonts w:asciiTheme="majorHAnsi" w:cstheme="majorBidi" w:hAnsiTheme="majorHAnsi" w:eastAsia="黑体"/>
         <w:b/>
         <w:bCs/>
       </w:rPr>
     </w:tblStylePr>
     <w:tblStylePr w:type="lastCol">
       <w:rPr>
-        <w:rFonts w:asciiTheme="majorHAnsi" w:cstheme="majorBidi" w:eastAsiaTheme="majorEastAsia" w:hAnsiTheme="majorHAnsi"/>
+        <w:rFonts w:asciiTheme="majorHAnsi" w:cstheme="majorBidi" w:hAnsiTheme="majorHAnsi" w:eastAsia="黑体"/>
         <w:b/>
         <w:bCs/>
       </w:rPr>
@@ -5760,7 +6108,7 @@
         <w:spacing w:after="0" w:before="0" w:line="240" w:lineRule="auto"/>
       </w:pPr>
       <w:rPr>
-        <w:rFonts w:asciiTheme="majorHAnsi" w:cstheme="majorBidi" w:eastAsiaTheme="majorEastAsia" w:hAnsiTheme="majorHAnsi"/>
+        <w:rFonts w:asciiTheme="majorHAnsi" w:cstheme="majorBidi" w:hAnsiTheme="majorHAnsi" w:eastAsia="黑体"/>
         <w:b/>
         <w:bCs/>
       </w:rPr>
@@ -5781,7 +6129,7 @@
         <w:spacing w:after="0" w:before="0" w:line="240" w:lineRule="auto"/>
       </w:pPr>
       <w:rPr>
-        <w:rFonts w:asciiTheme="majorHAnsi" w:cstheme="majorBidi" w:eastAsiaTheme="majorEastAsia" w:hAnsiTheme="majorHAnsi"/>
+        <w:rFonts w:asciiTheme="majorHAnsi" w:cstheme="majorBidi" w:hAnsiTheme="majorHAnsi" w:eastAsia="黑体"/>
         <w:b/>
         <w:bCs/>
       </w:rPr>
@@ -5799,14 +6147,14 @@
     </w:tblStylePr>
     <w:tblStylePr w:type="firstCol">
       <w:rPr>
-        <w:rFonts w:asciiTheme="majorHAnsi" w:cstheme="majorBidi" w:eastAsiaTheme="majorEastAsia" w:hAnsiTheme="majorHAnsi"/>
+        <w:rFonts w:asciiTheme="majorHAnsi" w:cstheme="majorBidi" w:hAnsiTheme="majorHAnsi" w:eastAsia="黑体"/>
         <w:b/>
         <w:bCs/>
       </w:rPr>
     </w:tblStylePr>
     <w:tblStylePr w:type="lastCol">
       <w:rPr>
-        <w:rFonts w:asciiTheme="majorHAnsi" w:cstheme="majorBidi" w:eastAsiaTheme="majorEastAsia" w:hAnsiTheme="majorHAnsi"/>
+        <w:rFonts w:asciiTheme="majorHAnsi" w:cstheme="majorBidi" w:hAnsiTheme="majorHAnsi" w:eastAsia="黑体"/>
         <w:b/>
         <w:bCs/>
       </w:rPr>
@@ -5890,7 +6238,7 @@
         <w:spacing w:after="0" w:before="0" w:line="240" w:lineRule="auto"/>
       </w:pPr>
       <w:rPr>
-        <w:rFonts w:asciiTheme="majorHAnsi" w:cstheme="majorBidi" w:eastAsiaTheme="majorEastAsia" w:hAnsiTheme="majorHAnsi"/>
+        <w:rFonts w:asciiTheme="majorHAnsi" w:cstheme="majorBidi" w:hAnsiTheme="majorHAnsi" w:eastAsia="黑体"/>
         <w:b/>
         <w:bCs/>
       </w:rPr>
@@ -5911,7 +6259,7 @@
         <w:spacing w:after="0" w:before="0" w:line="240" w:lineRule="auto"/>
       </w:pPr>
       <w:rPr>
-        <w:rFonts w:asciiTheme="majorHAnsi" w:cstheme="majorBidi" w:eastAsiaTheme="majorEastAsia" w:hAnsiTheme="majorHAnsi"/>
+        <w:rFonts w:asciiTheme="majorHAnsi" w:cstheme="majorBidi" w:hAnsiTheme="majorHAnsi" w:eastAsia="黑体"/>
         <w:b/>
         <w:bCs/>
       </w:rPr>
@@ -5929,14 +6277,14 @@
     </w:tblStylePr>
     <w:tblStylePr w:type="firstCol">
       <w:rPr>
-        <w:rFonts w:asciiTheme="majorHAnsi" w:cstheme="majorBidi" w:eastAsiaTheme="majorEastAsia" w:hAnsiTheme="majorHAnsi"/>
+        <w:rFonts w:asciiTheme="majorHAnsi" w:cstheme="majorBidi" w:hAnsiTheme="majorHAnsi" w:eastAsia="黑体"/>
         <w:b/>
         <w:bCs/>
       </w:rPr>
     </w:tblStylePr>
     <w:tblStylePr w:type="lastCol">
       <w:rPr>
-        <w:rFonts w:asciiTheme="majorHAnsi" w:cstheme="majorBidi" w:eastAsiaTheme="majorEastAsia" w:hAnsiTheme="majorHAnsi"/>
+        <w:rFonts w:asciiTheme="majorHAnsi" w:cstheme="majorBidi" w:hAnsiTheme="majorHAnsi" w:eastAsia="黑体"/>
         <w:b/>
         <w:bCs/>
       </w:rPr>
@@ -6020,7 +6368,7 @@
         <w:spacing w:after="0" w:before="0" w:line="240" w:lineRule="auto"/>
       </w:pPr>
       <w:rPr>
-        <w:rFonts w:asciiTheme="majorHAnsi" w:cstheme="majorBidi" w:eastAsiaTheme="majorEastAsia" w:hAnsiTheme="majorHAnsi"/>
+        <w:rFonts w:asciiTheme="majorHAnsi" w:cstheme="majorBidi" w:hAnsiTheme="majorHAnsi" w:eastAsia="黑体"/>
         <w:b/>
         <w:bCs/>
       </w:rPr>
@@ -6041,7 +6389,7 @@
         <w:spacing w:after="0" w:before="0" w:line="240" w:lineRule="auto"/>
       </w:pPr>
       <w:rPr>
-        <w:rFonts w:asciiTheme="majorHAnsi" w:cstheme="majorBidi" w:eastAsiaTheme="majorEastAsia" w:hAnsiTheme="majorHAnsi"/>
+        <w:rFonts w:asciiTheme="majorHAnsi" w:cstheme="majorBidi" w:hAnsiTheme="majorHAnsi" w:eastAsia="黑体"/>
         <w:b/>
         <w:bCs/>
       </w:rPr>
@@ -6059,14 +6407,14 @@
     </w:tblStylePr>
     <w:tblStylePr w:type="firstCol">
       <w:rPr>
-        <w:rFonts w:asciiTheme="majorHAnsi" w:cstheme="majorBidi" w:eastAsiaTheme="majorEastAsia" w:hAnsiTheme="majorHAnsi"/>
+        <w:rFonts w:asciiTheme="majorHAnsi" w:cstheme="majorBidi" w:hAnsiTheme="majorHAnsi" w:eastAsia="黑体"/>
         <w:b/>
         <w:bCs/>
       </w:rPr>
     </w:tblStylePr>
     <w:tblStylePr w:type="lastCol">
       <w:rPr>
-        <w:rFonts w:asciiTheme="majorHAnsi" w:cstheme="majorBidi" w:eastAsiaTheme="majorEastAsia" w:hAnsiTheme="majorHAnsi"/>
+        <w:rFonts w:asciiTheme="majorHAnsi" w:cstheme="majorBidi" w:hAnsiTheme="majorHAnsi" w:eastAsia="黑体"/>
         <w:b/>
         <w:bCs/>
       </w:rPr>
@@ -6150,7 +6498,7 @@
         <w:spacing w:after="0" w:before="0" w:line="240" w:lineRule="auto"/>
       </w:pPr>
       <w:rPr>
-        <w:rFonts w:asciiTheme="majorHAnsi" w:cstheme="majorBidi" w:eastAsiaTheme="majorEastAsia" w:hAnsiTheme="majorHAnsi"/>
+        <w:rFonts w:asciiTheme="majorHAnsi" w:cstheme="majorBidi" w:hAnsiTheme="majorHAnsi" w:eastAsia="黑体"/>
         <w:b/>
         <w:bCs/>
       </w:rPr>
@@ -6171,7 +6519,7 @@
         <w:spacing w:after="0" w:before="0" w:line="240" w:lineRule="auto"/>
       </w:pPr>
       <w:rPr>
-        <w:rFonts w:asciiTheme="majorHAnsi" w:cstheme="majorBidi" w:eastAsiaTheme="majorEastAsia" w:hAnsiTheme="majorHAnsi"/>
+        <w:rFonts w:asciiTheme="majorHAnsi" w:cstheme="majorBidi" w:hAnsiTheme="majorHAnsi" w:eastAsia="黑体"/>
         <w:b/>
         <w:bCs/>
       </w:rPr>
@@ -6189,14 +6537,14 @@
     </w:tblStylePr>
     <w:tblStylePr w:type="firstCol">
       <w:rPr>
-        <w:rFonts w:asciiTheme="majorHAnsi" w:cstheme="majorBidi" w:eastAsiaTheme="majorEastAsia" w:hAnsiTheme="majorHAnsi"/>
+        <w:rFonts w:asciiTheme="majorHAnsi" w:cstheme="majorBidi" w:hAnsiTheme="majorHAnsi" w:eastAsia="黑体"/>
         <w:b/>
         <w:bCs/>
       </w:rPr>
     </w:tblStylePr>
     <w:tblStylePr w:type="lastCol">
       <w:rPr>
-        <w:rFonts w:asciiTheme="majorHAnsi" w:cstheme="majorBidi" w:eastAsiaTheme="majorEastAsia" w:hAnsiTheme="majorHAnsi"/>
+        <w:rFonts w:asciiTheme="majorHAnsi" w:cstheme="majorBidi" w:hAnsiTheme="majorHAnsi" w:eastAsia="黑体"/>
         <w:b/>
         <w:bCs/>
       </w:rPr>
@@ -6280,7 +6628,7 @@
         <w:spacing w:after="0" w:before="0" w:line="240" w:lineRule="auto"/>
       </w:pPr>
       <w:rPr>
-        <w:rFonts w:asciiTheme="majorHAnsi" w:cstheme="majorBidi" w:eastAsiaTheme="majorEastAsia" w:hAnsiTheme="majorHAnsi"/>
+        <w:rFonts w:asciiTheme="majorHAnsi" w:cstheme="majorBidi" w:hAnsiTheme="majorHAnsi" w:eastAsia="黑体"/>
         <w:b/>
         <w:bCs/>
       </w:rPr>
@@ -6301,7 +6649,7 @@
         <w:spacing w:after="0" w:before="0" w:line="240" w:lineRule="auto"/>
       </w:pPr>
       <w:rPr>
-        <w:rFonts w:asciiTheme="majorHAnsi" w:cstheme="majorBidi" w:eastAsiaTheme="majorEastAsia" w:hAnsiTheme="majorHAnsi"/>
+        <w:rFonts w:asciiTheme="majorHAnsi" w:cstheme="majorBidi" w:hAnsiTheme="majorHAnsi" w:eastAsia="黑体"/>
         <w:b/>
         <w:bCs/>
       </w:rPr>
@@ -6319,14 +6667,14 @@
     </w:tblStylePr>
     <w:tblStylePr w:type="firstCol">
       <w:rPr>
-        <w:rFonts w:asciiTheme="majorHAnsi" w:cstheme="majorBidi" w:eastAsiaTheme="majorEastAsia" w:hAnsiTheme="majorHAnsi"/>
+        <w:rFonts w:asciiTheme="majorHAnsi" w:cstheme="majorBidi" w:hAnsiTheme="majorHAnsi" w:eastAsia="黑体"/>
         <w:b/>
         <w:bCs/>
       </w:rPr>
     </w:tblStylePr>
     <w:tblStylePr w:type="lastCol">
       <w:rPr>
-        <w:rFonts w:asciiTheme="majorHAnsi" w:cstheme="majorBidi" w:eastAsiaTheme="majorEastAsia" w:hAnsiTheme="majorHAnsi"/>
+        <w:rFonts w:asciiTheme="majorHAnsi" w:cstheme="majorBidi" w:hAnsiTheme="majorHAnsi" w:eastAsia="黑体"/>
         <w:b/>
         <w:bCs/>
       </w:rPr>
@@ -6409,6 +6757,7 @@
         <w:spacing w:after="0" w:before="0" w:line="240" w:lineRule="auto"/>
       </w:pPr>
       <w:rPr>
+        <w:rFonts w:eastAsia="黑体"/>
         <w:b/>
         <w:bCs/>
         <w:color w:themeColor="background1" w:val="FFFFFF"/>
@@ -6431,6 +6780,7 @@
         <w:spacing w:after="0" w:before="0" w:line="240" w:lineRule="auto"/>
       </w:pPr>
       <w:rPr>
+        <w:rFonts w:eastAsia="黑体"/>
         <w:b/>
         <w:bCs/>
       </w:rPr>
@@ -6448,12 +6798,14 @@
     </w:tblStylePr>
     <w:tblStylePr w:type="firstCol">
       <w:rPr>
+        <w:rFonts w:eastAsia="黑体"/>
         <w:b/>
         <w:bCs/>
       </w:rPr>
     </w:tblStylePr>
     <w:tblStylePr w:type="lastCol">
       <w:rPr>
+        <w:rFonts w:eastAsia="黑体"/>
         <w:b/>
         <w:bCs/>
       </w:rPr>
@@ -6515,6 +6867,7 @@
         <w:spacing w:after="0" w:before="0" w:line="240" w:lineRule="auto"/>
       </w:pPr>
       <w:rPr>
+        <w:rFonts w:eastAsia="黑体"/>
         <w:b/>
         <w:bCs/>
         <w:color w:themeColor="background1" w:val="FFFFFF"/>
@@ -6537,6 +6890,7 @@
         <w:spacing w:after="0" w:before="0" w:line="240" w:lineRule="auto"/>
       </w:pPr>
       <w:rPr>
+        <w:rFonts w:eastAsia="黑体"/>
         <w:b/>
         <w:bCs/>
       </w:rPr>
@@ -6554,12 +6908,14 @@
     </w:tblStylePr>
     <w:tblStylePr w:type="firstCol">
       <w:rPr>
+        <w:rFonts w:eastAsia="黑体"/>
         <w:b/>
         <w:bCs/>
       </w:rPr>
     </w:tblStylePr>
     <w:tblStylePr w:type="lastCol">
       <w:rPr>
+        <w:rFonts w:eastAsia="黑体"/>
         <w:b/>
         <w:bCs/>
       </w:rPr>
@@ -6621,6 +6977,7 @@
         <w:spacing w:after="0" w:before="0" w:line="240" w:lineRule="auto"/>
       </w:pPr>
       <w:rPr>
+        <w:rFonts w:eastAsia="黑体"/>
         <w:b/>
         <w:bCs/>
         <w:color w:themeColor="background1" w:val="FFFFFF"/>
@@ -6643,6 +7000,7 @@
         <w:spacing w:after="0" w:before="0" w:line="240" w:lineRule="auto"/>
       </w:pPr>
       <w:rPr>
+        <w:rFonts w:eastAsia="黑体"/>
         <w:b/>
         <w:bCs/>
       </w:rPr>
@@ -6660,12 +7018,14 @@
     </w:tblStylePr>
     <w:tblStylePr w:type="firstCol">
       <w:rPr>
+        <w:rFonts w:eastAsia="黑体"/>
         <w:b/>
         <w:bCs/>
       </w:rPr>
     </w:tblStylePr>
     <w:tblStylePr w:type="lastCol">
       <w:rPr>
+        <w:rFonts w:eastAsia="黑体"/>
         <w:b/>
         <w:bCs/>
       </w:rPr>
@@ -6727,6 +7087,7 @@
         <w:spacing w:after="0" w:before="0" w:line="240" w:lineRule="auto"/>
       </w:pPr>
       <w:rPr>
+        <w:rFonts w:eastAsia="黑体"/>
         <w:b/>
         <w:bCs/>
         <w:color w:themeColor="background1" w:val="FFFFFF"/>
@@ -6749,6 +7110,7 @@
         <w:spacing w:after="0" w:before="0" w:line="240" w:lineRule="auto"/>
       </w:pPr>
       <w:rPr>
+        <w:rFonts w:eastAsia="黑体"/>
         <w:b/>
         <w:bCs/>
       </w:rPr>
@@ -6766,12 +7128,14 @@
     </w:tblStylePr>
     <w:tblStylePr w:type="firstCol">
       <w:rPr>
+        <w:rFonts w:eastAsia="黑体"/>
         <w:b/>
         <w:bCs/>
       </w:rPr>
     </w:tblStylePr>
     <w:tblStylePr w:type="lastCol">
       <w:rPr>
+        <w:rFonts w:eastAsia="黑体"/>
         <w:b/>
         <w:bCs/>
       </w:rPr>
@@ -6833,6 +7197,7 @@
         <w:spacing w:after="0" w:before="0" w:line="240" w:lineRule="auto"/>
       </w:pPr>
       <w:rPr>
+        <w:rFonts w:eastAsia="黑体"/>
         <w:b/>
         <w:bCs/>
         <w:color w:themeColor="background1" w:val="FFFFFF"/>
@@ -6855,6 +7220,7 @@
         <w:spacing w:after="0" w:before="0" w:line="240" w:lineRule="auto"/>
       </w:pPr>
       <w:rPr>
+        <w:rFonts w:eastAsia="黑体"/>
         <w:b/>
         <w:bCs/>
       </w:rPr>
@@ -6872,12 +7238,14 @@
     </w:tblStylePr>
     <w:tblStylePr w:type="firstCol">
       <w:rPr>
+        <w:rFonts w:eastAsia="黑体"/>
         <w:b/>
         <w:bCs/>
       </w:rPr>
     </w:tblStylePr>
     <w:tblStylePr w:type="lastCol">
       <w:rPr>
+        <w:rFonts w:eastAsia="黑体"/>
         <w:b/>
         <w:bCs/>
       </w:rPr>
@@ -6939,6 +7307,7 @@
         <w:spacing w:after="0" w:before="0" w:line="240" w:lineRule="auto"/>
       </w:pPr>
       <w:rPr>
+        <w:rFonts w:eastAsia="黑体"/>
         <w:b/>
         <w:bCs/>
         <w:color w:themeColor="background1" w:val="FFFFFF"/>
@@ -6961,6 +7330,7 @@
         <w:spacing w:after="0" w:before="0" w:line="240" w:lineRule="auto"/>
       </w:pPr>
       <w:rPr>
+        <w:rFonts w:eastAsia="黑体"/>
         <w:b/>
         <w:bCs/>
       </w:rPr>
@@ -6978,12 +7348,14 @@
     </w:tblStylePr>
     <w:tblStylePr w:type="firstCol">
       <w:rPr>
+        <w:rFonts w:eastAsia="黑体"/>
         <w:b/>
         <w:bCs/>
       </w:rPr>
     </w:tblStylePr>
     <w:tblStylePr w:type="lastCol">
       <w:rPr>
+        <w:rFonts w:eastAsia="黑体"/>
         <w:b/>
         <w:bCs/>
       </w:rPr>
@@ -7045,6 +7417,7 @@
         <w:spacing w:after="0" w:before="0" w:line="240" w:lineRule="auto"/>
       </w:pPr>
       <w:rPr>
+        <w:rFonts w:eastAsia="黑体"/>
         <w:b/>
         <w:bCs/>
         <w:color w:themeColor="background1" w:val="FFFFFF"/>
@@ -7067,6 +7440,7 @@
         <w:spacing w:after="0" w:before="0" w:line="240" w:lineRule="auto"/>
       </w:pPr>
       <w:rPr>
+        <w:rFonts w:eastAsia="黑体"/>
         <w:b/>
         <w:bCs/>
       </w:rPr>
@@ -7084,12 +7458,14 @@
     </w:tblStylePr>
     <w:tblStylePr w:type="firstCol">
       <w:rPr>
+        <w:rFonts w:eastAsia="黑体"/>
         <w:b/>
         <w:bCs/>
       </w:rPr>
     </w:tblStylePr>
     <w:tblStylePr w:type="lastCol">
       <w:rPr>
+        <w:rFonts w:eastAsia="黑体"/>
         <w:b/>
         <w:bCs/>
       </w:rPr>
@@ -7148,6 +7524,7 @@
         <w:spacing w:after="0" w:before="0" w:line="240" w:lineRule="auto"/>
       </w:pPr>
       <w:rPr>
+        <w:rFonts w:eastAsia="黑体"/>
         <w:b/>
         <w:bCs/>
         <w:color w:themeColor="background1" w:val="FFFFFF"/>
@@ -7170,6 +7547,7 @@
         <w:spacing w:after="0" w:before="0" w:line="240" w:lineRule="auto"/>
       </w:pPr>
       <w:rPr>
+        <w:rFonts w:eastAsia="黑体"/>
         <w:color w:val="auto"/>
       </w:rPr>
       <w:tblPr/>
@@ -7187,6 +7565,7 @@
     </w:tblStylePr>
     <w:tblStylePr w:type="firstCol">
       <w:rPr>
+        <w:rFonts w:eastAsia="黑体"/>
         <w:b/>
         <w:bCs/>
         <w:color w:themeColor="background1" w:val="FFFFFF"/>
@@ -7206,6 +7585,7 @@
     </w:tblStylePr>
     <w:tblStylePr w:type="lastCol">
       <w:rPr>
+        <w:rFonts w:eastAsia="黑体"/>
         <w:b/>
         <w:bCs/>
         <w:color w:themeColor="background1" w:val="FFFFFF"/>
@@ -7254,6 +7634,7 @@
     </w:tblStylePr>
     <w:tblStylePr w:type="nwCell">
       <w:rPr>
+        <w:rFonts w:eastAsia="黑体"/>
         <w:color w:themeColor="background1" w:val="FFFFFF"/>
       </w:rPr>
       <w:tblPr/>
@@ -7297,6 +7678,7 @@
         <w:spacing w:after="0" w:before="0" w:line="240" w:lineRule="auto"/>
       </w:pPr>
       <w:rPr>
+        <w:rFonts w:eastAsia="黑体"/>
         <w:b/>
         <w:bCs/>
         <w:color w:themeColor="background1" w:val="FFFFFF"/>
@@ -7319,6 +7701,7 @@
         <w:spacing w:after="0" w:before="0" w:line="240" w:lineRule="auto"/>
       </w:pPr>
       <w:rPr>
+        <w:rFonts w:eastAsia="黑体"/>
         <w:color w:val="auto"/>
       </w:rPr>
       <w:tblPr/>
@@ -7336,6 +7719,7 @@
     </w:tblStylePr>
     <w:tblStylePr w:type="firstCol">
       <w:rPr>
+        <w:rFonts w:eastAsia="黑体"/>
         <w:b/>
         <w:bCs/>
         <w:color w:themeColor="background1" w:val="FFFFFF"/>
@@ -7355,6 +7739,7 @@
     </w:tblStylePr>
     <w:tblStylePr w:type="lastCol">
       <w:rPr>
+        <w:rFonts w:eastAsia="黑体"/>
         <w:b/>
         <w:bCs/>
         <w:color w:themeColor="background1" w:val="FFFFFF"/>
@@ -7403,6 +7788,7 @@
     </w:tblStylePr>
     <w:tblStylePr w:type="nwCell">
       <w:rPr>
+        <w:rFonts w:eastAsia="黑体"/>
         <w:color w:themeColor="background1" w:val="FFFFFF"/>
       </w:rPr>
       <w:tblPr/>
@@ -7446,6 +7832,7 @@
         <w:spacing w:after="0" w:before="0" w:line="240" w:lineRule="auto"/>
       </w:pPr>
       <w:rPr>
+        <w:rFonts w:eastAsia="黑体"/>
         <w:b/>
         <w:bCs/>
         <w:color w:themeColor="background1" w:val="FFFFFF"/>
@@ -7468,6 +7855,7 @@
         <w:spacing w:after="0" w:before="0" w:line="240" w:lineRule="auto"/>
       </w:pPr>
       <w:rPr>
+        <w:rFonts w:eastAsia="黑体"/>
         <w:color w:val="auto"/>
       </w:rPr>
       <w:tblPr/>
@@ -7485,6 +7873,7 @@
     </w:tblStylePr>
     <w:tblStylePr w:type="firstCol">
       <w:rPr>
+        <w:rFonts w:eastAsia="黑体"/>
         <w:b/>
         <w:bCs/>
         <w:color w:themeColor="background1" w:val="FFFFFF"/>
@@ -7504,6 +7893,7 @@
     </w:tblStylePr>
     <w:tblStylePr w:type="lastCol">
       <w:rPr>
+        <w:rFonts w:eastAsia="黑体"/>
         <w:b/>
         <w:bCs/>
         <w:color w:themeColor="background1" w:val="FFFFFF"/>
@@ -7552,6 +7942,7 @@
     </w:tblStylePr>
     <w:tblStylePr w:type="nwCell">
       <w:rPr>
+        <w:rFonts w:eastAsia="黑体"/>
         <w:color w:themeColor="background1" w:val="FFFFFF"/>
       </w:rPr>
       <w:tblPr/>
@@ -7595,6 +7986,7 @@
         <w:spacing w:after="0" w:before="0" w:line="240" w:lineRule="auto"/>
       </w:pPr>
       <w:rPr>
+        <w:rFonts w:eastAsia="黑体"/>
         <w:b/>
         <w:bCs/>
         <w:color w:themeColor="background1" w:val="FFFFFF"/>
@@ -7617,6 +8009,7 @@
         <w:spacing w:after="0" w:before="0" w:line="240" w:lineRule="auto"/>
       </w:pPr>
       <w:rPr>
+        <w:rFonts w:eastAsia="黑体"/>
         <w:color w:val="auto"/>
       </w:rPr>
       <w:tblPr/>
@@ -7634,6 +8027,7 @@
     </w:tblStylePr>
     <w:tblStylePr w:type="firstCol">
       <w:rPr>
+        <w:rFonts w:eastAsia="黑体"/>
         <w:b/>
         <w:bCs/>
         <w:color w:themeColor="background1" w:val="FFFFFF"/>
@@ -7653,6 +8047,7 @@
     </w:tblStylePr>
     <w:tblStylePr w:type="lastCol">
       <w:rPr>
+        <w:rFonts w:eastAsia="黑体"/>
         <w:b/>
         <w:bCs/>
         <w:color w:themeColor="background1" w:val="FFFFFF"/>
@@ -7701,6 +8096,7 @@
     </w:tblStylePr>
     <w:tblStylePr w:type="nwCell">
       <w:rPr>
+        <w:rFonts w:eastAsia="黑体"/>
         <w:color w:themeColor="background1" w:val="FFFFFF"/>
       </w:rPr>
       <w:tblPr/>
@@ -7744,6 +8140,7 @@
         <w:spacing w:after="0" w:before="0" w:line="240" w:lineRule="auto"/>
       </w:pPr>
       <w:rPr>
+        <w:rFonts w:eastAsia="黑体"/>
         <w:b/>
         <w:bCs/>
         <w:color w:themeColor="background1" w:val="FFFFFF"/>
@@ -7766,6 +8163,7 @@
         <w:spacing w:after="0" w:before="0" w:line="240" w:lineRule="auto"/>
       </w:pPr>
       <w:rPr>
+        <w:rFonts w:eastAsia="黑体"/>
         <w:color w:val="auto"/>
       </w:rPr>
       <w:tblPr/>
@@ -7783,6 +8181,7 @@
     </w:tblStylePr>
     <w:tblStylePr w:type="firstCol">
       <w:rPr>
+        <w:rFonts w:eastAsia="黑体"/>
         <w:b/>
         <w:bCs/>
         <w:color w:themeColor="background1" w:val="FFFFFF"/>
@@ -7802,6 +8201,7 @@
     </w:tblStylePr>
     <w:tblStylePr w:type="lastCol">
       <w:rPr>
+        <w:rFonts w:eastAsia="黑体"/>
         <w:b/>
         <w:bCs/>
         <w:color w:themeColor="background1" w:val="FFFFFF"/>
@@ -7850,6 +8250,7 @@
     </w:tblStylePr>
     <w:tblStylePr w:type="nwCell">
       <w:rPr>
+        <w:rFonts w:eastAsia="黑体"/>
         <w:color w:themeColor="background1" w:val="FFFFFF"/>
       </w:rPr>
       <w:tblPr/>
@@ -7893,6 +8294,7 @@
         <w:spacing w:after="0" w:before="0" w:line="240" w:lineRule="auto"/>
       </w:pPr>
       <w:rPr>
+        <w:rFonts w:eastAsia="黑体"/>
         <w:b/>
         <w:bCs/>
         <w:color w:themeColor="background1" w:val="FFFFFF"/>
@@ -7915,6 +8317,7 @@
         <w:spacing w:after="0" w:before="0" w:line="240" w:lineRule="auto"/>
       </w:pPr>
       <w:rPr>
+        <w:rFonts w:eastAsia="黑体"/>
         <w:color w:val="auto"/>
       </w:rPr>
       <w:tblPr/>
@@ -7932,6 +8335,7 @@
     </w:tblStylePr>
     <w:tblStylePr w:type="firstCol">
       <w:rPr>
+        <w:rFonts w:eastAsia="黑体"/>
         <w:b/>
         <w:bCs/>
         <w:color w:themeColor="background1" w:val="FFFFFF"/>
@@ -7951,6 +8355,7 @@
     </w:tblStylePr>
     <w:tblStylePr w:type="lastCol">
       <w:rPr>
+        <w:rFonts w:eastAsia="黑体"/>
         <w:b/>
         <w:bCs/>
         <w:color w:themeColor="background1" w:val="FFFFFF"/>
@@ -7999,6 +8404,7 @@
     </w:tblStylePr>
     <w:tblStylePr w:type="nwCell">
       <w:rPr>
+        <w:rFonts w:eastAsia="黑体"/>
         <w:color w:themeColor="background1" w:val="FFFFFF"/>
       </w:rPr>
       <w:tblPr/>
@@ -8042,6 +8448,7 @@
         <w:spacing w:after="0" w:before="0" w:line="240" w:lineRule="auto"/>
       </w:pPr>
       <w:rPr>
+        <w:rFonts w:eastAsia="黑体"/>
         <w:b/>
         <w:bCs/>
         <w:color w:themeColor="background1" w:val="FFFFFF"/>
@@ -8064,6 +8471,7 @@
         <w:spacing w:after="0" w:before="0" w:line="240" w:lineRule="auto"/>
       </w:pPr>
       <w:rPr>
+        <w:rFonts w:eastAsia="黑体"/>
         <w:color w:val="auto"/>
       </w:rPr>
       <w:tblPr/>
@@ -8081,6 +8489,7 @@
     </w:tblStylePr>
     <w:tblStylePr w:type="firstCol">
       <w:rPr>
+        <w:rFonts w:eastAsia="黑体"/>
         <w:b/>
         <w:bCs/>
         <w:color w:themeColor="background1" w:val="FFFFFF"/>
@@ -8100,6 +8509,7 @@
     </w:tblStylePr>
     <w:tblStylePr w:type="lastCol">
       <w:rPr>
+        <w:rFonts w:eastAsia="黑体"/>
         <w:b/>
         <w:bCs/>
         <w:color w:themeColor="background1" w:val="FFFFFF"/>
@@ -8148,6 +8558,7 @@
     </w:tblStylePr>
     <w:tblStylePr w:type="nwCell">
       <w:rPr>
+        <w:rFonts w:eastAsia="黑体"/>
         <w:color w:themeColor="background1" w:val="FFFFFF"/>
       </w:rPr>
       <w:tblPr/>
@@ -8172,6 +8583,7 @@
       <w:spacing w:after="0" w:line="240" w:lineRule="auto"/>
     </w:pPr>
     <w:rPr>
+      <w:rFonts w:eastAsia="黑体"/>
       <w:color w:themeColor="text1" w:val="000000"/>
     </w:rPr>
     <w:tblPr>
@@ -8191,7 +8603,7 @@
     </w:tblPr>
     <w:tblStylePr w:type="firstRow">
       <w:rPr>
-        <w:rFonts w:asciiTheme="majorHAnsi" w:cstheme="majorBidi" w:eastAsiaTheme="majorEastAsia" w:hAnsiTheme="majorHAnsi"/>
+        <w:rFonts w:asciiTheme="majorHAnsi" w:cstheme="majorBidi" w:hAnsiTheme="majorHAnsi" w:eastAsia="黑体"/>
       </w:rPr>
       <w:tblPr/>
       <w:tcPr>
@@ -8203,6 +8615,7 @@
     </w:tblStylePr>
     <w:tblStylePr w:type="lastRow">
       <w:rPr>
+        <w:rFonts w:eastAsia="黑体"/>
         <w:b/>
         <w:bCs/>
         <w:color w:themeColor="text2" w:val="1F497D"/>
@@ -8217,12 +8630,14 @@
     </w:tblStylePr>
     <w:tblStylePr w:type="firstCol">
       <w:rPr>
+        <w:rFonts w:eastAsia="黑体"/>
         <w:b/>
         <w:bCs/>
       </w:rPr>
     </w:tblStylePr>
     <w:tblStylePr w:type="lastCol">
       <w:rPr>
+        <w:rFonts w:eastAsia="黑体"/>
         <w:b/>
         <w:bCs/>
       </w:rPr>
@@ -8256,6 +8671,7 @@
       <w:spacing w:after="0" w:line="240" w:lineRule="auto"/>
     </w:pPr>
     <w:rPr>
+      <w:rFonts w:eastAsia="黑体"/>
       <w:color w:themeColor="text1" w:val="000000"/>
     </w:rPr>
     <w:tblPr>
@@ -8275,7 +8691,7 @@
     </w:tblPr>
     <w:tblStylePr w:type="firstRow">
       <w:rPr>
-        <w:rFonts w:asciiTheme="majorHAnsi" w:cstheme="majorBidi" w:eastAsiaTheme="majorEastAsia" w:hAnsiTheme="majorHAnsi"/>
+        <w:rFonts w:asciiTheme="majorHAnsi" w:cstheme="majorBidi" w:hAnsiTheme="majorHAnsi" w:eastAsia="黑体"/>
       </w:rPr>
       <w:tblPr/>
       <w:tcPr>
@@ -8287,6 +8703,7 @@
     </w:tblStylePr>
     <w:tblStylePr w:type="lastRow">
       <w:rPr>
+        <w:rFonts w:eastAsia="黑体"/>
         <w:b/>
         <w:bCs/>
         <w:color w:themeColor="text2" w:val="1F497D"/>
@@ -8301,12 +8718,14 @@
     </w:tblStylePr>
     <w:tblStylePr w:type="firstCol">
       <w:rPr>
+        <w:rFonts w:eastAsia="黑体"/>
         <w:b/>
         <w:bCs/>
       </w:rPr>
     </w:tblStylePr>
     <w:tblStylePr w:type="lastCol">
       <w:rPr>
+        <w:rFonts w:eastAsia="黑体"/>
         <w:b/>
         <w:bCs/>
       </w:rPr>
@@ -8340,6 +8759,7 @@
       <w:spacing w:after="0" w:line="240" w:lineRule="auto"/>
     </w:pPr>
     <w:rPr>
+      <w:rFonts w:eastAsia="黑体"/>
       <w:color w:themeColor="text1" w:val="000000"/>
     </w:rPr>
     <w:tblPr>
@@ -8359,7 +8779,7 @@
     </w:tblPr>
     <w:tblStylePr w:type="firstRow">
       <w:rPr>
-        <w:rFonts w:asciiTheme="majorHAnsi" w:cstheme="majorBidi" w:eastAsiaTheme="majorEastAsia" w:hAnsiTheme="majorHAnsi"/>
+        <w:rFonts w:asciiTheme="majorHAnsi" w:cstheme="majorBidi" w:hAnsiTheme="majorHAnsi" w:eastAsia="黑体"/>
       </w:rPr>
       <w:tblPr/>
       <w:tcPr>
@@ -8371,6 +8791,7 @@
     </w:tblStylePr>
     <w:tblStylePr w:type="lastRow">
       <w:rPr>
+        <w:rFonts w:eastAsia="黑体"/>
         <w:b/>
         <w:bCs/>
         <w:color w:themeColor="text2" w:val="1F497D"/>
@@ -8385,12 +8806,14 @@
     </w:tblStylePr>
     <w:tblStylePr w:type="firstCol">
       <w:rPr>
+        <w:rFonts w:eastAsia="黑体"/>
         <w:b/>
         <w:bCs/>
       </w:rPr>
     </w:tblStylePr>
     <w:tblStylePr w:type="lastCol">
       <w:rPr>
+        <w:rFonts w:eastAsia="黑体"/>
         <w:b/>
         <w:bCs/>
       </w:rPr>
@@ -8424,6 +8847,7 @@
       <w:spacing w:after="0" w:line="240" w:lineRule="auto"/>
     </w:pPr>
     <w:rPr>
+      <w:rFonts w:eastAsia="黑体"/>
       <w:color w:themeColor="text1" w:val="000000"/>
     </w:rPr>
     <w:tblPr>
@@ -8443,7 +8867,7 @@
     </w:tblPr>
     <w:tblStylePr w:type="firstRow">
       <w:rPr>
-        <w:rFonts w:asciiTheme="majorHAnsi" w:cstheme="majorBidi" w:eastAsiaTheme="majorEastAsia" w:hAnsiTheme="majorHAnsi"/>
+        <w:rFonts w:asciiTheme="majorHAnsi" w:cstheme="majorBidi" w:hAnsiTheme="majorHAnsi" w:eastAsia="黑体"/>
       </w:rPr>
       <w:tblPr/>
       <w:tcPr>
@@ -8455,6 +8879,7 @@
     </w:tblStylePr>
     <w:tblStylePr w:type="lastRow">
       <w:rPr>
+        <w:rFonts w:eastAsia="黑体"/>
         <w:b/>
         <w:bCs/>
         <w:color w:themeColor="text2" w:val="1F497D"/>
@@ -8469,12 +8894,14 @@
     </w:tblStylePr>
     <w:tblStylePr w:type="firstCol">
       <w:rPr>
+        <w:rFonts w:eastAsia="黑体"/>
         <w:b/>
         <w:bCs/>
       </w:rPr>
     </w:tblStylePr>
     <w:tblStylePr w:type="lastCol">
       <w:rPr>
+        <w:rFonts w:eastAsia="黑体"/>
         <w:b/>
         <w:bCs/>
       </w:rPr>
@@ -8508,6 +8935,7 @@
       <w:spacing w:after="0" w:line="240" w:lineRule="auto"/>
     </w:pPr>
     <w:rPr>
+      <w:rFonts w:eastAsia="黑体"/>
       <w:color w:themeColor="text1" w:val="000000"/>
     </w:rPr>
     <w:tblPr>
@@ -8527,7 +8955,7 @@
     </w:tblPr>
     <w:tblStylePr w:type="firstRow">
       <w:rPr>
-        <w:rFonts w:asciiTheme="majorHAnsi" w:cstheme="majorBidi" w:eastAsiaTheme="majorEastAsia" w:hAnsiTheme="majorHAnsi"/>
+        <w:rFonts w:asciiTheme="majorHAnsi" w:cstheme="majorBidi" w:hAnsiTheme="majorHAnsi" w:eastAsia="黑体"/>
       </w:rPr>
       <w:tblPr/>
       <w:tcPr>
@@ -8539,6 +8967,7 @@
     </w:tblStylePr>
     <w:tblStylePr w:type="lastRow">
       <w:rPr>
+        <w:rFonts w:eastAsia="黑体"/>
         <w:b/>
         <w:bCs/>
         <w:color w:themeColor="text2" w:val="1F497D"/>
@@ -8553,12 +8982,14 @@
     </w:tblStylePr>
     <w:tblStylePr w:type="firstCol">
       <w:rPr>
+        <w:rFonts w:eastAsia="黑体"/>
         <w:b/>
         <w:bCs/>
       </w:rPr>
     </w:tblStylePr>
     <w:tblStylePr w:type="lastCol">
       <w:rPr>
+        <w:rFonts w:eastAsia="黑体"/>
         <w:b/>
         <w:bCs/>
       </w:rPr>
@@ -8592,6 +9023,7 @@
       <w:spacing w:after="0" w:line="240" w:lineRule="auto"/>
     </w:pPr>
     <w:rPr>
+      <w:rFonts w:eastAsia="黑体"/>
       <w:color w:themeColor="text1" w:val="000000"/>
     </w:rPr>
     <w:tblPr>
@@ -8611,7 +9043,7 @@
     </w:tblPr>
     <w:tblStylePr w:type="firstRow">
       <w:rPr>
-        <w:rFonts w:asciiTheme="majorHAnsi" w:cstheme="majorBidi" w:eastAsiaTheme="majorEastAsia" w:hAnsiTheme="majorHAnsi"/>
+        <w:rFonts w:asciiTheme="majorHAnsi" w:cstheme="majorBidi" w:hAnsiTheme="majorHAnsi" w:eastAsia="黑体"/>
       </w:rPr>
       <w:tblPr/>
       <w:tcPr>
@@ -8623,6 +9055,7 @@
     </w:tblStylePr>
     <w:tblStylePr w:type="lastRow">
       <w:rPr>
+        <w:rFonts w:eastAsia="黑体"/>
         <w:b/>
         <w:bCs/>
         <w:color w:themeColor="text2" w:val="1F497D"/>
@@ -8637,12 +9070,14 @@
     </w:tblStylePr>
     <w:tblStylePr w:type="firstCol">
       <w:rPr>
+        <w:rFonts w:eastAsia="黑体"/>
         <w:b/>
         <w:bCs/>
       </w:rPr>
     </w:tblStylePr>
     <w:tblStylePr w:type="lastCol">
       <w:rPr>
+        <w:rFonts w:eastAsia="黑体"/>
         <w:b/>
         <w:bCs/>
       </w:rPr>
@@ -8676,6 +9111,7 @@
       <w:spacing w:after="0" w:line="240" w:lineRule="auto"/>
     </w:pPr>
     <w:rPr>
+      <w:rFonts w:eastAsia="黑体"/>
       <w:color w:themeColor="text1" w:val="000000"/>
     </w:rPr>
     <w:tblPr>
@@ -8695,7 +9131,7 @@
     </w:tblPr>
     <w:tblStylePr w:type="firstRow">
       <w:rPr>
-        <w:rFonts w:asciiTheme="majorHAnsi" w:cstheme="majorBidi" w:eastAsiaTheme="majorEastAsia" w:hAnsiTheme="majorHAnsi"/>
+        <w:rFonts w:asciiTheme="majorHAnsi" w:cstheme="majorBidi" w:hAnsiTheme="majorHAnsi" w:eastAsia="黑体"/>
       </w:rPr>
       <w:tblPr/>
       <w:tcPr>
@@ -8707,6 +9143,7 @@
     </w:tblStylePr>
     <w:tblStylePr w:type="lastRow">
       <w:rPr>
+        <w:rFonts w:eastAsia="黑体"/>
         <w:b/>
         <w:bCs/>
         <w:color w:themeColor="text2" w:val="1F497D"/>
@@ -8721,12 +9158,14 @@
     </w:tblStylePr>
     <w:tblStylePr w:type="firstCol">
       <w:rPr>
+        <w:rFonts w:eastAsia="黑体"/>
         <w:b/>
         <w:bCs/>
       </w:rPr>
     </w:tblStylePr>
     <w:tblStylePr w:type="lastCol">
       <w:rPr>
+        <w:rFonts w:eastAsia="黑体"/>
         <w:b/>
         <w:bCs/>
       </w:rPr>
@@ -8760,7 +9199,7 @@
       <w:spacing w:after="0" w:line="240" w:lineRule="auto"/>
     </w:pPr>
     <w:rPr>
-      <w:rFonts w:asciiTheme="majorHAnsi" w:cstheme="majorBidi" w:eastAsiaTheme="majorEastAsia" w:hAnsiTheme="majorHAnsi"/>
+      <w:rFonts w:asciiTheme="majorHAnsi" w:cstheme="majorBidi" w:hAnsiTheme="majorHAnsi" w:eastAsia="黑体"/>
       <w:color w:themeColor="text1" w:val="000000"/>
     </w:rPr>
     <w:tblPr>
@@ -8782,6 +9221,7 @@
     </w:tblPr>
     <w:tblStylePr w:type="firstRow">
       <w:rPr>
+        <w:rFonts w:eastAsia="黑体"/>
         <w:sz w:val="24"/>
         <w:szCs w:val="24"/>
       </w:rPr>
@@ -8888,7 +9328,7 @@
       <w:spacing w:after="0" w:line="240" w:lineRule="auto"/>
     </w:pPr>
     <w:rPr>
-      <w:rFonts w:asciiTheme="majorHAnsi" w:cstheme="majorBidi" w:eastAsiaTheme="majorEastAsia" w:hAnsiTheme="majorHAnsi"/>
+      <w:rFonts w:asciiTheme="majorHAnsi" w:cstheme="majorBidi" w:hAnsiTheme="majorHAnsi" w:eastAsia="黑体"/>
       <w:color w:themeColor="text1" w:val="000000"/>
     </w:rPr>
     <w:tblPr>
@@ -8910,6 +9350,7 @@
     </w:tblPr>
     <w:tblStylePr w:type="firstRow">
       <w:rPr>
+        <w:rFonts w:eastAsia="黑体"/>
         <w:sz w:val="24"/>
         <w:szCs w:val="24"/>
       </w:rPr>
@@ -9016,7 +9457,7 @@
       <w:spacing w:after="0" w:line="240" w:lineRule="auto"/>
     </w:pPr>
     <w:rPr>
-      <w:rFonts w:asciiTheme="majorHAnsi" w:cstheme="majorBidi" w:eastAsiaTheme="majorEastAsia" w:hAnsiTheme="majorHAnsi"/>
+      <w:rFonts w:asciiTheme="majorHAnsi" w:cstheme="majorBidi" w:hAnsiTheme="majorHAnsi" w:eastAsia="黑体"/>
       <w:color w:themeColor="text1" w:val="000000"/>
     </w:rPr>
     <w:tblPr>
@@ -9038,6 +9479,7 @@
     </w:tblPr>
     <w:tblStylePr w:type="firstRow">
       <w:rPr>
+        <w:rFonts w:eastAsia="黑体"/>
         <w:sz w:val="24"/>
         <w:szCs w:val="24"/>
       </w:rPr>
@@ -9144,7 +9586,7 @@
       <w:spacing w:after="0" w:line="240" w:lineRule="auto"/>
     </w:pPr>
     <w:rPr>
-      <w:rFonts w:asciiTheme="majorHAnsi" w:cstheme="majorBidi" w:eastAsiaTheme="majorEastAsia" w:hAnsiTheme="majorHAnsi"/>
+      <w:rFonts w:asciiTheme="majorHAnsi" w:cstheme="majorBidi" w:hAnsiTheme="majorHAnsi" w:eastAsia="黑体"/>
       <w:color w:themeColor="text1" w:val="000000"/>
     </w:rPr>
     <w:tblPr>
@@ -9166,6 +9608,7 @@
     </w:tblPr>
     <w:tblStylePr w:type="firstRow">
       <w:rPr>
+        <w:rFonts w:eastAsia="黑体"/>
         <w:sz w:val="24"/>
         <w:szCs w:val="24"/>
       </w:rPr>
@@ -9272,7 +9715,7 @@
       <w:spacing w:after="0" w:line="240" w:lineRule="auto"/>
     </w:pPr>
     <w:rPr>
-      <w:rFonts w:asciiTheme="majorHAnsi" w:cstheme="majorBidi" w:eastAsiaTheme="majorEastAsia" w:hAnsiTheme="majorHAnsi"/>
+      <w:rFonts w:asciiTheme="majorHAnsi" w:cstheme="majorBidi" w:hAnsiTheme="majorHAnsi" w:eastAsia="黑体"/>
       <w:color w:themeColor="text1" w:val="000000"/>
     </w:rPr>
     <w:tblPr>
@@ -9294,6 +9737,7 @@
     </w:tblPr>
     <w:tblStylePr w:type="firstRow">
       <w:rPr>
+        <w:rFonts w:eastAsia="黑体"/>
         <w:sz w:val="24"/>
         <w:szCs w:val="24"/>
       </w:rPr>
@@ -9400,7 +9844,7 @@
       <w:spacing w:after="0" w:line="240" w:lineRule="auto"/>
     </w:pPr>
     <w:rPr>
-      <w:rFonts w:asciiTheme="majorHAnsi" w:cstheme="majorBidi" w:eastAsiaTheme="majorEastAsia" w:hAnsiTheme="majorHAnsi"/>
+      <w:rFonts w:asciiTheme="majorHAnsi" w:cstheme="majorBidi" w:hAnsiTheme="majorHAnsi" w:eastAsia="黑体"/>
       <w:color w:themeColor="text1" w:val="000000"/>
     </w:rPr>
     <w:tblPr>
@@ -9422,6 +9866,7 @@
     </w:tblPr>
     <w:tblStylePr w:type="firstRow">
       <w:rPr>
+        <w:rFonts w:eastAsia="黑体"/>
         <w:sz w:val="24"/>
         <w:szCs w:val="24"/>
       </w:rPr>
@@ -9528,7 +9973,7 @@
       <w:spacing w:after="0" w:line="240" w:lineRule="auto"/>
     </w:pPr>
     <w:rPr>
-      <w:rFonts w:asciiTheme="majorHAnsi" w:cstheme="majorBidi" w:eastAsiaTheme="majorEastAsia" w:hAnsiTheme="majorHAnsi"/>
+      <w:rFonts w:asciiTheme="majorHAnsi" w:cstheme="majorBidi" w:hAnsiTheme="majorHAnsi" w:eastAsia="黑体"/>
       <w:color w:themeColor="text1" w:val="000000"/>
     </w:rPr>
     <w:tblPr>
@@ -9550,6 +9995,7 @@
     </w:tblPr>
     <w:tblStylePr w:type="firstRow">
       <w:rPr>
+        <w:rFonts w:eastAsia="黑体"/>
         <w:sz w:val="24"/>
         <w:szCs w:val="24"/>
       </w:rPr>
@@ -9679,12 +10125,14 @@
     </w:tcPr>
     <w:tblStylePr w:type="firstRow">
       <w:rPr>
+        <w:rFonts w:eastAsia="黑体"/>
         <w:b/>
         <w:bCs/>
       </w:rPr>
     </w:tblStylePr>
     <w:tblStylePr w:type="lastRow">
       <w:rPr>
+        <w:rFonts w:eastAsia="黑体"/>
         <w:b/>
         <w:bCs/>
       </w:rPr>
@@ -9697,12 +10145,14 @@
     </w:tblStylePr>
     <w:tblStylePr w:type="firstCol">
       <w:rPr>
+        <w:rFonts w:eastAsia="黑体"/>
         <w:b/>
         <w:bCs/>
       </w:rPr>
     </w:tblStylePr>
     <w:tblStylePr w:type="lastCol">
       <w:rPr>
+        <w:rFonts w:eastAsia="黑体"/>
         <w:b/>
         <w:bCs/>
       </w:rPr>
@@ -9752,12 +10202,14 @@
     </w:tcPr>
     <w:tblStylePr w:type="firstRow">
       <w:rPr>
+        <w:rFonts w:eastAsia="黑体"/>
         <w:b/>
         <w:bCs/>
       </w:rPr>
     </w:tblStylePr>
     <w:tblStylePr w:type="lastRow">
       <w:rPr>
+        <w:rFonts w:eastAsia="黑体"/>
         <w:b/>
         <w:bCs/>
       </w:rPr>
@@ -9770,12 +10222,14 @@
     </w:tblStylePr>
     <w:tblStylePr w:type="firstCol">
       <w:rPr>
+        <w:rFonts w:eastAsia="黑体"/>
         <w:b/>
         <w:bCs/>
       </w:rPr>
     </w:tblStylePr>
     <w:tblStylePr w:type="lastCol">
       <w:rPr>
+        <w:rFonts w:eastAsia="黑体"/>
         <w:b/>
         <w:bCs/>
       </w:rPr>
@@ -9825,12 +10279,14 @@
     </w:tcPr>
     <w:tblStylePr w:type="firstRow">
       <w:rPr>
+        <w:rFonts w:eastAsia="黑体"/>
         <w:b/>
         <w:bCs/>
       </w:rPr>
     </w:tblStylePr>
     <w:tblStylePr w:type="lastRow">
       <w:rPr>
+        <w:rFonts w:eastAsia="黑体"/>
         <w:b/>
         <w:bCs/>
       </w:rPr>
@@ -9843,12 +10299,14 @@
     </w:tblStylePr>
     <w:tblStylePr w:type="firstCol">
       <w:rPr>
+        <w:rFonts w:eastAsia="黑体"/>
         <w:b/>
         <w:bCs/>
       </w:rPr>
     </w:tblStylePr>
     <w:tblStylePr w:type="lastCol">
       <w:rPr>
+        <w:rFonts w:eastAsia="黑体"/>
         <w:b/>
         <w:bCs/>
       </w:rPr>
@@ -9898,12 +10356,14 @@
     </w:tcPr>
     <w:tblStylePr w:type="firstRow">
       <w:rPr>
+        <w:rFonts w:eastAsia="黑体"/>
         <w:b/>
         <w:bCs/>
       </w:rPr>
     </w:tblStylePr>
     <w:tblStylePr w:type="lastRow">
       <w:rPr>
+        <w:rFonts w:eastAsia="黑体"/>
         <w:b/>
         <w:bCs/>
       </w:rPr>
@@ -9916,12 +10376,14 @@
     </w:tblStylePr>
     <w:tblStylePr w:type="firstCol">
       <w:rPr>
+        <w:rFonts w:eastAsia="黑体"/>
         <w:b/>
         <w:bCs/>
       </w:rPr>
     </w:tblStylePr>
     <w:tblStylePr w:type="lastCol">
       <w:rPr>
+        <w:rFonts w:eastAsia="黑体"/>
         <w:b/>
         <w:bCs/>
       </w:rPr>
@@ -9971,12 +10433,14 @@
     </w:tcPr>
     <w:tblStylePr w:type="firstRow">
       <w:rPr>
+        <w:rFonts w:eastAsia="黑体"/>
         <w:b/>
         <w:bCs/>
       </w:rPr>
     </w:tblStylePr>
     <w:tblStylePr w:type="lastRow">
       <w:rPr>
+        <w:rFonts w:eastAsia="黑体"/>
         <w:b/>
         <w:bCs/>
       </w:rPr>
@@ -9989,12 +10453,14 @@
     </w:tblStylePr>
     <w:tblStylePr w:type="firstCol">
       <w:rPr>
+        <w:rFonts w:eastAsia="黑体"/>
         <w:b/>
         <w:bCs/>
       </w:rPr>
     </w:tblStylePr>
     <w:tblStylePr w:type="lastCol">
       <w:rPr>
+        <w:rFonts w:eastAsia="黑体"/>
         <w:b/>
         <w:bCs/>
       </w:rPr>
@@ -10044,12 +10510,14 @@
     </w:tcPr>
     <w:tblStylePr w:type="firstRow">
       <w:rPr>
+        <w:rFonts w:eastAsia="黑体"/>
         <w:b/>
         <w:bCs/>
       </w:rPr>
     </w:tblStylePr>
     <w:tblStylePr w:type="lastRow">
       <w:rPr>
+        <w:rFonts w:eastAsia="黑体"/>
         <w:b/>
         <w:bCs/>
       </w:rPr>
@@ -10062,12 +10530,14 @@
     </w:tblStylePr>
     <w:tblStylePr w:type="firstCol">
       <w:rPr>
+        <w:rFonts w:eastAsia="黑体"/>
         <w:b/>
         <w:bCs/>
       </w:rPr>
     </w:tblStylePr>
     <w:tblStylePr w:type="lastCol">
       <w:rPr>
+        <w:rFonts w:eastAsia="黑体"/>
         <w:b/>
         <w:bCs/>
       </w:rPr>
@@ -10117,12 +10587,14 @@
     </w:tcPr>
     <w:tblStylePr w:type="firstRow">
       <w:rPr>
+        <w:rFonts w:eastAsia="黑体"/>
         <w:b/>
         <w:bCs/>
       </w:rPr>
     </w:tblStylePr>
     <w:tblStylePr w:type="lastRow">
       <w:rPr>
+        <w:rFonts w:eastAsia="黑体"/>
         <w:b/>
         <w:bCs/>
       </w:rPr>
@@ -10135,12 +10607,14 @@
     </w:tblStylePr>
     <w:tblStylePr w:type="firstCol">
       <w:rPr>
+        <w:rFonts w:eastAsia="黑体"/>
         <w:b/>
         <w:bCs/>
       </w:rPr>
     </w:tblStylePr>
     <w:tblStylePr w:type="lastCol">
       <w:rPr>
+        <w:rFonts w:eastAsia="黑体"/>
         <w:b/>
         <w:bCs/>
       </w:rPr>
@@ -10167,7 +10641,7 @@
       <w:spacing w:after="0" w:line="240" w:lineRule="auto"/>
     </w:pPr>
     <w:rPr>
-      <w:rFonts w:asciiTheme="majorHAnsi" w:cstheme="majorBidi" w:eastAsiaTheme="majorEastAsia" w:hAnsiTheme="majorHAnsi"/>
+      <w:rFonts w:asciiTheme="majorHAnsi" w:cstheme="majorBidi" w:hAnsiTheme="majorHAnsi" w:eastAsia="黑体"/>
       <w:color w:themeColor="text1" w:val="000000"/>
     </w:rPr>
     <w:tblPr>
@@ -10194,6 +10668,7 @@
     </w:tcPr>
     <w:tblStylePr w:type="firstRow">
       <w:rPr>
+        <w:rFonts w:eastAsia="黑体"/>
         <w:b/>
         <w:bCs/>
         <w:color w:themeColor="text1" w:val="000000"/>
@@ -10205,6 +10680,7 @@
     </w:tblStylePr>
     <w:tblStylePr w:type="lastRow">
       <w:rPr>
+        <w:rFonts w:eastAsia="黑体"/>
         <w:b/>
         <w:bCs/>
         <w:color w:themeColor="text1" w:val="000000"/>
@@ -10224,6 +10700,7 @@
     </w:tblStylePr>
     <w:tblStylePr w:type="firstCol">
       <w:rPr>
+        <w:rFonts w:eastAsia="黑体"/>
         <w:b/>
         <w:bCs/>
         <w:color w:themeColor="text1" w:val="000000"/>
@@ -10243,6 +10720,7 @@
     </w:tblStylePr>
     <w:tblStylePr w:type="lastCol">
       <w:rPr>
+        <w:rFonts w:eastAsia="黑体"/>
         <w:b w:val="0"/>
         <w:bCs w:val="0"/>
         <w:color w:themeColor="text1" w:val="000000"/>
@@ -10292,7 +10770,7 @@
       <w:spacing w:after="0" w:line="240" w:lineRule="auto"/>
     </w:pPr>
     <w:rPr>
-      <w:rFonts w:asciiTheme="majorHAnsi" w:cstheme="majorBidi" w:eastAsiaTheme="majorEastAsia" w:hAnsiTheme="majorHAnsi"/>
+      <w:rFonts w:asciiTheme="majorHAnsi" w:cstheme="majorBidi" w:hAnsiTheme="majorHAnsi" w:eastAsia="黑体"/>
       <w:color w:themeColor="text1" w:val="000000"/>
     </w:rPr>
     <w:tblPr>
@@ -10319,6 +10797,7 @@
     </w:tcPr>
     <w:tblStylePr w:type="firstRow">
       <w:rPr>
+        <w:rFonts w:eastAsia="黑体"/>
         <w:b/>
         <w:bCs/>
         <w:color w:themeColor="text1" w:val="000000"/>
@@ -10330,6 +10809,7 @@
     </w:tblStylePr>
     <w:tblStylePr w:type="lastRow">
       <w:rPr>
+        <w:rFonts w:eastAsia="黑体"/>
         <w:b/>
         <w:bCs/>
         <w:color w:themeColor="text1" w:val="000000"/>
@@ -10349,6 +10829,7 @@
     </w:tblStylePr>
     <w:tblStylePr w:type="firstCol">
       <w:rPr>
+        <w:rFonts w:eastAsia="黑体"/>
         <w:b/>
         <w:bCs/>
         <w:color w:themeColor="text1" w:val="000000"/>
@@ -10368,6 +10849,7 @@
     </w:tblStylePr>
     <w:tblStylePr w:type="lastCol">
       <w:rPr>
+        <w:rFonts w:eastAsia="黑体"/>
         <w:b w:val="0"/>
         <w:bCs w:val="0"/>
         <w:color w:themeColor="text1" w:val="000000"/>
@@ -10417,7 +10899,7 @@
       <w:spacing w:after="0" w:line="240" w:lineRule="auto"/>
     </w:pPr>
     <w:rPr>
-      <w:rFonts w:asciiTheme="majorHAnsi" w:cstheme="majorBidi" w:eastAsiaTheme="majorEastAsia" w:hAnsiTheme="majorHAnsi"/>
+      <w:rFonts w:asciiTheme="majorHAnsi" w:cstheme="majorBidi" w:hAnsiTheme="majorHAnsi" w:eastAsia="黑体"/>
       <w:color w:themeColor="text1" w:val="000000"/>
     </w:rPr>
     <w:tblPr>
@@ -10444,6 +10926,7 @@
     </w:tcPr>
     <w:tblStylePr w:type="firstRow">
       <w:rPr>
+        <w:rFonts w:eastAsia="黑体"/>
         <w:b/>
         <w:bCs/>
         <w:color w:themeColor="text1" w:val="000000"/>
@@ -10455,6 +10938,7 @@
     </w:tblStylePr>
     <w:tblStylePr w:type="lastRow">
       <w:rPr>
+        <w:rFonts w:eastAsia="黑体"/>
         <w:b/>
         <w:bCs/>
         <w:color w:themeColor="text1" w:val="000000"/>
@@ -10474,6 +10958,7 @@
     </w:tblStylePr>
     <w:tblStylePr w:type="firstCol">
       <w:rPr>
+        <w:rFonts w:eastAsia="黑体"/>
         <w:b/>
         <w:bCs/>
         <w:color w:themeColor="text1" w:val="000000"/>
@@ -10493,6 +10978,7 @@
     </w:tblStylePr>
     <w:tblStylePr w:type="lastCol">
       <w:rPr>
+        <w:rFonts w:eastAsia="黑体"/>
         <w:b w:val="0"/>
         <w:bCs w:val="0"/>
         <w:color w:themeColor="text1" w:val="000000"/>
@@ -10542,7 +11028,7 @@
       <w:spacing w:after="0" w:line="240" w:lineRule="auto"/>
     </w:pPr>
     <w:rPr>
-      <w:rFonts w:asciiTheme="majorHAnsi" w:cstheme="majorBidi" w:eastAsiaTheme="majorEastAsia" w:hAnsiTheme="majorHAnsi"/>
+      <w:rFonts w:asciiTheme="majorHAnsi" w:cstheme="majorBidi" w:hAnsiTheme="majorHAnsi" w:eastAsia="黑体"/>
       <w:color w:themeColor="text1" w:val="000000"/>
     </w:rPr>
     <w:tblPr>
@@ -10569,6 +11055,7 @@
     </w:tcPr>
     <w:tblStylePr w:type="firstRow">
       <w:rPr>
+        <w:rFonts w:eastAsia="黑体"/>
         <w:b/>
         <w:bCs/>
         <w:color w:themeColor="text1" w:val="000000"/>
@@ -10580,6 +11067,7 @@
     </w:tblStylePr>
     <w:tblStylePr w:type="lastRow">
       <w:rPr>
+        <w:rFonts w:eastAsia="黑体"/>
         <w:b/>
         <w:bCs/>
         <w:color w:themeColor="text1" w:val="000000"/>
@@ -10599,6 +11087,7 @@
     </w:tblStylePr>
     <w:tblStylePr w:type="firstCol">
       <w:rPr>
+        <w:rFonts w:eastAsia="黑体"/>
         <w:b/>
         <w:bCs/>
         <w:color w:themeColor="text1" w:val="000000"/>
@@ -10618,6 +11107,7 @@
     </w:tblStylePr>
     <w:tblStylePr w:type="lastCol">
       <w:rPr>
+        <w:rFonts w:eastAsia="黑体"/>
         <w:b w:val="0"/>
         <w:bCs w:val="0"/>
         <w:color w:themeColor="text1" w:val="000000"/>
@@ -10667,7 +11157,7 @@
       <w:spacing w:after="0" w:line="240" w:lineRule="auto"/>
     </w:pPr>
     <w:rPr>
-      <w:rFonts w:asciiTheme="majorHAnsi" w:cstheme="majorBidi" w:eastAsiaTheme="majorEastAsia" w:hAnsiTheme="majorHAnsi"/>
+      <w:rFonts w:asciiTheme="majorHAnsi" w:cstheme="majorBidi" w:hAnsiTheme="majorHAnsi" w:eastAsia="黑体"/>
       <w:color w:themeColor="text1" w:val="000000"/>
     </w:rPr>
     <w:tblPr>
@@ -10694,6 +11184,7 @@
     </w:tcPr>
     <w:tblStylePr w:type="firstRow">
       <w:rPr>
+        <w:rFonts w:eastAsia="黑体"/>
         <w:b/>
         <w:bCs/>
         <w:color w:themeColor="text1" w:val="000000"/>
@@ -10705,6 +11196,7 @@
     </w:tblStylePr>
     <w:tblStylePr w:type="lastRow">
       <w:rPr>
+        <w:rFonts w:eastAsia="黑体"/>
         <w:b/>
         <w:bCs/>
         <w:color w:themeColor="text1" w:val="000000"/>
@@ -10724,6 +11216,7 @@
     </w:tblStylePr>
     <w:tblStylePr w:type="firstCol">
       <w:rPr>
+        <w:rFonts w:eastAsia="黑体"/>
         <w:b/>
         <w:bCs/>
         <w:color w:themeColor="text1" w:val="000000"/>
@@ -10743,6 +11236,7 @@
     </w:tblStylePr>
     <w:tblStylePr w:type="lastCol">
       <w:rPr>
+        <w:rFonts w:eastAsia="黑体"/>
         <w:b w:val="0"/>
         <w:bCs w:val="0"/>
         <w:color w:themeColor="text1" w:val="000000"/>
@@ -10792,7 +11286,7 @@
       <w:spacing w:after="0" w:line="240" w:lineRule="auto"/>
     </w:pPr>
     <w:rPr>
-      <w:rFonts w:asciiTheme="majorHAnsi" w:cstheme="majorBidi" w:eastAsiaTheme="majorEastAsia" w:hAnsiTheme="majorHAnsi"/>
+      <w:rFonts w:asciiTheme="majorHAnsi" w:cstheme="majorBidi" w:hAnsiTheme="majorHAnsi" w:eastAsia="黑体"/>
       <w:color w:themeColor="text1" w:val="000000"/>
     </w:rPr>
     <w:tblPr>
@@ -10819,6 +11313,7 @@
     </w:tcPr>
     <w:tblStylePr w:type="firstRow">
       <w:rPr>
+        <w:rFonts w:eastAsia="黑体"/>
         <w:b/>
         <w:bCs/>
         <w:color w:themeColor="text1" w:val="000000"/>
@@ -10830,6 +11325,7 @@
     </w:tblStylePr>
     <w:tblStylePr w:type="lastRow">
       <w:rPr>
+        <w:rFonts w:eastAsia="黑体"/>
         <w:b/>
         <w:bCs/>
         <w:color w:themeColor="text1" w:val="000000"/>
@@ -10849,6 +11345,7 @@
     </w:tblStylePr>
     <w:tblStylePr w:type="firstCol">
       <w:rPr>
+        <w:rFonts w:eastAsia="黑体"/>
         <w:b/>
         <w:bCs/>
         <w:color w:themeColor="text1" w:val="000000"/>
@@ -10868,6 +11365,7 @@
     </w:tblStylePr>
     <w:tblStylePr w:type="lastCol">
       <w:rPr>
+        <w:rFonts w:eastAsia="黑体"/>
         <w:b w:val="0"/>
         <w:bCs w:val="0"/>
         <w:color w:themeColor="text1" w:val="000000"/>
@@ -10917,7 +11415,7 @@
       <w:spacing w:after="0" w:line="240" w:lineRule="auto"/>
     </w:pPr>
     <w:rPr>
-      <w:rFonts w:asciiTheme="majorHAnsi" w:cstheme="majorBidi" w:eastAsiaTheme="majorEastAsia" w:hAnsiTheme="majorHAnsi"/>
+      <w:rFonts w:asciiTheme="majorHAnsi" w:cstheme="majorBidi" w:hAnsiTheme="majorHAnsi" w:eastAsia="黑体"/>
       <w:color w:themeColor="text1" w:val="000000"/>
     </w:rPr>
     <w:tblPr>
@@ -10944,6 +11442,7 @@
     </w:tcPr>
     <w:tblStylePr w:type="firstRow">
       <w:rPr>
+        <w:rFonts w:eastAsia="黑体"/>
         <w:b/>
         <w:bCs/>
         <w:color w:themeColor="text1" w:val="000000"/>
@@ -10955,6 +11454,7 @@
     </w:tblStylePr>
     <w:tblStylePr w:type="lastRow">
       <w:rPr>
+        <w:rFonts w:eastAsia="黑体"/>
         <w:b/>
         <w:bCs/>
         <w:color w:themeColor="text1" w:val="000000"/>
@@ -10974,6 +11474,7 @@
     </w:tblStylePr>
     <w:tblStylePr w:type="firstCol">
       <w:rPr>
+        <w:rFonts w:eastAsia="黑体"/>
         <w:b/>
         <w:bCs/>
         <w:color w:themeColor="text1" w:val="000000"/>
@@ -10993,6 +11494,7 @@
     </w:tblStylePr>
     <w:tblStylePr w:type="lastCol">
       <w:rPr>
+        <w:rFonts w:eastAsia="黑体"/>
         <w:b w:val="0"/>
         <w:bCs w:val="0"/>
         <w:color w:themeColor="text1" w:val="000000"/>
@@ -11065,6 +11567,7 @@
     </w:tcPr>
     <w:tblStylePr w:type="firstRow">
       <w:rPr>
+        <w:rFonts w:eastAsia="黑体"/>
         <w:b/>
         <w:bCs/>
         <w:i w:val="0"/>
@@ -11086,6 +11589,7 @@
     </w:tblStylePr>
     <w:tblStylePr w:type="lastRow">
       <w:rPr>
+        <w:rFonts w:eastAsia="黑体"/>
         <w:b/>
         <w:bCs/>
         <w:i w:val="0"/>
@@ -11107,6 +11611,7 @@
     </w:tblStylePr>
     <w:tblStylePr w:type="firstCol">
       <w:rPr>
+        <w:rFonts w:eastAsia="黑体"/>
         <w:b/>
         <w:bCs/>
         <w:i w:val="0"/>
@@ -11126,6 +11631,7 @@
     </w:tblStylePr>
     <w:tblStylePr w:type="lastCol">
       <w:rPr>
+        <w:rFonts w:eastAsia="黑体"/>
         <w:b/>
         <w:bCs/>
         <w:i w:val="0"/>
@@ -11206,6 +11712,7 @@
     </w:tcPr>
     <w:tblStylePr w:type="firstRow">
       <w:rPr>
+        <w:rFonts w:eastAsia="黑体"/>
         <w:b/>
         <w:bCs/>
         <w:i w:val="0"/>
@@ -11227,6 +11734,7 @@
     </w:tblStylePr>
     <w:tblStylePr w:type="lastRow">
       <w:rPr>
+        <w:rFonts w:eastAsia="黑体"/>
         <w:b/>
         <w:bCs/>
         <w:i w:val="0"/>
@@ -11248,6 +11756,7 @@
     </w:tblStylePr>
     <w:tblStylePr w:type="firstCol">
       <w:rPr>
+        <w:rFonts w:eastAsia="黑体"/>
         <w:b/>
         <w:bCs/>
         <w:i w:val="0"/>
@@ -11267,6 +11776,7 @@
     </w:tblStylePr>
     <w:tblStylePr w:type="lastCol">
       <w:rPr>
+        <w:rFonts w:eastAsia="黑体"/>
         <w:b/>
         <w:bCs/>
         <w:i w:val="0"/>
@@ -11347,6 +11857,7 @@
     </w:tcPr>
     <w:tblStylePr w:type="firstRow">
       <w:rPr>
+        <w:rFonts w:eastAsia="黑体"/>
         <w:b/>
         <w:bCs/>
         <w:i w:val="0"/>
@@ -11368,6 +11879,7 @@
     </w:tblStylePr>
     <w:tblStylePr w:type="lastRow">
       <w:rPr>
+        <w:rFonts w:eastAsia="黑体"/>
         <w:b/>
         <w:bCs/>
         <w:i w:val="0"/>
@@ -11389,6 +11901,7 @@
     </w:tblStylePr>
     <w:tblStylePr w:type="firstCol">
       <w:rPr>
+        <w:rFonts w:eastAsia="黑体"/>
         <w:b/>
         <w:bCs/>
         <w:i w:val="0"/>
@@ -11408,6 +11921,7 @@
     </w:tblStylePr>
     <w:tblStylePr w:type="lastCol">
       <w:rPr>
+        <w:rFonts w:eastAsia="黑体"/>
         <w:b/>
         <w:bCs/>
         <w:i w:val="0"/>
@@ -11488,6 +12002,7 @@
     </w:tcPr>
     <w:tblStylePr w:type="firstRow">
       <w:rPr>
+        <w:rFonts w:eastAsia="黑体"/>
         <w:b/>
         <w:bCs/>
         <w:i w:val="0"/>
@@ -11509,6 +12024,7 @@
     </w:tblStylePr>
     <w:tblStylePr w:type="lastRow">
       <w:rPr>
+        <w:rFonts w:eastAsia="黑体"/>
         <w:b/>
         <w:bCs/>
         <w:i w:val="0"/>
@@ -11530,6 +12046,7 @@
     </w:tblStylePr>
     <w:tblStylePr w:type="firstCol">
       <w:rPr>
+        <w:rFonts w:eastAsia="黑体"/>
         <w:b/>
         <w:bCs/>
         <w:i w:val="0"/>
@@ -11549,6 +12066,7 @@
     </w:tblStylePr>
     <w:tblStylePr w:type="lastCol">
       <w:rPr>
+        <w:rFonts w:eastAsia="黑体"/>
         <w:b/>
         <w:bCs/>
         <w:i w:val="0"/>
@@ -11629,6 +12147,7 @@
     </w:tcPr>
     <w:tblStylePr w:type="firstRow">
       <w:rPr>
+        <w:rFonts w:eastAsia="黑体"/>
         <w:b/>
         <w:bCs/>
         <w:i w:val="0"/>
@@ -11650,6 +12169,7 @@
     </w:tblStylePr>
     <w:tblStylePr w:type="lastRow">
       <w:rPr>
+        <w:rFonts w:eastAsia="黑体"/>
         <w:b/>
         <w:bCs/>
         <w:i w:val="0"/>
@@ -11671,6 +12191,7 @@
     </w:tblStylePr>
     <w:tblStylePr w:type="firstCol">
       <w:rPr>
+        <w:rFonts w:eastAsia="黑体"/>
         <w:b/>
         <w:bCs/>
         <w:i w:val="0"/>
@@ -11690,6 +12211,7 @@
     </w:tblStylePr>
     <w:tblStylePr w:type="lastCol">
       <w:rPr>
+        <w:rFonts w:eastAsia="黑体"/>
         <w:b/>
         <w:bCs/>
         <w:i w:val="0"/>
@@ -11770,6 +12292,7 @@
     </w:tcPr>
     <w:tblStylePr w:type="firstRow">
       <w:rPr>
+        <w:rFonts w:eastAsia="黑体"/>
         <w:b/>
         <w:bCs/>
         <w:i w:val="0"/>
@@ -11791,6 +12314,7 @@
     </w:tblStylePr>
     <w:tblStylePr w:type="lastRow">
       <w:rPr>
+        <w:rFonts w:eastAsia="黑体"/>
         <w:b/>
         <w:bCs/>
         <w:i w:val="0"/>
@@ -11812,6 +12336,7 @@
     </w:tblStylePr>
     <w:tblStylePr w:type="firstCol">
       <w:rPr>
+        <w:rFonts w:eastAsia="黑体"/>
         <w:b/>
         <w:bCs/>
         <w:i w:val="0"/>
@@ -11831,6 +12356,7 @@
     </w:tblStylePr>
     <w:tblStylePr w:type="lastCol">
       <w:rPr>
+        <w:rFonts w:eastAsia="黑体"/>
         <w:b/>
         <w:bCs/>
         <w:i w:val="0"/>
@@ -11911,6 +12437,7 @@
     </w:tcPr>
     <w:tblStylePr w:type="firstRow">
       <w:rPr>
+        <w:rFonts w:eastAsia="黑体"/>
         <w:b/>
         <w:bCs/>
         <w:i w:val="0"/>
@@ -11932,6 +12459,7 @@
     </w:tblStylePr>
     <w:tblStylePr w:type="lastRow">
       <w:rPr>
+        <w:rFonts w:eastAsia="黑体"/>
         <w:b/>
         <w:bCs/>
         <w:i w:val="0"/>
@@ -11953,6 +12481,7 @@
     </w:tblStylePr>
     <w:tblStylePr w:type="firstCol">
       <w:rPr>
+        <w:rFonts w:eastAsia="黑体"/>
         <w:b/>
         <w:bCs/>
         <w:i w:val="0"/>
@@ -11972,6 +12501,7 @@
     </w:tblStylePr>
     <w:tblStylePr w:type="lastCol">
       <w:rPr>
+        <w:rFonts w:eastAsia="黑体"/>
         <w:b/>
         <w:bCs/>
         <w:i w:val="0"/>
@@ -12029,6 +12559,7 @@
       <w:spacing w:after="0" w:line="240" w:lineRule="auto"/>
     </w:pPr>
     <w:rPr>
+      <w:rFonts w:eastAsia="黑体"/>
       <w:color w:themeColor="background1" w:val="FFFFFF"/>
     </w:rPr>
     <w:tblPr>
@@ -12047,6 +12578,7 @@
     </w:tcPr>
     <w:tblStylePr w:type="firstRow">
       <w:rPr>
+        <w:rFonts w:eastAsia="黑体"/>
         <w:b/>
         <w:bCs/>
       </w:rPr>
@@ -12143,6 +12675,7 @@
       <w:spacing w:after="0" w:line="240" w:lineRule="auto"/>
     </w:pPr>
     <w:rPr>
+      <w:rFonts w:eastAsia="黑体"/>
       <w:color w:themeColor="background1" w:val="FFFFFF"/>
     </w:rPr>
     <w:tblPr>
@@ -12161,6 +12694,7 @@
     </w:tcPr>
     <w:tblStylePr w:type="firstRow">
       <w:rPr>
+        <w:rFonts w:eastAsia="黑体"/>
         <w:b/>
         <w:bCs/>
       </w:rPr>
@@ -12257,6 +12791,7 @@
       <w:spacing w:after="0" w:line="240" w:lineRule="auto"/>
     </w:pPr>
     <w:rPr>
+      <w:rFonts w:eastAsia="黑体"/>
       <w:color w:themeColor="background1" w:val="FFFFFF"/>
     </w:rPr>
     <w:tblPr>
@@ -12275,6 +12810,7 @@
     </w:tcPr>
     <w:tblStylePr w:type="firstRow">
       <w:rPr>
+        <w:rFonts w:eastAsia="黑体"/>
         <w:b/>
         <w:bCs/>
       </w:rPr>
@@ -12371,6 +12907,7 @@
       <w:spacing w:after="0" w:line="240" w:lineRule="auto"/>
     </w:pPr>
     <w:rPr>
+      <w:rFonts w:eastAsia="黑体"/>
       <w:color w:themeColor="background1" w:val="FFFFFF"/>
     </w:rPr>
     <w:tblPr>
@@ -12389,6 +12926,7 @@
     </w:tcPr>
     <w:tblStylePr w:type="firstRow">
       <w:rPr>
+        <w:rFonts w:eastAsia="黑体"/>
         <w:b/>
         <w:bCs/>
       </w:rPr>
@@ -12485,6 +13023,7 @@
       <w:spacing w:after="0" w:line="240" w:lineRule="auto"/>
     </w:pPr>
     <w:rPr>
+      <w:rFonts w:eastAsia="黑体"/>
       <w:color w:themeColor="background1" w:val="FFFFFF"/>
     </w:rPr>
     <w:tblPr>
@@ -12503,6 +13042,7 @@
     </w:tcPr>
     <w:tblStylePr w:type="firstRow">
       <w:rPr>
+        <w:rFonts w:eastAsia="黑体"/>
         <w:b/>
         <w:bCs/>
       </w:rPr>
@@ -12599,6 +13139,7 @@
       <w:spacing w:after="0" w:line="240" w:lineRule="auto"/>
     </w:pPr>
     <w:rPr>
+      <w:rFonts w:eastAsia="黑体"/>
       <w:color w:themeColor="background1" w:val="FFFFFF"/>
     </w:rPr>
     <w:tblPr>
@@ -12617,6 +13158,7 @@
     </w:tcPr>
     <w:tblStylePr w:type="firstRow">
       <w:rPr>
+        <w:rFonts w:eastAsia="黑体"/>
         <w:b/>
         <w:bCs/>
       </w:rPr>
@@ -12713,6 +13255,7 @@
       <w:spacing w:after="0" w:line="240" w:lineRule="auto"/>
     </w:pPr>
     <w:rPr>
+      <w:rFonts w:eastAsia="黑体"/>
       <w:color w:themeColor="background1" w:val="FFFFFF"/>
     </w:rPr>
     <w:tblPr>
@@ -12731,6 +13274,7 @@
     </w:tcPr>
     <w:tblStylePr w:type="firstRow">
       <w:rPr>
+        <w:rFonts w:eastAsia="黑体"/>
         <w:b/>
         <w:bCs/>
       </w:rPr>
@@ -12827,6 +13371,7 @@
       <w:spacing w:after="0" w:line="240" w:lineRule="auto"/>
     </w:pPr>
     <w:rPr>
+      <w:rFonts w:eastAsia="黑体"/>
       <w:color w:themeColor="text1" w:val="000000"/>
     </w:rPr>
     <w:tblPr>
@@ -12853,6 +13398,7 @@
     </w:tcPr>
     <w:tblStylePr w:type="firstRow">
       <w:rPr>
+        <w:rFonts w:eastAsia="黑体"/>
         <w:b/>
         <w:bCs/>
       </w:rPr>
@@ -12871,6 +13417,7 @@
     </w:tblStylePr>
     <w:tblStylePr w:type="lastRow">
       <w:rPr>
+        <w:rFonts w:eastAsia="黑体"/>
         <w:b/>
         <w:bCs/>
         <w:color w:themeColor="background1" w:val="FFFFFF"/>
@@ -12885,6 +13432,7 @@
     </w:tblStylePr>
     <w:tblStylePr w:type="firstCol">
       <w:rPr>
+        <w:rFonts w:eastAsia="黑体"/>
         <w:color w:themeColor="background1" w:val="FFFFFF"/>
       </w:rPr>
       <w:tblPr/>
@@ -12902,6 +13450,7 @@
     </w:tblStylePr>
     <w:tblStylePr w:type="lastCol">
       <w:rPr>
+        <w:rFonts w:eastAsia="黑体"/>
         <w:color w:themeColor="background1" w:val="FFFFFF"/>
       </w:rPr>
       <w:tblPr/>
@@ -12931,11 +13480,13 @@
     </w:tblStylePr>
     <w:tblStylePr w:type="neCell">
       <w:rPr>
+        <w:rFonts w:eastAsia="黑体"/>
         <w:color w:themeColor="text1" w:val="000000"/>
       </w:rPr>
     </w:tblStylePr>
     <w:tblStylePr w:type="nwCell">
       <w:rPr>
+        <w:rFonts w:eastAsia="黑体"/>
         <w:color w:themeColor="text1" w:val="000000"/>
       </w:rPr>
     </w:tblStylePr>
@@ -12949,6 +13500,7 @@
       <w:spacing w:after="0" w:line="240" w:lineRule="auto"/>
     </w:pPr>
     <w:rPr>
+      <w:rFonts w:eastAsia="黑体"/>
       <w:color w:themeColor="text1" w:val="000000"/>
     </w:rPr>
     <w:tblPr>
@@ -12975,6 +13527,7 @@
     </w:tcPr>
     <w:tblStylePr w:type="firstRow">
       <w:rPr>
+        <w:rFonts w:eastAsia="黑体"/>
         <w:b/>
         <w:bCs/>
       </w:rPr>
@@ -12993,6 +13546,7 @@
     </w:tblStylePr>
     <w:tblStylePr w:type="lastRow">
       <w:rPr>
+        <w:rFonts w:eastAsia="黑体"/>
         <w:b/>
         <w:bCs/>
         <w:color w:themeColor="background1" w:val="FFFFFF"/>
@@ -13007,6 +13561,7 @@
     </w:tblStylePr>
     <w:tblStylePr w:type="firstCol">
       <w:rPr>
+        <w:rFonts w:eastAsia="黑体"/>
         <w:color w:themeColor="background1" w:val="FFFFFF"/>
       </w:rPr>
       <w:tblPr/>
@@ -13024,6 +13579,7 @@
     </w:tblStylePr>
     <w:tblStylePr w:type="lastCol">
       <w:rPr>
+        <w:rFonts w:eastAsia="黑体"/>
         <w:color w:themeColor="background1" w:val="FFFFFF"/>
       </w:rPr>
       <w:tblPr/>
@@ -13053,11 +13609,13 @@
     </w:tblStylePr>
     <w:tblStylePr w:type="neCell">
       <w:rPr>
+        <w:rFonts w:eastAsia="黑体"/>
         <w:color w:themeColor="text1" w:val="000000"/>
       </w:rPr>
     </w:tblStylePr>
     <w:tblStylePr w:type="nwCell">
       <w:rPr>
+        <w:rFonts w:eastAsia="黑体"/>
         <w:color w:themeColor="text1" w:val="000000"/>
       </w:rPr>
     </w:tblStylePr>
@@ -13071,6 +13629,7 @@
       <w:spacing w:after="0" w:line="240" w:lineRule="auto"/>
     </w:pPr>
     <w:rPr>
+      <w:rFonts w:eastAsia="黑体"/>
       <w:color w:themeColor="text1" w:val="000000"/>
     </w:rPr>
     <w:tblPr>
@@ -13097,6 +13656,7 @@
     </w:tcPr>
     <w:tblStylePr w:type="firstRow">
       <w:rPr>
+        <w:rFonts w:eastAsia="黑体"/>
         <w:b/>
         <w:bCs/>
       </w:rPr>
@@ -13115,6 +13675,7 @@
     </w:tblStylePr>
     <w:tblStylePr w:type="lastRow">
       <w:rPr>
+        <w:rFonts w:eastAsia="黑体"/>
         <w:b/>
         <w:bCs/>
         <w:color w:themeColor="background1" w:val="FFFFFF"/>
@@ -13129,6 +13690,7 @@
     </w:tblStylePr>
     <w:tblStylePr w:type="firstCol">
       <w:rPr>
+        <w:rFonts w:eastAsia="黑体"/>
         <w:color w:themeColor="background1" w:val="FFFFFF"/>
       </w:rPr>
       <w:tblPr/>
@@ -13146,6 +13708,7 @@
     </w:tblStylePr>
     <w:tblStylePr w:type="lastCol">
       <w:rPr>
+        <w:rFonts w:eastAsia="黑体"/>
         <w:color w:themeColor="background1" w:val="FFFFFF"/>
       </w:rPr>
       <w:tblPr/>
@@ -13175,11 +13738,13 @@
     </w:tblStylePr>
     <w:tblStylePr w:type="neCell">
       <w:rPr>
+        <w:rFonts w:eastAsia="黑体"/>
         <w:color w:themeColor="text1" w:val="000000"/>
       </w:rPr>
     </w:tblStylePr>
     <w:tblStylePr w:type="nwCell">
       <w:rPr>
+        <w:rFonts w:eastAsia="黑体"/>
         <w:color w:themeColor="text1" w:val="000000"/>
       </w:rPr>
     </w:tblStylePr>
@@ -13193,6 +13758,7 @@
       <w:spacing w:after="0" w:line="240" w:lineRule="auto"/>
     </w:pPr>
     <w:rPr>
+      <w:rFonts w:eastAsia="黑体"/>
       <w:color w:themeColor="text1" w:val="000000"/>
     </w:rPr>
     <w:tblPr>
@@ -13219,6 +13785,7 @@
     </w:tcPr>
     <w:tblStylePr w:type="firstRow">
       <w:rPr>
+        <w:rFonts w:eastAsia="黑体"/>
         <w:b/>
         <w:bCs/>
       </w:rPr>
@@ -13237,6 +13804,7 @@
     </w:tblStylePr>
     <w:tblStylePr w:type="lastRow">
       <w:rPr>
+        <w:rFonts w:eastAsia="黑体"/>
         <w:b/>
         <w:bCs/>
         <w:color w:themeColor="background1" w:val="FFFFFF"/>
@@ -13251,6 +13819,7 @@
     </w:tblStylePr>
     <w:tblStylePr w:type="firstCol">
       <w:rPr>
+        <w:rFonts w:eastAsia="黑体"/>
         <w:color w:themeColor="background1" w:val="FFFFFF"/>
       </w:rPr>
       <w:tblPr/>
@@ -13268,6 +13837,7 @@
     </w:tblStylePr>
     <w:tblStylePr w:type="lastCol">
       <w:rPr>
+        <w:rFonts w:eastAsia="黑体"/>
         <w:color w:themeColor="background1" w:val="FFFFFF"/>
       </w:rPr>
       <w:tblPr/>
@@ -13305,6 +13875,7 @@
       <w:spacing w:after="0" w:line="240" w:lineRule="auto"/>
     </w:pPr>
     <w:rPr>
+      <w:rFonts w:eastAsia="黑体"/>
       <w:color w:themeColor="text1" w:val="000000"/>
     </w:rPr>
     <w:tblPr>
@@ -13331,6 +13902,7 @@
     </w:tcPr>
     <w:tblStylePr w:type="firstRow">
       <w:rPr>
+        <w:rFonts w:eastAsia="黑体"/>
         <w:b/>
         <w:bCs/>
       </w:rPr>
@@ -13349,6 +13921,7 @@
     </w:tblStylePr>
     <w:tblStylePr w:type="lastRow">
       <w:rPr>
+        <w:rFonts w:eastAsia="黑体"/>
         <w:b/>
         <w:bCs/>
         <w:color w:themeColor="background1" w:val="FFFFFF"/>
@@ -13363,6 +13936,7 @@
     </w:tblStylePr>
     <w:tblStylePr w:type="firstCol">
       <w:rPr>
+        <w:rFonts w:eastAsia="黑体"/>
         <w:color w:themeColor="background1" w:val="FFFFFF"/>
       </w:rPr>
       <w:tblPr/>
@@ -13380,6 +13954,7 @@
     </w:tblStylePr>
     <w:tblStylePr w:type="lastCol">
       <w:rPr>
+        <w:rFonts w:eastAsia="黑体"/>
         <w:color w:themeColor="background1" w:val="FFFFFF"/>
       </w:rPr>
       <w:tblPr/>
@@ -13409,11 +13984,13 @@
     </w:tblStylePr>
     <w:tblStylePr w:type="neCell">
       <w:rPr>
+        <w:rFonts w:eastAsia="黑体"/>
         <w:color w:themeColor="text1" w:val="000000"/>
       </w:rPr>
     </w:tblStylePr>
     <w:tblStylePr w:type="nwCell">
       <w:rPr>
+        <w:rFonts w:eastAsia="黑体"/>
         <w:color w:themeColor="text1" w:val="000000"/>
       </w:rPr>
     </w:tblStylePr>
@@ -13427,6 +14004,7 @@
       <w:spacing w:after="0" w:line="240" w:lineRule="auto"/>
     </w:pPr>
     <w:rPr>
+      <w:rFonts w:eastAsia="黑体"/>
       <w:color w:themeColor="text1" w:val="000000"/>
     </w:rPr>
     <w:tblPr>
@@ -13453,6 +14031,7 @@
     </w:tcPr>
     <w:tblStylePr w:type="firstRow">
       <w:rPr>
+        <w:rFonts w:eastAsia="黑体"/>
         <w:b/>
         <w:bCs/>
       </w:rPr>
@@ -13471,6 +14050,7 @@
     </w:tblStylePr>
     <w:tblStylePr w:type="lastRow">
       <w:rPr>
+        <w:rFonts w:eastAsia="黑体"/>
         <w:b/>
         <w:bCs/>
         <w:color w:themeColor="background1" w:val="FFFFFF"/>
@@ -13485,6 +14065,7 @@
     </w:tblStylePr>
     <w:tblStylePr w:type="firstCol">
       <w:rPr>
+        <w:rFonts w:eastAsia="黑体"/>
         <w:color w:themeColor="background1" w:val="FFFFFF"/>
       </w:rPr>
       <w:tblPr/>
@@ -13502,6 +14083,7 @@
     </w:tblStylePr>
     <w:tblStylePr w:type="lastCol">
       <w:rPr>
+        <w:rFonts w:eastAsia="黑体"/>
         <w:color w:themeColor="background1" w:val="FFFFFF"/>
       </w:rPr>
       <w:tblPr/>
@@ -13531,11 +14113,13 @@
     </w:tblStylePr>
     <w:tblStylePr w:type="neCell">
       <w:rPr>
+        <w:rFonts w:eastAsia="黑体"/>
         <w:color w:themeColor="text1" w:val="000000"/>
       </w:rPr>
     </w:tblStylePr>
     <w:tblStylePr w:type="nwCell">
       <w:rPr>
+        <w:rFonts w:eastAsia="黑体"/>
         <w:color w:themeColor="text1" w:val="000000"/>
       </w:rPr>
     </w:tblStylePr>
@@ -13549,6 +14133,7 @@
       <w:spacing w:after="0" w:line="240" w:lineRule="auto"/>
     </w:pPr>
     <w:rPr>
+      <w:rFonts w:eastAsia="黑体"/>
       <w:color w:themeColor="text1" w:val="000000"/>
     </w:rPr>
     <w:tblPr>
@@ -13575,6 +14160,7 @@
     </w:tcPr>
     <w:tblStylePr w:type="firstRow">
       <w:rPr>
+        <w:rFonts w:eastAsia="黑体"/>
         <w:b/>
         <w:bCs/>
       </w:rPr>
@@ -13593,6 +14179,7 @@
     </w:tblStylePr>
     <w:tblStylePr w:type="lastRow">
       <w:rPr>
+        <w:rFonts w:eastAsia="黑体"/>
         <w:b/>
         <w:bCs/>
         <w:color w:themeColor="background1" w:val="FFFFFF"/>
@@ -13607,6 +14194,7 @@
     </w:tblStylePr>
     <w:tblStylePr w:type="firstCol">
       <w:rPr>
+        <w:rFonts w:eastAsia="黑体"/>
         <w:color w:themeColor="background1" w:val="FFFFFF"/>
       </w:rPr>
       <w:tblPr/>
@@ -13624,6 +14212,7 @@
     </w:tblStylePr>
     <w:tblStylePr w:type="lastCol">
       <w:rPr>
+        <w:rFonts w:eastAsia="黑体"/>
         <w:color w:themeColor="background1" w:val="FFFFFF"/>
       </w:rPr>
       <w:tblPr/>
@@ -13653,11 +14242,13 @@
     </w:tblStylePr>
     <w:tblStylePr w:type="neCell">
       <w:rPr>
+        <w:rFonts w:eastAsia="黑体"/>
         <w:color w:themeColor="text1" w:val="000000"/>
       </w:rPr>
     </w:tblStylePr>
     <w:tblStylePr w:type="nwCell">
       <w:rPr>
+        <w:rFonts w:eastAsia="黑体"/>
         <w:color w:themeColor="text1" w:val="000000"/>
       </w:rPr>
     </w:tblStylePr>
@@ -13671,6 +14262,7 @@
       <w:spacing w:after="0" w:line="240" w:lineRule="auto"/>
     </w:pPr>
     <w:rPr>
+      <w:rFonts w:eastAsia="黑体"/>
       <w:color w:themeColor="text1" w:val="000000"/>
     </w:rPr>
     <w:tblPr>
@@ -13689,6 +14281,7 @@
     </w:tcPr>
     <w:tblStylePr w:type="firstRow">
       <w:rPr>
+        <w:rFonts w:eastAsia="黑体"/>
         <w:b/>
         <w:bCs/>
         <w:color w:themeColor="background1" w:val="FFFFFF"/>
@@ -13703,6 +14296,7 @@
     </w:tblStylePr>
     <w:tblStylePr w:type="lastRow">
       <w:rPr>
+        <w:rFonts w:eastAsia="黑体"/>
         <w:b/>
         <w:bCs/>
         <w:color w:themeColor="accent2" w:themeShade="CC" w:val="9E3A38"/>
@@ -13717,12 +14311,14 @@
     </w:tblStylePr>
     <w:tblStylePr w:type="firstCol">
       <w:rPr>
+        <w:rFonts w:eastAsia="黑体"/>
         <w:b/>
         <w:bCs/>
       </w:rPr>
     </w:tblStylePr>
     <w:tblStylePr w:type="lastCol">
       <w:rPr>
+        <w:rFonts w:eastAsia="黑体"/>
         <w:b/>
         <w:bCs/>
       </w:rPr>
@@ -13757,6 +14353,7 @@
       <w:spacing w:after="0" w:line="240" w:lineRule="auto"/>
     </w:pPr>
     <w:rPr>
+      <w:rFonts w:eastAsia="黑体"/>
       <w:color w:themeColor="text1" w:val="000000"/>
     </w:rPr>
     <w:tblPr>
@@ -13775,6 +14372,7 @@
     </w:tcPr>
     <w:tblStylePr w:type="firstRow">
       <w:rPr>
+        <w:rFonts w:eastAsia="黑体"/>
         <w:b/>
         <w:bCs/>
         <w:color w:themeColor="background1" w:val="FFFFFF"/>
@@ -13789,6 +14387,7 @@
     </w:tblStylePr>
     <w:tblStylePr w:type="lastRow">
       <w:rPr>
+        <w:rFonts w:eastAsia="黑体"/>
         <w:b/>
         <w:bCs/>
         <w:color w:themeColor="accent2" w:themeShade="CC" w:val="9E3A38"/>
@@ -13803,12 +14402,14 @@
     </w:tblStylePr>
     <w:tblStylePr w:type="firstCol">
       <w:rPr>
+        <w:rFonts w:eastAsia="黑体"/>
         <w:b/>
         <w:bCs/>
       </w:rPr>
     </w:tblStylePr>
     <w:tblStylePr w:type="lastCol">
       <w:rPr>
+        <w:rFonts w:eastAsia="黑体"/>
         <w:b/>
         <w:bCs/>
       </w:rPr>
@@ -13843,6 +14444,7 @@
       <w:spacing w:after="0" w:line="240" w:lineRule="auto"/>
     </w:pPr>
     <w:rPr>
+      <w:rFonts w:eastAsia="黑体"/>
       <w:color w:themeColor="text1" w:val="000000"/>
     </w:rPr>
     <w:tblPr>
@@ -13861,6 +14463,7 @@
     </w:tcPr>
     <w:tblStylePr w:type="firstRow">
       <w:rPr>
+        <w:rFonts w:eastAsia="黑体"/>
         <w:b/>
         <w:bCs/>
         <w:color w:themeColor="background1" w:val="FFFFFF"/>
@@ -13875,6 +14478,7 @@
     </w:tblStylePr>
     <w:tblStylePr w:type="lastRow">
       <w:rPr>
+        <w:rFonts w:eastAsia="黑体"/>
         <w:b/>
         <w:bCs/>
         <w:color w:themeColor="accent2" w:themeShade="CC" w:val="9E3A38"/>
@@ -13889,12 +14493,14 @@
     </w:tblStylePr>
     <w:tblStylePr w:type="firstCol">
       <w:rPr>
+        <w:rFonts w:eastAsia="黑体"/>
         <w:b/>
         <w:bCs/>
       </w:rPr>
     </w:tblStylePr>
     <w:tblStylePr w:type="lastCol">
       <w:rPr>
+        <w:rFonts w:eastAsia="黑体"/>
         <w:b/>
         <w:bCs/>
       </w:rPr>
@@ -13929,6 +14535,7 @@
       <w:spacing w:after="0" w:line="240" w:lineRule="auto"/>
     </w:pPr>
     <w:rPr>
+      <w:rFonts w:eastAsia="黑体"/>
       <w:color w:themeColor="text1" w:val="000000"/>
     </w:rPr>
     <w:tblPr>
@@ -13947,6 +14554,7 @@
     </w:tcPr>
     <w:tblStylePr w:type="firstRow">
       <w:rPr>
+        <w:rFonts w:eastAsia="黑体"/>
         <w:b/>
         <w:bCs/>
         <w:color w:themeColor="background1" w:val="FFFFFF"/>
@@ -13961,6 +14569,7 @@
     </w:tblStylePr>
     <w:tblStylePr w:type="lastRow">
       <w:rPr>
+        <w:rFonts w:eastAsia="黑体"/>
         <w:b/>
         <w:bCs/>
         <w:color w:themeColor="accent4" w:themeShade="CC" w:val="664E82"/>
@@ -13975,12 +14584,14 @@
     </w:tblStylePr>
     <w:tblStylePr w:type="firstCol">
       <w:rPr>
+        <w:rFonts w:eastAsia="黑体"/>
         <w:b/>
         <w:bCs/>
       </w:rPr>
     </w:tblStylePr>
     <w:tblStylePr w:type="lastCol">
       <w:rPr>
+        <w:rFonts w:eastAsia="黑体"/>
         <w:b/>
         <w:bCs/>
       </w:rPr>
@@ -14015,6 +14626,7 @@
       <w:spacing w:after="0" w:line="240" w:lineRule="auto"/>
     </w:pPr>
     <w:rPr>
+      <w:rFonts w:eastAsia="黑体"/>
       <w:color w:themeColor="text1" w:val="000000"/>
     </w:rPr>
     <w:tblPr>
@@ -14033,6 +14645,7 @@
     </w:tcPr>
     <w:tblStylePr w:type="firstRow">
       <w:rPr>
+        <w:rFonts w:eastAsia="黑体"/>
         <w:b/>
         <w:bCs/>
         <w:color w:themeColor="background1" w:val="FFFFFF"/>
@@ -14047,6 +14660,7 @@
     </w:tblStylePr>
     <w:tblStylePr w:type="lastRow">
       <w:rPr>
+        <w:rFonts w:eastAsia="黑体"/>
         <w:b/>
         <w:bCs/>
         <w:color w:themeColor="accent3" w:themeShade="CC" w:val="7E9C40"/>
@@ -14061,12 +14675,14 @@
     </w:tblStylePr>
     <w:tblStylePr w:type="firstCol">
       <w:rPr>
+        <w:rFonts w:eastAsia="黑体"/>
         <w:b/>
         <w:bCs/>
       </w:rPr>
     </w:tblStylePr>
     <w:tblStylePr w:type="lastCol">
       <w:rPr>
+        <w:rFonts w:eastAsia="黑体"/>
         <w:b/>
         <w:bCs/>
       </w:rPr>
@@ -14101,6 +14717,7 @@
       <w:spacing w:after="0" w:line="240" w:lineRule="auto"/>
     </w:pPr>
     <w:rPr>
+      <w:rFonts w:eastAsia="黑体"/>
       <w:color w:themeColor="text1" w:val="000000"/>
     </w:rPr>
     <w:tblPr>
@@ -14119,6 +14736,7 @@
     </w:tcPr>
     <w:tblStylePr w:type="firstRow">
       <w:rPr>
+        <w:rFonts w:eastAsia="黑体"/>
         <w:b/>
         <w:bCs/>
         <w:color w:themeColor="background1" w:val="FFFFFF"/>
@@ -14133,6 +14751,7 @@
     </w:tblStylePr>
     <w:tblStylePr w:type="lastRow">
       <w:rPr>
+        <w:rFonts w:eastAsia="黑体"/>
         <w:b/>
         <w:bCs/>
         <w:color w:themeColor="accent6" w:themeShade="CC" w:val="F2730A"/>
@@ -14147,12 +14766,14 @@
     </w:tblStylePr>
     <w:tblStylePr w:type="firstCol">
       <w:rPr>
+        <w:rFonts w:eastAsia="黑体"/>
         <w:b/>
         <w:bCs/>
       </w:rPr>
     </w:tblStylePr>
     <w:tblStylePr w:type="lastCol">
       <w:rPr>
+        <w:rFonts w:eastAsia="黑体"/>
         <w:b/>
         <w:bCs/>
       </w:rPr>
@@ -14187,6 +14808,7 @@
       <w:spacing w:after="0" w:line="240" w:lineRule="auto"/>
     </w:pPr>
     <w:rPr>
+      <w:rFonts w:eastAsia="黑体"/>
       <w:color w:themeColor="text1" w:val="000000"/>
     </w:rPr>
     <w:tblPr>
@@ -14205,6 +14827,7 @@
     </w:tcPr>
     <w:tblStylePr w:type="firstRow">
       <w:rPr>
+        <w:rFonts w:eastAsia="黑体"/>
         <w:b/>
         <w:bCs/>
         <w:color w:themeColor="background1" w:val="FFFFFF"/>
@@ -14219,6 +14842,7 @@
     </w:tblStylePr>
     <w:tblStylePr w:type="lastRow">
       <w:rPr>
+        <w:rFonts w:eastAsia="黑体"/>
         <w:b/>
         <w:bCs/>
         <w:color w:themeColor="accent5" w:themeShade="CC" w:val="348DA5"/>
@@ -14233,12 +14857,14 @@
     </w:tblStylePr>
     <w:tblStylePr w:type="firstCol">
       <w:rPr>
+        <w:rFonts w:eastAsia="黑体"/>
         <w:b/>
         <w:bCs/>
       </w:rPr>
     </w:tblStylePr>
     <w:tblStylePr w:type="lastCol">
       <w:rPr>
+        <w:rFonts w:eastAsia="黑体"/>
         <w:b/>
         <w:bCs/>
       </w:rPr>
@@ -14273,6 +14899,7 @@
       <w:spacing w:after="0" w:line="240" w:lineRule="auto"/>
     </w:pPr>
     <w:rPr>
+      <w:rFonts w:eastAsia="黑体"/>
       <w:color w:themeColor="text1" w:val="000000"/>
     </w:rPr>
     <w:tblPr>
@@ -14294,6 +14921,7 @@
     </w:tcPr>
     <w:tblStylePr w:type="firstRow">
       <w:rPr>
+        <w:rFonts w:eastAsia="黑体"/>
         <w:b/>
         <w:bCs/>
       </w:rPr>
@@ -14304,6 +14932,7 @@
     </w:tblStylePr>
     <w:tblStylePr w:type="lastRow">
       <w:rPr>
+        <w:rFonts w:eastAsia="黑体"/>
         <w:b/>
         <w:bCs/>
         <w:color w:themeColor="text1" w:val="000000"/>
@@ -14315,6 +14944,7 @@
     </w:tblStylePr>
     <w:tblStylePr w:type="firstCol">
       <w:rPr>
+        <w:rFonts w:eastAsia="黑体"/>
         <w:color w:themeColor="background1" w:val="FFFFFF"/>
       </w:rPr>
       <w:tblPr/>
@@ -14324,6 +14954,7 @@
     </w:tblStylePr>
     <w:tblStylePr w:type="lastCol">
       <w:rPr>
+        <w:rFonts w:eastAsia="黑体"/>
         <w:color w:themeColor="background1" w:val="FFFFFF"/>
       </w:rPr>
       <w:tblPr/>
@@ -14353,6 +14984,7 @@
       <w:spacing w:after="0" w:line="240" w:lineRule="auto"/>
     </w:pPr>
     <w:rPr>
+      <w:rFonts w:eastAsia="黑体"/>
       <w:color w:themeColor="text1" w:val="000000"/>
     </w:rPr>
     <w:tblPr>
@@ -14374,6 +15006,7 @@
     </w:tcPr>
     <w:tblStylePr w:type="firstRow">
       <w:rPr>
+        <w:rFonts w:eastAsia="黑体"/>
         <w:b/>
         <w:bCs/>
       </w:rPr>
@@ -14384,6 +15017,7 @@
     </w:tblStylePr>
     <w:tblStylePr w:type="lastRow">
       <w:rPr>
+        <w:rFonts w:eastAsia="黑体"/>
         <w:b/>
         <w:bCs/>
         <w:color w:themeColor="text1" w:val="000000"/>
@@ -14395,6 +15029,7 @@
     </w:tblStylePr>
     <w:tblStylePr w:type="firstCol">
       <w:rPr>
+        <w:rFonts w:eastAsia="黑体"/>
         <w:color w:themeColor="background1" w:val="FFFFFF"/>
       </w:rPr>
       <w:tblPr/>
@@ -14404,6 +15039,7 @@
     </w:tblStylePr>
     <w:tblStylePr w:type="lastCol">
       <w:rPr>
+        <w:rFonts w:eastAsia="黑体"/>
         <w:color w:themeColor="background1" w:val="FFFFFF"/>
       </w:rPr>
       <w:tblPr/>
@@ -14433,6 +15069,7 @@
       <w:spacing w:after="0" w:line="240" w:lineRule="auto"/>
     </w:pPr>
     <w:rPr>
+      <w:rFonts w:eastAsia="黑体"/>
       <w:color w:themeColor="text1" w:val="000000"/>
     </w:rPr>
     <w:tblPr>
@@ -14454,6 +15091,7 @@
     </w:tcPr>
     <w:tblStylePr w:type="firstRow">
       <w:rPr>
+        <w:rFonts w:eastAsia="黑体"/>
         <w:b/>
         <w:bCs/>
       </w:rPr>
@@ -14464,6 +15102,7 @@
     </w:tblStylePr>
     <w:tblStylePr w:type="lastRow">
       <w:rPr>
+        <w:rFonts w:eastAsia="黑体"/>
         <w:b/>
         <w:bCs/>
         <w:color w:themeColor="text1" w:val="000000"/>
@@ -14475,6 +15114,7 @@
     </w:tblStylePr>
     <w:tblStylePr w:type="firstCol">
       <w:rPr>
+        <w:rFonts w:eastAsia="黑体"/>
         <w:color w:themeColor="background1" w:val="FFFFFF"/>
       </w:rPr>
       <w:tblPr/>
@@ -14484,6 +15124,7 @@
     </w:tblStylePr>
     <w:tblStylePr w:type="lastCol">
       <w:rPr>
+        <w:rFonts w:eastAsia="黑体"/>
         <w:color w:themeColor="background1" w:val="FFFFFF"/>
       </w:rPr>
       <w:tblPr/>
@@ -14513,6 +15154,7 @@
       <w:spacing w:after="0" w:line="240" w:lineRule="auto"/>
     </w:pPr>
     <w:rPr>
+      <w:rFonts w:eastAsia="黑体"/>
       <w:color w:themeColor="text1" w:val="000000"/>
     </w:rPr>
     <w:tblPr>
@@ -14534,6 +15176,7 @@
     </w:tcPr>
     <w:tblStylePr w:type="firstRow">
       <w:rPr>
+        <w:rFonts w:eastAsia="黑体"/>
         <w:b/>
         <w:bCs/>
       </w:rPr>
@@ -14544,6 +15187,7 @@
     </w:tblStylePr>
     <w:tblStylePr w:type="lastRow">
       <w:rPr>
+        <w:rFonts w:eastAsia="黑体"/>
         <w:b/>
         <w:bCs/>
         <w:color w:themeColor="text1" w:val="000000"/>
@@ -14555,6 +15199,7 @@
     </w:tblStylePr>
     <w:tblStylePr w:type="firstCol">
       <w:rPr>
+        <w:rFonts w:eastAsia="黑体"/>
         <w:color w:themeColor="background1" w:val="FFFFFF"/>
       </w:rPr>
       <w:tblPr/>
@@ -14564,6 +15209,7 @@
     </w:tblStylePr>
     <w:tblStylePr w:type="lastCol">
       <w:rPr>
+        <w:rFonts w:eastAsia="黑体"/>
         <w:color w:themeColor="background1" w:val="FFFFFF"/>
       </w:rPr>
       <w:tblPr/>
@@ -14593,6 +15239,7 @@
       <w:spacing w:after="0" w:line="240" w:lineRule="auto"/>
     </w:pPr>
     <w:rPr>
+      <w:rFonts w:eastAsia="黑体"/>
       <w:color w:themeColor="text1" w:val="000000"/>
     </w:rPr>
     <w:tblPr>
@@ -14614,6 +15261,7 @@
     </w:tcPr>
     <w:tblStylePr w:type="firstRow">
       <w:rPr>
+        <w:rFonts w:eastAsia="黑体"/>
         <w:b/>
         <w:bCs/>
       </w:rPr>
@@ -14624,6 +15272,7 @@
     </w:tblStylePr>
     <w:tblStylePr w:type="lastRow">
       <w:rPr>
+        <w:rFonts w:eastAsia="黑体"/>
         <w:b/>
         <w:bCs/>
         <w:color w:themeColor="text1" w:val="000000"/>
@@ -14635,6 +15284,7 @@
     </w:tblStylePr>
     <w:tblStylePr w:type="firstCol">
       <w:rPr>
+        <w:rFonts w:eastAsia="黑体"/>
         <w:color w:themeColor="background1" w:val="FFFFFF"/>
       </w:rPr>
       <w:tblPr/>
@@ -14644,6 +15294,7 @@
     </w:tblStylePr>
     <w:tblStylePr w:type="lastCol">
       <w:rPr>
+        <w:rFonts w:eastAsia="黑体"/>
         <w:color w:themeColor="background1" w:val="FFFFFF"/>
       </w:rPr>
       <w:tblPr/>
@@ -14673,6 +15324,7 @@
       <w:spacing w:after="0" w:line="240" w:lineRule="auto"/>
     </w:pPr>
     <w:rPr>
+      <w:rFonts w:eastAsia="黑体"/>
       <w:color w:themeColor="text1" w:val="000000"/>
     </w:rPr>
     <w:tblPr>
@@ -14694,6 +15346,7 @@
     </w:tcPr>
     <w:tblStylePr w:type="firstRow">
       <w:rPr>
+        <w:rFonts w:eastAsia="黑体"/>
         <w:b/>
         <w:bCs/>
       </w:rPr>
@@ -14704,6 +15357,7 @@
     </w:tblStylePr>
     <w:tblStylePr w:type="lastRow">
       <w:rPr>
+        <w:rFonts w:eastAsia="黑体"/>
         <w:b/>
         <w:bCs/>
         <w:color w:themeColor="text1" w:val="000000"/>
@@ -14715,6 +15369,7 @@
     </w:tblStylePr>
     <w:tblStylePr w:type="firstCol">
       <w:rPr>
+        <w:rFonts w:eastAsia="黑体"/>
         <w:color w:themeColor="background1" w:val="FFFFFF"/>
       </w:rPr>
       <w:tblPr/>
@@ -14724,6 +15379,7 @@
     </w:tblStylePr>
     <w:tblStylePr w:type="lastCol">
       <w:rPr>
+        <w:rFonts w:eastAsia="黑体"/>
         <w:color w:themeColor="background1" w:val="FFFFFF"/>
       </w:rPr>
       <w:tblPr/>
@@ -14753,6 +15409,7 @@
       <w:spacing w:after="0" w:line="240" w:lineRule="auto"/>
     </w:pPr>
     <w:rPr>
+      <w:rFonts w:eastAsia="黑体"/>
       <w:color w:themeColor="text1" w:val="000000"/>
     </w:rPr>
     <w:tblPr>
@@ -14774,6 +15431,7 @@
     </w:tcPr>
     <w:tblStylePr w:type="firstRow">
       <w:rPr>
+        <w:rFonts w:eastAsia="黑体"/>
         <w:b/>
         <w:bCs/>
       </w:rPr>
@@ -14784,6 +15442,7 @@
     </w:tblStylePr>
     <w:tblStylePr w:type="lastRow">
       <w:rPr>
+        <w:rFonts w:eastAsia="黑体"/>
         <w:b/>
         <w:bCs/>
         <w:color w:themeColor="text1" w:val="000000"/>
@@ -14795,6 +15454,7 @@
     </w:tblStylePr>
     <w:tblStylePr w:type="firstCol">
       <w:rPr>
+        <w:rFonts w:eastAsia="黑体"/>
         <w:color w:themeColor="background1" w:val="FFFFFF"/>
       </w:rPr>
       <w:tblPr/>
@@ -14804,6 +15464,7 @@
     </w:tblStylePr>
     <w:tblStylePr w:type="lastCol">
       <w:rPr>
+        <w:rFonts w:eastAsia="黑体"/>
         <w:color w:themeColor="background1" w:val="FFFFFF"/>
       </w:rPr>
       <w:tblPr/>
@@ -14836,6 +15497,7 @@
     <w:name w:val="KeywordTok"/>
     <w:basedOn w:val="VerbatimChar"/>
     <w:rPr>
+      <w:rFonts w:eastAsia="黑体"/>
       <w:b/>
       <w:color w:val="007020"/>
     </w:rPr>
@@ -14844,6 +15506,7 @@
     <w:name w:val="DataTypeTok"/>
     <w:basedOn w:val="VerbatimChar"/>
     <w:rPr>
+      <w:rFonts w:eastAsia="黑体"/>
       <w:color w:val="902000"/>
     </w:rPr>
   </w:style>
@@ -14851,6 +15514,7 @@
     <w:name w:val="DecValTok"/>
     <w:basedOn w:val="VerbatimChar"/>
     <w:rPr>
+      <w:rFonts w:eastAsia="黑体"/>
       <w:color w:val="40a070"/>
     </w:rPr>
   </w:style>
@@ -14858,6 +15522,7 @@
     <w:name w:val="BaseNTok"/>
     <w:basedOn w:val="VerbatimChar"/>
     <w:rPr>
+      <w:rFonts w:eastAsia="黑体"/>
       <w:color w:val="40a070"/>
     </w:rPr>
   </w:style>
@@ -14865,6 +15530,7 @@
     <w:name w:val="FloatTok"/>
     <w:basedOn w:val="VerbatimChar"/>
     <w:rPr>
+      <w:rFonts w:eastAsia="黑体"/>
       <w:color w:val="40a070"/>
     </w:rPr>
   </w:style>
@@ -14872,6 +15538,7 @@
     <w:name w:val="ConstantTok"/>
     <w:basedOn w:val="VerbatimChar"/>
     <w:rPr>
+      <w:rFonts w:eastAsia="黑体"/>
       <w:color w:val="880000"/>
     </w:rPr>
   </w:style>
@@ -14879,6 +15546,7 @@
     <w:name w:val="CharTok"/>
     <w:basedOn w:val="VerbatimChar"/>
     <w:rPr>
+      <w:rFonts w:eastAsia="黑体"/>
       <w:color w:val="4070a0"/>
     </w:rPr>
   </w:style>
@@ -14886,6 +15554,7 @@
     <w:name w:val="SpecialCharTok"/>
     <w:basedOn w:val="VerbatimChar"/>
     <w:rPr>
+      <w:rFonts w:eastAsia="黑体"/>
       <w:color w:val="4070a0"/>
     </w:rPr>
   </w:style>
@@ -14893,6 +15562,7 @@
     <w:name w:val="StringTok"/>
     <w:basedOn w:val="VerbatimChar"/>
     <w:rPr>
+      <w:rFonts w:eastAsia="黑体"/>
       <w:color w:val="4070a0"/>
     </w:rPr>
   </w:style>
@@ -14900,6 +15570,7 @@
     <w:name w:val="VerbatimStringTok"/>
     <w:basedOn w:val="VerbatimChar"/>
     <w:rPr>
+      <w:rFonts w:eastAsia="黑体"/>
       <w:color w:val="4070a0"/>
     </w:rPr>
   </w:style>
@@ -14907,6 +15578,7 @@
     <w:name w:val="SpecialStringTok"/>
     <w:basedOn w:val="VerbatimChar"/>
     <w:rPr>
+      <w:rFonts w:eastAsia="黑体"/>
       <w:color w:val="bb6688"/>
     </w:rPr>
   </w:style>
@@ -14914,6 +15586,7 @@
     <w:name w:val="ImportTok"/>
     <w:basedOn w:val="VerbatimChar"/>
     <w:rPr>
+      <w:rFonts w:eastAsia="黑体"/>
       <w:b/>
       <w:color w:val="008000"/>
     </w:rPr>
@@ -14922,6 +15595,7 @@
     <w:name w:val="CommentTok"/>
     <w:basedOn w:val="VerbatimChar"/>
     <w:rPr>
+      <w:rFonts w:eastAsia="黑体"/>
       <w:i/>
       <w:color w:val="60a0b0"/>
     </w:rPr>
@@ -14930,6 +15604,7 @@
     <w:name w:val="DocumentationTok"/>
     <w:basedOn w:val="VerbatimChar"/>
     <w:rPr>
+      <w:rFonts w:eastAsia="黑体"/>
       <w:i/>
       <w:color w:val="ba2121"/>
     </w:rPr>
@@ -14938,6 +15613,7 @@
     <w:name w:val="AnnotationTok"/>
     <w:basedOn w:val="VerbatimChar"/>
     <w:rPr>
+      <w:rFonts w:eastAsia="黑体"/>
       <w:b/>
       <w:i/>
       <w:color w:val="60a0b0"/>
@@ -14947,6 +15623,7 @@
     <w:name w:val="CommentVarTok"/>
     <w:basedOn w:val="VerbatimChar"/>
     <w:rPr>
+      <w:rFonts w:eastAsia="黑体"/>
       <w:b/>
       <w:i/>
       <w:color w:val="60a0b0"/>
@@ -14956,6 +15633,7 @@
     <w:name w:val="OtherTok"/>
     <w:basedOn w:val="VerbatimChar"/>
     <w:rPr>
+      <w:rFonts w:eastAsia="黑体"/>
       <w:color w:val="007020"/>
     </w:rPr>
   </w:style>
@@ -14963,6 +15641,7 @@
     <w:name w:val="FunctionTok"/>
     <w:basedOn w:val="VerbatimChar"/>
     <w:rPr>
+      <w:rFonts w:eastAsia="黑体"/>
       <w:color w:val="06287e"/>
     </w:rPr>
   </w:style>
@@ -14970,6 +15649,7 @@
     <w:name w:val="VariableTok"/>
     <w:basedOn w:val="VerbatimChar"/>
     <w:rPr>
+      <w:rFonts w:eastAsia="黑体"/>
       <w:color w:val="19177c"/>
     </w:rPr>
   </w:style>
@@ -14977,6 +15657,7 @@
     <w:name w:val="ControlFlowTok"/>
     <w:basedOn w:val="VerbatimChar"/>
     <w:rPr>
+      <w:rFonts w:eastAsia="黑体"/>
       <w:b/>
       <w:color w:val="007020"/>
     </w:rPr>
@@ -14985,6 +15666,7 @@
     <w:name w:val="OperatorTok"/>
     <w:basedOn w:val="VerbatimChar"/>
     <w:rPr>
+      <w:rFonts w:eastAsia="黑体"/>
       <w:color w:val="666666"/>
     </w:rPr>
   </w:style>
@@ -14992,18 +15674,22 @@
     <w:name w:val="BuiltInTok"/>
     <w:basedOn w:val="VerbatimChar"/>
     <w:rPr>
+      <w:rFonts w:eastAsia="黑体"/>
       <w:color w:val="008000"/>
     </w:rPr>
   </w:style>
   <w:style w:type="character" w:customStyle="1" w:styleId="ExtensionTok">
     <w:name w:val="ExtensionTok"/>
     <w:basedOn w:val="VerbatimChar"/>
-    <w:rPr/>
+    <w:rPr>
+      <w:rFonts w:eastAsia="黑体"/>
+    </w:rPr>
   </w:style>
   <w:style w:type="character" w:customStyle="1" w:styleId="PreprocessorTok">
     <w:name w:val="PreprocessorTok"/>
     <w:basedOn w:val="VerbatimChar"/>
     <w:rPr>
+      <w:rFonts w:eastAsia="黑体"/>
       <w:color w:val="bc7a00"/>
     </w:rPr>
   </w:style>
@@ -15011,18 +15697,22 @@
     <w:name w:val="AttributeTok"/>
     <w:basedOn w:val="VerbatimChar"/>
     <w:rPr>
+      <w:rFonts w:eastAsia="黑体"/>
       <w:color w:val="7d9029"/>
     </w:rPr>
   </w:style>
   <w:style w:type="character" w:customStyle="1" w:styleId="RegionMarkerTok">
     <w:name w:val="RegionMarkerTok"/>
     <w:basedOn w:val="VerbatimChar"/>
-    <w:rPr/>
+    <w:rPr>
+      <w:rFonts w:eastAsia="黑体"/>
+    </w:rPr>
   </w:style>
   <w:style w:type="character" w:customStyle="1" w:styleId="InformationTok">
     <w:name w:val="InformationTok"/>
     <w:basedOn w:val="VerbatimChar"/>
     <w:rPr>
+      <w:rFonts w:eastAsia="黑体"/>
       <w:b/>
       <w:i/>
       <w:color w:val="60a0b0"/>
@@ -15032,6 +15722,7 @@
     <w:name w:val="WarningTok"/>
     <w:basedOn w:val="VerbatimChar"/>
     <w:rPr>
+      <w:rFonts w:eastAsia="黑体"/>
       <w:b/>
       <w:i/>
       <w:color w:val="60a0b0"/>
@@ -15041,6 +15732,7 @@
     <w:name w:val="AlertTok"/>
     <w:basedOn w:val="VerbatimChar"/>
     <w:rPr>
+      <w:rFonts w:eastAsia="黑体"/>
       <w:b/>
       <w:color w:val="ff0000"/>
     </w:rPr>
@@ -15049,6 +15741,7 @@
     <w:name w:val="ErrorTok"/>
     <w:basedOn w:val="VerbatimChar"/>
     <w:rPr>
+      <w:rFonts w:eastAsia="黑体"/>
       <w:b/>
       <w:color w:val="ff0000"/>
     </w:rPr>
@@ -15056,7 +15749,9 @@
   <w:style w:type="character" w:customStyle="1" w:styleId="NormalTok">
     <w:name w:val="NormalTok"/>
     <w:basedOn w:val="VerbatimChar"/>
-    <w:rPr/>
+    <w:rPr>
+      <w:rFonts w:eastAsia="黑体"/>
+    </w:rPr>
   </w:style>
 </w:styles>
 </file>
@@ -15105,12 +15800,12 @@
     <a:fontScheme name="Office">
       <a:majorFont>
         <a:latin typeface="Calibri"/>
-        <a:ea typeface=""/>
+        <a:ea typeface="黑体"/>
         <a:cs typeface=""/>
         <a:font script="Jpan" typeface="ＭＳ ゴシック"/>
         <a:font script="Hang" typeface="맑은 고딕"/>
-        <a:font script="Hans" typeface="宋体"/>
-        <a:font script="Hant" typeface="新細明體"/>
+        <a:font script="Hans" typeface="黑体"/>
+        <a:font script="Hant" typeface="黑体"/>
         <a:font script="Arab" typeface="Times New Roman"/>
         <a:font script="Hebr" typeface="Times New Roman"/>
         <a:font script="Thai" typeface="Angsana New"/>
@@ -15140,12 +15835,12 @@
       </a:majorFont>
       <a:minorFont>
         <a:latin typeface="Cambria"/>
-        <a:ea typeface=""/>
+        <a:ea typeface="黑体"/>
         <a:cs typeface=""/>
         <a:font script="Jpan" typeface="ＭＳ 明朝"/>
         <a:font script="Hang" typeface="맑은 고딕"/>
-        <a:font script="Hans" typeface="宋体"/>
-        <a:font script="Hant" typeface="新細明體"/>
+        <a:font script="Hans" typeface="黑体"/>
+        <a:font script="Hant" typeface="黑体"/>
         <a:font script="Arab" typeface="Arial"/>
         <a:font script="Hebr" typeface="Arial"/>
         <a:font script="Thai" typeface="Cordia New"/>

--- a/10-保护电路/04-ESD及浪涌保护/雷击浪涌保护电路/雷击浪涌保护电路.docx
+++ b/10-保护电路/04-ESD及浪涌保护/雷击浪涌保护电路/雷击浪涌保护电路.docx
@@ -2729,7 +2729,7 @@
           <w:color w:val="555555"/>
           <w:sz w:val="21"/>
         </w:rPr>
-        <w:t>材料收集者：杜文杰，WX手机：19519196569，QQ:3478827729</w:t>
+        <w:t>材料收集者：杜文杰，微信/手机：19519196569，QQ:3478827729</w:t>
       </w:r>
     </w:p>
     <w:sectPr>
